--- a/public/labs/pmzi/pz-23/ЛР5_ПМЗІ_Реалізація_алгоритму_DES.docx
+++ b/public/labs/pmzi/pz-23/ЛР5_ПМЗІ_Реалізація_алгоритму_DES.docx
@@ -272,326 +272,324 @@
     <w:p>
       <w:pPr>
         <w:pStyle w:val="SourceCode"/>
-      </w:pPr>
-      <w:r>
-        <w:rPr>
-          <w:rStyle w:val="VerbatimChar"/>
-        </w:rPr>
+        <w:spacing w:before="120" w:after="0" w:line="200" w:lineRule="auto"/>
+      </w:pPr>
+      <w:r>
         <w:t xml:space="preserve">┌───────────────────────────────────────────────────────────────────────┐</w:t>
       </w:r>
-      <w:r>
-        <w:br/>
-      </w:r>
-      <w:r>
-        <w:rPr>
-          <w:rStyle w:val="VerbatimChar"/>
-        </w:rPr>
+    </w:p>
+    <w:p>
+      <w:pPr>
+        <w:pStyle w:val="SourceCode"/>
+        <w:spacing w:before="0" w:after="0" w:line="200" w:lineRule="auto"/>
+      </w:pPr>
+      <w:r>
         <w:t xml:space="preserve">│                      СТРУКТУРА АЛГОРИТМУ DES                          │</w:t>
       </w:r>
-      <w:r>
-        <w:br/>
-      </w:r>
-      <w:r>
-        <w:rPr>
-          <w:rStyle w:val="VerbatimChar"/>
-        </w:rPr>
+    </w:p>
+    <w:p>
+      <w:pPr>
+        <w:pStyle w:val="SourceCode"/>
+        <w:spacing w:before="0" w:after="0" w:line="200" w:lineRule="auto"/>
+      </w:pPr>
+      <w:r>
         <w:t xml:space="preserve">├───────────────────────────────────────────────────────────────────────┤</w:t>
       </w:r>
-      <w:r>
-        <w:br/>
-      </w:r>
-      <w:r>
-        <w:rPr>
-          <w:rStyle w:val="VerbatimChar"/>
-        </w:rPr>
+    </w:p>
+    <w:p>
+      <w:pPr>
+        <w:pStyle w:val="SourceCode"/>
+        <w:spacing w:before="0" w:after="0" w:line="200" w:lineRule="auto"/>
+      </w:pPr>
+      <w:r>
         <w:t xml:space="preserve">│                                                                       │</w:t>
       </w:r>
-      <w:r>
-        <w:br/>
-      </w:r>
-      <w:r>
-        <w:rPr>
-          <w:rStyle w:val="VerbatimChar"/>
-        </w:rPr>
+    </w:p>
+    <w:p>
+      <w:pPr>
+        <w:pStyle w:val="SourceCode"/>
+        <w:spacing w:before="0" w:after="0" w:line="200" w:lineRule="auto"/>
+      </w:pPr>
+      <w:r>
         <w:t xml:space="preserve">│  Відкритий текст (64 біти)                                            │</w:t>
       </w:r>
-      <w:r>
-        <w:br/>
-      </w:r>
-      <w:r>
-        <w:rPr>
-          <w:rStyle w:val="VerbatimChar"/>
-        </w:rPr>
+    </w:p>
+    <w:p>
+      <w:pPr>
+        <w:pStyle w:val="SourceCode"/>
+        <w:spacing w:before="0" w:after="0" w:line="200" w:lineRule="auto"/>
+      </w:pPr>
+      <w:r>
         <w:t xml:space="preserve">│           │                                                           │</w:t>
       </w:r>
-      <w:r>
-        <w:br/>
-      </w:r>
-      <w:r>
-        <w:rPr>
-          <w:rStyle w:val="VerbatimChar"/>
-        </w:rPr>
+    </w:p>
+    <w:p>
+      <w:pPr>
+        <w:pStyle w:val="SourceCode"/>
+        <w:spacing w:before="0" w:after="0" w:line="200" w:lineRule="auto"/>
+      </w:pPr>
+      <w:r>
         <w:t xml:space="preserve">│           ▼                                                           │</w:t>
       </w:r>
-      <w:r>
-        <w:br/>
-      </w:r>
-      <w:r>
-        <w:rPr>
-          <w:rStyle w:val="VerbatimChar"/>
-        </w:rPr>
+    </w:p>
+    <w:p>
+      <w:pPr>
+        <w:pStyle w:val="SourceCode"/>
+        <w:spacing w:before="0" w:after="0" w:line="200" w:lineRule="auto"/>
+      </w:pPr>
+      <w:r>
         <w:t xml:space="preserve">│  ┌─────────────────┐                                                  │</w:t>
       </w:r>
-      <w:r>
-        <w:br/>
-      </w:r>
-      <w:r>
-        <w:rPr>
-          <w:rStyle w:val="VerbatimChar"/>
-        </w:rPr>
+    </w:p>
+    <w:p>
+      <w:pPr>
+        <w:pStyle w:val="SourceCode"/>
+        <w:spacing w:before="0" w:after="0" w:line="200" w:lineRule="auto"/>
+      </w:pPr>
+      <w:r>
         <w:t xml:space="preserve">│  │ IP (початкова   │                                                  │</w:t>
       </w:r>
-      <w:r>
-        <w:br/>
-      </w:r>
-      <w:r>
-        <w:rPr>
-          <w:rStyle w:val="VerbatimChar"/>
-        </w:rPr>
+    </w:p>
+    <w:p>
+      <w:pPr>
+        <w:pStyle w:val="SourceCode"/>
+        <w:spacing w:before="0" w:after="0" w:line="200" w:lineRule="auto"/>
+      </w:pPr>
+      <w:r>
         <w:t xml:space="preserve">│  │ перестановка)   │                                                  │</w:t>
       </w:r>
-      <w:r>
-        <w:br/>
-      </w:r>
-      <w:r>
-        <w:rPr>
-          <w:rStyle w:val="VerbatimChar"/>
-        </w:rPr>
+    </w:p>
+    <w:p>
+      <w:pPr>
+        <w:pStyle w:val="SourceCode"/>
+        <w:spacing w:before="0" w:after="0" w:line="200" w:lineRule="auto"/>
+      </w:pPr>
+      <w:r>
         <w:t xml:space="preserve">│  └────────┬────────┘                                                  │</w:t>
       </w:r>
-      <w:r>
-        <w:br/>
-      </w:r>
-      <w:r>
-        <w:rPr>
-          <w:rStyle w:val="VerbatimChar"/>
-        </w:rPr>
+    </w:p>
+    <w:p>
+      <w:pPr>
+        <w:pStyle w:val="SourceCode"/>
+        <w:spacing w:before="0" w:after="0" w:line="200" w:lineRule="auto"/>
+      </w:pPr>
+      <w:r>
         <w:t xml:space="preserve">│           │                                                           │</w:t>
       </w:r>
-      <w:r>
-        <w:br/>
-      </w:r>
-      <w:r>
-        <w:rPr>
-          <w:rStyle w:val="VerbatimChar"/>
-        </w:rPr>
+    </w:p>
+    <w:p>
+      <w:pPr>
+        <w:pStyle w:val="SourceCode"/>
+        <w:spacing w:before="0" w:after="0" w:line="200" w:lineRule="auto"/>
+      </w:pPr>
+      <w:r>
         <w:t xml:space="preserve">│           ▼                                                           │</w:t>
       </w:r>
-      <w:r>
-        <w:br/>
-      </w:r>
-      <w:r>
-        <w:rPr>
-          <w:rStyle w:val="VerbatimChar"/>
-        </w:rPr>
+    </w:p>
+    <w:p>
+      <w:pPr>
+        <w:pStyle w:val="SourceCode"/>
+        <w:spacing w:before="0" w:after="0" w:line="200" w:lineRule="auto"/>
+      </w:pPr>
+      <w:r>
         <w:t xml:space="preserve">│  ┌─────────────────┐     ┌─────────────────┐                          │</w:t>
       </w:r>
-      <w:r>
-        <w:br/>
-      </w:r>
-      <w:r>
-        <w:rPr>
-          <w:rStyle w:val="VerbatimChar"/>
-        </w:rPr>
+    </w:p>
+    <w:p>
+      <w:pPr>
+        <w:pStyle w:val="SourceCode"/>
+        <w:spacing w:before="0" w:after="0" w:line="200" w:lineRule="auto"/>
+      </w:pPr>
+      <w:r>
         <w:t xml:space="preserve">│  │  L₀  │   R₀    │ ◄── │  Генерація      │ ◄── Ключ (64 біти)        │</w:t>
       </w:r>
-      <w:r>
-        <w:br/>
-      </w:r>
-      <w:r>
-        <w:rPr>
-          <w:rStyle w:val="VerbatimChar"/>
-        </w:rPr>
+    </w:p>
+    <w:p>
+      <w:pPr>
+        <w:pStyle w:val="SourceCode"/>
+        <w:spacing w:before="0" w:after="0" w:line="200" w:lineRule="auto"/>
+      </w:pPr>
+      <w:r>
         <w:t xml:space="preserve">│  │ 32б  │  32б    │     │  підключів K₁-K₁₆│                          │</w:t>
       </w:r>
-      <w:r>
-        <w:br/>
-      </w:r>
-      <w:r>
-        <w:rPr>
-          <w:rStyle w:val="VerbatimChar"/>
-        </w:rPr>
+    </w:p>
+    <w:p>
+      <w:pPr>
+        <w:pStyle w:val="SourceCode"/>
+        <w:spacing w:before="0" w:after="0" w:line="200" w:lineRule="auto"/>
+      </w:pPr>
+      <w:r>
         <w:t xml:space="preserve">│  └──┬───────┬─────┘     └─────────────────┘                           │</w:t>
       </w:r>
-      <w:r>
-        <w:br/>
-      </w:r>
-      <w:r>
-        <w:rPr>
-          <w:rStyle w:val="VerbatimChar"/>
-        </w:rPr>
+    </w:p>
+    <w:p>
+      <w:pPr>
+        <w:pStyle w:val="SourceCode"/>
+        <w:spacing w:before="0" w:after="0" w:line="200" w:lineRule="auto"/>
+      </w:pPr>
+      <w:r>
         <w:t xml:space="preserve">│     │       │                                                         │</w:t>
       </w:r>
-      <w:r>
-        <w:br/>
-      </w:r>
-      <w:r>
-        <w:rPr>
-          <w:rStyle w:val="VerbatimChar"/>
-        </w:rPr>
+    </w:p>
+    <w:p>
+      <w:pPr>
+        <w:pStyle w:val="SourceCode"/>
+        <w:spacing w:before="0" w:after="0" w:line="200" w:lineRule="auto"/>
+      </w:pPr>
+      <w:r>
         <w:t xml:space="preserve">│     │   ┌───▼───┐                                                     │</w:t>
       </w:r>
-      <w:r>
-        <w:br/>
-      </w:r>
-      <w:r>
-        <w:rPr>
-          <w:rStyle w:val="VerbatimChar"/>
-        </w:rPr>
+    </w:p>
+    <w:p>
+      <w:pPr>
+        <w:pStyle w:val="SourceCode"/>
+        <w:spacing w:before="0" w:after="0" w:line="200" w:lineRule="auto"/>
+      </w:pPr>
+      <w:r>
         <w:t xml:space="preserve">│     │   │ f(R,K)│ ◄── K₁                                              │</w:t>
       </w:r>
-      <w:r>
-        <w:br/>
-      </w:r>
-      <w:r>
-        <w:rPr>
-          <w:rStyle w:val="VerbatimChar"/>
-        </w:rPr>
+    </w:p>
+    <w:p>
+      <w:pPr>
+        <w:pStyle w:val="SourceCode"/>
+        <w:spacing w:before="0" w:after="0" w:line="200" w:lineRule="auto"/>
+      </w:pPr>
+      <w:r>
         <w:t xml:space="preserve">│     │   └───┬───┘                                                     │</w:t>
       </w:r>
-      <w:r>
-        <w:br/>
-      </w:r>
-      <w:r>
-        <w:rPr>
-          <w:rStyle w:val="VerbatimChar"/>
-        </w:rPr>
+    </w:p>
+    <w:p>
+      <w:pPr>
+        <w:pStyle w:val="SourceCode"/>
+        <w:spacing w:before="0" w:after="0" w:line="200" w:lineRule="auto"/>
+      </w:pPr>
+      <w:r>
         <w:t xml:space="preserve">│     └───XOR─┘                                                         │</w:t>
       </w:r>
-      <w:r>
-        <w:br/>
-      </w:r>
-      <w:r>
-        <w:rPr>
-          <w:rStyle w:val="VerbatimChar"/>
-        </w:rPr>
+    </w:p>
+    <w:p>
+      <w:pPr>
+        <w:pStyle w:val="SourceCode"/>
+        <w:spacing w:before="0" w:after="0" w:line="200" w:lineRule="auto"/>
+      </w:pPr>
+      <w:r>
         <w:t xml:space="preserve">│           │                                                           │</w:t>
       </w:r>
-      <w:r>
-        <w:br/>
-      </w:r>
-      <w:r>
-        <w:rPr>
-          <w:rStyle w:val="VerbatimChar"/>
-        </w:rPr>
+    </w:p>
+    <w:p>
+      <w:pPr>
+        <w:pStyle w:val="SourceCode"/>
+        <w:spacing w:before="0" w:after="0" w:line="200" w:lineRule="auto"/>
+      </w:pPr>
+      <w:r>
         <w:t xml:space="preserve">│           ▼                                                           │</w:t>
       </w:r>
-      <w:r>
-        <w:br/>
-      </w:r>
-      <w:r>
-        <w:rPr>
-          <w:rStyle w:val="VerbatimChar"/>
-        </w:rPr>
+    </w:p>
+    <w:p>
+      <w:pPr>
+        <w:pStyle w:val="SourceCode"/>
+        <w:spacing w:before="0" w:after="0" w:line="200" w:lineRule="auto"/>
+      </w:pPr>
+      <w:r>
         <w:t xml:space="preserve">│      ...16 раундів...                                                 │</w:t>
       </w:r>
-      <w:r>
-        <w:br/>
-      </w:r>
-      <w:r>
-        <w:rPr>
-          <w:rStyle w:val="VerbatimChar"/>
-        </w:rPr>
+    </w:p>
+    <w:p>
+      <w:pPr>
+        <w:pStyle w:val="SourceCode"/>
+        <w:spacing w:before="0" w:after="0" w:line="200" w:lineRule="auto"/>
+      </w:pPr>
+      <w:r>
         <w:t xml:space="preserve">│           │                                                           │</w:t>
       </w:r>
-      <w:r>
-        <w:br/>
-      </w:r>
-      <w:r>
-        <w:rPr>
-          <w:rStyle w:val="VerbatimChar"/>
-        </w:rPr>
+    </w:p>
+    <w:p>
+      <w:pPr>
+        <w:pStyle w:val="SourceCode"/>
+        <w:spacing w:before="0" w:after="0" w:line="200" w:lineRule="auto"/>
+      </w:pPr>
+      <w:r>
         <w:t xml:space="preserve">│           ▼                                                           │</w:t>
       </w:r>
-      <w:r>
-        <w:br/>
-      </w:r>
-      <w:r>
-        <w:rPr>
-          <w:rStyle w:val="VerbatimChar"/>
-        </w:rPr>
+    </w:p>
+    <w:p>
+      <w:pPr>
+        <w:pStyle w:val="SourceCode"/>
+        <w:spacing w:before="0" w:after="0" w:line="200" w:lineRule="auto"/>
+      </w:pPr>
+      <w:r>
         <w:t xml:space="preserve">│  ┌─────────────────┐                                                  │</w:t>
       </w:r>
-      <w:r>
-        <w:br/>
-      </w:r>
-      <w:r>
-        <w:rPr>
-          <w:rStyle w:val="VerbatimChar"/>
-        </w:rPr>
+    </w:p>
+    <w:p>
+      <w:pPr>
+        <w:pStyle w:val="SourceCode"/>
+        <w:spacing w:before="0" w:after="0" w:line="200" w:lineRule="auto"/>
+      </w:pPr>
+      <w:r>
         <w:t xml:space="preserve">│  │ IP⁻¹ (кінцева   │                                                  │</w:t>
       </w:r>
-      <w:r>
-        <w:br/>
-      </w:r>
-      <w:r>
-        <w:rPr>
-          <w:rStyle w:val="VerbatimChar"/>
-        </w:rPr>
+    </w:p>
+    <w:p>
+      <w:pPr>
+        <w:pStyle w:val="SourceCode"/>
+        <w:spacing w:before="0" w:after="0" w:line="200" w:lineRule="auto"/>
+      </w:pPr>
+      <w:r>
         <w:t xml:space="preserve">│  │ перестановка)   │                                                  │</w:t>
       </w:r>
-      <w:r>
-        <w:br/>
-      </w:r>
-      <w:r>
-        <w:rPr>
-          <w:rStyle w:val="VerbatimChar"/>
-        </w:rPr>
+    </w:p>
+    <w:p>
+      <w:pPr>
+        <w:pStyle w:val="SourceCode"/>
+        <w:spacing w:before="0" w:after="0" w:line="200" w:lineRule="auto"/>
+      </w:pPr>
+      <w:r>
         <w:t xml:space="preserve">│  └────────┬────────┘                                                  │</w:t>
       </w:r>
-      <w:r>
-        <w:br/>
-      </w:r>
-      <w:r>
-        <w:rPr>
-          <w:rStyle w:val="VerbatimChar"/>
-        </w:rPr>
+    </w:p>
+    <w:p>
+      <w:pPr>
+        <w:pStyle w:val="SourceCode"/>
+        <w:spacing w:before="0" w:after="0" w:line="200" w:lineRule="auto"/>
+      </w:pPr>
+      <w:r>
         <w:t xml:space="preserve">│           │                                                           │</w:t>
       </w:r>
-      <w:r>
-        <w:br/>
-      </w:r>
-      <w:r>
-        <w:rPr>
-          <w:rStyle w:val="VerbatimChar"/>
-        </w:rPr>
+    </w:p>
+    <w:p>
+      <w:pPr>
+        <w:pStyle w:val="SourceCode"/>
+        <w:spacing w:before="0" w:after="0" w:line="200" w:lineRule="auto"/>
+      </w:pPr>
+      <w:r>
         <w:t xml:space="preserve">│           ▼                                                           │</w:t>
       </w:r>
-      <w:r>
-        <w:br/>
-      </w:r>
-      <w:r>
-        <w:rPr>
-          <w:rStyle w:val="VerbatimChar"/>
-        </w:rPr>
+    </w:p>
+    <w:p>
+      <w:pPr>
+        <w:pStyle w:val="SourceCode"/>
+        <w:spacing w:before="0" w:after="0" w:line="200" w:lineRule="auto"/>
+      </w:pPr>
+      <w:r>
         <w:t xml:space="preserve">│  Шифротекст (64 біти)                                                 │</w:t>
       </w:r>
-      <w:r>
-        <w:br/>
-      </w:r>
-      <w:r>
-        <w:rPr>
-          <w:rStyle w:val="VerbatimChar"/>
-        </w:rPr>
+    </w:p>
+    <w:p>
+      <w:pPr>
+        <w:pStyle w:val="SourceCode"/>
+        <w:spacing w:before="0" w:after="0" w:line="200" w:lineRule="auto"/>
+      </w:pPr>
+      <w:r>
         <w:t xml:space="preserve">│                                                                       │</w:t>
       </w:r>
-      <w:r>
-        <w:br/>
-      </w:r>
-      <w:r>
-        <w:rPr>
-          <w:rStyle w:val="VerbatimChar"/>
-        </w:rPr>
+    </w:p>
+    <w:p>
+      <w:pPr>
+        <w:pStyle w:val="SourceCode"/>
+        <w:spacing w:before="0" w:after="120" w:line="200" w:lineRule="auto"/>
+      </w:pPr>
+      <w:r>
         <w:t xml:space="preserve">└───────────────────────────────────────────────────────────────────────┘</w:t>
       </w:r>
     </w:p>
@@ -616,245 +614,243 @@
     <w:p>
       <w:pPr>
         <w:pStyle w:val="SourceCode"/>
-      </w:pPr>
-      <w:r>
-        <w:rPr>
-          <w:rStyle w:val="VerbatimChar"/>
-        </w:rPr>
+        <w:spacing w:before="120" w:after="0" w:line="200" w:lineRule="auto"/>
+      </w:pPr>
+      <w:r>
         <w:t xml:space="preserve">┌───────────────────────────────────────────────────────────────────────┐</w:t>
       </w:r>
-      <w:r>
-        <w:br/>
-      </w:r>
-      <w:r>
-        <w:rPr>
-          <w:rStyle w:val="VerbatimChar"/>
-        </w:rPr>
+    </w:p>
+    <w:p>
+      <w:pPr>
+        <w:pStyle w:val="SourceCode"/>
+        <w:spacing w:before="0" w:after="0" w:line="200" w:lineRule="auto"/>
+      </w:pPr>
+      <w:r>
         <w:t xml:space="preserve">│                      РАУНД ФЕЙСТЕЛЯ                                   │</w:t>
       </w:r>
-      <w:r>
-        <w:br/>
-      </w:r>
-      <w:r>
-        <w:rPr>
-          <w:rStyle w:val="VerbatimChar"/>
-        </w:rPr>
+    </w:p>
+    <w:p>
+      <w:pPr>
+        <w:pStyle w:val="SourceCode"/>
+        <w:spacing w:before="0" w:after="0" w:line="200" w:lineRule="auto"/>
+      </w:pPr>
+      <w:r>
         <w:t xml:space="preserve">├───────────────────────────────────────────────────────────────────────┤</w:t>
       </w:r>
-      <w:r>
-        <w:br/>
-      </w:r>
-      <w:r>
-        <w:rPr>
-          <w:rStyle w:val="VerbatimChar"/>
-        </w:rPr>
+    </w:p>
+    <w:p>
+      <w:pPr>
+        <w:pStyle w:val="SourceCode"/>
+        <w:spacing w:before="0" w:after="0" w:line="200" w:lineRule="auto"/>
+      </w:pPr>
+      <w:r>
         <w:t xml:space="preserve">│                                                                       │</w:t>
       </w:r>
-      <w:r>
-        <w:br/>
-      </w:r>
-      <w:r>
-        <w:rPr>
-          <w:rStyle w:val="VerbatimChar"/>
-        </w:rPr>
+    </w:p>
+    <w:p>
+      <w:pPr>
+        <w:pStyle w:val="SourceCode"/>
+        <w:spacing w:before="0" w:after="0" w:line="200" w:lineRule="auto"/>
+      </w:pPr>
+      <w:r>
         <w:t xml:space="preserve">│       Lᵢ₋₁ (32 біти)          Rᵢ₋₁ (32 біти)                          │</w:t>
       </w:r>
-      <w:r>
-        <w:br/>
-      </w:r>
-      <w:r>
-        <w:rPr>
-          <w:rStyle w:val="VerbatimChar"/>
-        </w:rPr>
+    </w:p>
+    <w:p>
+      <w:pPr>
+        <w:pStyle w:val="SourceCode"/>
+        <w:spacing w:before="0" w:after="0" w:line="200" w:lineRule="auto"/>
+      </w:pPr>
+      <w:r>
         <w:t xml:space="preserve">│           │                                      │                    │</w:t>
       </w:r>
-      <w:r>
-        <w:br/>
-      </w:r>
-      <w:r>
-        <w:rPr>
-          <w:rStyle w:val="VerbatimChar"/>
-        </w:rPr>
+    </w:p>
+    <w:p>
+      <w:pPr>
+        <w:pStyle w:val="SourceCode"/>
+        <w:spacing w:before="0" w:after="0" w:line="200" w:lineRule="auto"/>
+      </w:pPr>
+      <w:r>
         <w:t xml:space="preserve">│           │                                      │                    │</w:t>
       </w:r>
-      <w:r>
-        <w:br/>
-      </w:r>
-      <w:r>
-        <w:rPr>
-          <w:rStyle w:val="VerbatimChar"/>
-        </w:rPr>
+    </w:p>
+    <w:p>
+      <w:pPr>
+        <w:pStyle w:val="SourceCode"/>
+        <w:spacing w:before="0" w:after="0" w:line="200" w:lineRule="auto"/>
+      </w:pPr>
+      <w:r>
         <w:t xml:space="preserve">│           │     ┌────────────────────────────────┤                    │</w:t>
       </w:r>
-      <w:r>
-        <w:br/>
-      </w:r>
-      <w:r>
-        <w:rPr>
-          <w:rStyle w:val="VerbatimChar"/>
-        </w:rPr>
+    </w:p>
+    <w:p>
+      <w:pPr>
+        <w:pStyle w:val="SourceCode"/>
+        <w:spacing w:before="0" w:after="0" w:line="200" w:lineRule="auto"/>
+      </w:pPr>
+      <w:r>
         <w:t xml:space="preserve">│           │     │                                │                    │</w:t>
       </w:r>
-      <w:r>
-        <w:br/>
-      </w:r>
-      <w:r>
-        <w:rPr>
-          <w:rStyle w:val="VerbatimChar"/>
-        </w:rPr>
+    </w:p>
+    <w:p>
+      <w:pPr>
+        <w:pStyle w:val="SourceCode"/>
+        <w:spacing w:before="0" w:after="0" w:line="200" w:lineRule="auto"/>
+      </w:pPr>
+      <w:r>
         <w:t xml:space="preserve">│           │     │    ┌─────────────▼─────────────┐                    │</w:t>
       </w:r>
-      <w:r>
-        <w:br/>
-      </w:r>
-      <w:r>
-        <w:rPr>
-          <w:rStyle w:val="VerbatimChar"/>
-        </w:rPr>
+    </w:p>
+    <w:p>
+      <w:pPr>
+        <w:pStyle w:val="SourceCode"/>
+        <w:spacing w:before="0" w:after="0" w:line="200" w:lineRule="auto"/>
+      </w:pPr>
+      <w:r>
         <w:t xml:space="preserve">│           │     │    │     f(Rᵢ₋₁, Kᵢ)          │ ◄── Kᵢ (48 біт)     │</w:t>
       </w:r>
-      <w:r>
-        <w:br/>
-      </w:r>
-      <w:r>
-        <w:rPr>
-          <w:rStyle w:val="VerbatimChar"/>
-        </w:rPr>
+    </w:p>
+    <w:p>
+      <w:pPr>
+        <w:pStyle w:val="SourceCode"/>
+        <w:spacing w:before="0" w:after="0" w:line="200" w:lineRule="auto"/>
+      </w:pPr>
+      <w:r>
         <w:t xml:space="preserve">│           │     │    └─────────────┬─────────────┘                    │</w:t>
       </w:r>
-      <w:r>
-        <w:br/>
-      </w:r>
-      <w:r>
-        <w:rPr>
-          <w:rStyle w:val="VerbatimChar"/>
-        </w:rPr>
+    </w:p>
+    <w:p>
+      <w:pPr>
+        <w:pStyle w:val="SourceCode"/>
+        <w:spacing w:before="0" w:after="0" w:line="200" w:lineRule="auto"/>
+      </w:pPr>
+      <w:r>
         <w:t xml:space="preserve">│           │     │                                │                    │</w:t>
       </w:r>
-      <w:r>
-        <w:br/>
-      </w:r>
-      <w:r>
-        <w:rPr>
-          <w:rStyle w:val="VerbatimChar"/>
-        </w:rPr>
+    </w:p>
+    <w:p>
+      <w:pPr>
+        <w:pStyle w:val="SourceCode"/>
+        <w:spacing w:before="0" w:after="0" w:line="200" w:lineRule="auto"/>
+      </w:pPr>
+      <w:r>
         <w:t xml:space="preserve">│           │     │     ┌──────────────────────────┘                    │</w:t>
       </w:r>
-      <w:r>
-        <w:br/>
-      </w:r>
-      <w:r>
-        <w:rPr>
-          <w:rStyle w:val="VerbatimChar"/>
-        </w:rPr>
+    </w:p>
+    <w:p>
+      <w:pPr>
+        <w:pStyle w:val="SourceCode"/>
+        <w:spacing w:before="0" w:after="0" w:line="200" w:lineRule="auto"/>
+      </w:pPr>
+      <w:r>
         <w:t xml:space="preserve">│           │     │                                │                    │</w:t>
       </w:r>
-      <w:r>
-        <w:br/>
-      </w:r>
-      <w:r>
-        <w:rPr>
-          <w:rStyle w:val="VerbatimChar"/>
-        </w:rPr>
+    </w:p>
+    <w:p>
+      <w:pPr>
+        <w:pStyle w:val="SourceCode"/>
+        <w:spacing w:before="0" w:after="0" w:line="200" w:lineRule="auto"/>
+      </w:pPr>
+      <w:r>
         <w:t xml:space="preserve">│           ▼     ▼     ▼                                               │</w:t>
       </w:r>
-      <w:r>
-        <w:br/>
-      </w:r>
-      <w:r>
-        <w:rPr>
-          <w:rStyle w:val="VerbatimChar"/>
-        </w:rPr>
+    </w:p>
+    <w:p>
+      <w:pPr>
+        <w:pStyle w:val="SourceCode"/>
+        <w:spacing w:before="0" w:after="0" w:line="200" w:lineRule="auto"/>
+      </w:pPr>
+      <w:r>
         <w:t xml:space="preserve">│       ┌──────XOR──────┐                                               │</w:t>
       </w:r>
-      <w:r>
-        <w:br/>
-      </w:r>
-      <w:r>
-        <w:rPr>
-          <w:rStyle w:val="VerbatimChar"/>
-        </w:rPr>
+    </w:p>
+    <w:p>
+      <w:pPr>
+        <w:pStyle w:val="SourceCode"/>
+        <w:spacing w:before="0" w:after="0" w:line="200" w:lineRule="auto"/>
+      </w:pPr>
+      <w:r>
         <w:t xml:space="preserve">│       │               │                                               │</w:t>
       </w:r>
-      <w:r>
-        <w:br/>
-      </w:r>
-      <w:r>
-        <w:rPr>
-          <w:rStyle w:val="VerbatimChar"/>
-        </w:rPr>
+    </w:p>
+    <w:p>
+      <w:pPr>
+        <w:pStyle w:val="SourceCode"/>
+        <w:spacing w:before="0" w:after="0" w:line="200" w:lineRule="auto"/>
+      </w:pPr>
+      <w:r>
         <w:t xml:space="preserve">│       ▼               ▼                                               │</w:t>
       </w:r>
-      <w:r>
-        <w:br/>
-      </w:r>
-      <w:r>
-        <w:rPr>
-          <w:rStyle w:val="VerbatimChar"/>
-        </w:rPr>
+    </w:p>
+    <w:p>
+      <w:pPr>
+        <w:pStyle w:val="SourceCode"/>
+        <w:spacing w:before="0" w:after="0" w:line="200" w:lineRule="auto"/>
+      </w:pPr>
+      <w:r>
         <w:t xml:space="preserve">│       Lᵢ              Rᵢ                                              │</w:t>
       </w:r>
-      <w:r>
-        <w:br/>
-      </w:r>
-      <w:r>
-        <w:rPr>
-          <w:rStyle w:val="VerbatimChar"/>
-        </w:rPr>
+    </w:p>
+    <w:p>
+      <w:pPr>
+        <w:pStyle w:val="SourceCode"/>
+        <w:spacing w:before="0" w:after="0" w:line="200" w:lineRule="auto"/>
+      </w:pPr>
+      <w:r>
         <w:t xml:space="preserve">│    (= Rᵢ₋₁)       (= Lᵢ₋₁ ⊕ f(Rᵢ₋₁, Kᵢ))                              │</w:t>
       </w:r>
-      <w:r>
-        <w:br/>
-      </w:r>
-      <w:r>
-        <w:rPr>
-          <w:rStyle w:val="VerbatimChar"/>
-        </w:rPr>
+    </w:p>
+    <w:p>
+      <w:pPr>
+        <w:pStyle w:val="SourceCode"/>
+        <w:spacing w:before="0" w:after="0" w:line="200" w:lineRule="auto"/>
+      </w:pPr>
+      <w:r>
         <w:t xml:space="preserve">│                                                                       │</w:t>
       </w:r>
-      <w:r>
-        <w:br/>
-      </w:r>
-      <w:r>
-        <w:rPr>
-          <w:rStyle w:val="VerbatimChar"/>
-        </w:rPr>
+    </w:p>
+    <w:p>
+      <w:pPr>
+        <w:pStyle w:val="SourceCode"/>
+        <w:spacing w:before="0" w:after="0" w:line="200" w:lineRule="auto"/>
+      </w:pPr>
+      <w:r>
         <w:t xml:space="preserve">│  Формули:                                                             │</w:t>
       </w:r>
-      <w:r>
-        <w:br/>
-      </w:r>
-      <w:r>
-        <w:rPr>
-          <w:rStyle w:val="VerbatimChar"/>
-        </w:rPr>
+    </w:p>
+    <w:p>
+      <w:pPr>
+        <w:pStyle w:val="SourceCode"/>
+        <w:spacing w:before="0" w:after="0" w:line="200" w:lineRule="auto"/>
+      </w:pPr>
+      <w:r>
         <w:t xml:space="preserve">│  Lᵢ = Rᵢ₋₁                                                            │</w:t>
       </w:r>
-      <w:r>
-        <w:br/>
-      </w:r>
-      <w:r>
-        <w:rPr>
-          <w:rStyle w:val="VerbatimChar"/>
-        </w:rPr>
+    </w:p>
+    <w:p>
+      <w:pPr>
+        <w:pStyle w:val="SourceCode"/>
+        <w:spacing w:before="0" w:after="0" w:line="200" w:lineRule="auto"/>
+      </w:pPr>
+      <w:r>
         <w:t xml:space="preserve">│  Rᵢ = Lᵢ₋₁ ⊕ f(Rᵢ₋₁, Kᵢ)                                              │</w:t>
       </w:r>
-      <w:r>
-        <w:br/>
-      </w:r>
-      <w:r>
-        <w:rPr>
-          <w:rStyle w:val="VerbatimChar"/>
-        </w:rPr>
+    </w:p>
+    <w:p>
+      <w:pPr>
+        <w:pStyle w:val="SourceCode"/>
+        <w:spacing w:before="0" w:after="0" w:line="200" w:lineRule="auto"/>
+      </w:pPr>
+      <w:r>
         <w:t xml:space="preserve">│                                                                       │</w:t>
       </w:r>
-      <w:r>
-        <w:br/>
-      </w:r>
-      <w:r>
-        <w:rPr>
-          <w:rStyle w:val="VerbatimChar"/>
-        </w:rPr>
+    </w:p>
+    <w:p>
+      <w:pPr>
+        <w:pStyle w:val="SourceCode"/>
+        <w:spacing w:before="0" w:after="120" w:line="200" w:lineRule="auto"/>
+      </w:pPr>
+      <w:r>
         <w:t xml:space="preserve">└───────────────────────────────────────────────────────────────────────┘</w:t>
       </w:r>
     </w:p>
@@ -871,281 +867,279 @@
     <w:p>
       <w:pPr>
         <w:pStyle w:val="SourceCode"/>
-      </w:pPr>
-      <w:r>
-        <w:rPr>
-          <w:rStyle w:val="VerbatimChar"/>
-        </w:rPr>
+        <w:spacing w:before="120" w:after="0" w:line="200" w:lineRule="auto"/>
+      </w:pPr>
+      <w:r>
         <w:t xml:space="preserve">┌───────────────────────────────────────────────────────────────────────┐</w:t>
       </w:r>
-      <w:r>
-        <w:br/>
-      </w:r>
-      <w:r>
-        <w:rPr>
-          <w:rStyle w:val="VerbatimChar"/>
-        </w:rPr>
+    </w:p>
+    <w:p>
+      <w:pPr>
+        <w:pStyle w:val="SourceCode"/>
+        <w:spacing w:before="0" w:after="0" w:line="200" w:lineRule="auto"/>
+      </w:pPr>
+      <w:r>
         <w:t xml:space="preserve">│                      ФУНКЦІЯ f(R, K)                                  │</w:t>
       </w:r>
-      <w:r>
-        <w:br/>
-      </w:r>
-      <w:r>
-        <w:rPr>
-          <w:rStyle w:val="VerbatimChar"/>
-        </w:rPr>
+    </w:p>
+    <w:p>
+      <w:pPr>
+        <w:pStyle w:val="SourceCode"/>
+        <w:spacing w:before="0" w:after="0" w:line="200" w:lineRule="auto"/>
+      </w:pPr>
+      <w:r>
         <w:t xml:space="preserve">├───────────────────────────────────────────────────────────────────────┤</w:t>
       </w:r>
-      <w:r>
-        <w:br/>
-      </w:r>
-      <w:r>
-        <w:rPr>
-          <w:rStyle w:val="VerbatimChar"/>
-        </w:rPr>
+    </w:p>
+    <w:p>
+      <w:pPr>
+        <w:pStyle w:val="SourceCode"/>
+        <w:spacing w:before="0" w:after="0" w:line="200" w:lineRule="auto"/>
+      </w:pPr>
+      <w:r>
         <w:t xml:space="preserve">│                                                                       │</w:t>
       </w:r>
-      <w:r>
-        <w:br/>
-      </w:r>
-      <w:r>
-        <w:rPr>
-          <w:rStyle w:val="VerbatimChar"/>
-        </w:rPr>
+    </w:p>
+    <w:p>
+      <w:pPr>
+        <w:pStyle w:val="SourceCode"/>
+        <w:spacing w:before="0" w:after="0" w:line="200" w:lineRule="auto"/>
+      </w:pPr>
+      <w:r>
         <w:t xml:space="preserve">│  R (32 біти) ──► [E] ──► 48 біт ──► XOR ◄── K (48 біт)                │</w:t>
       </w:r>
-      <w:r>
-        <w:br/>
-      </w:r>
-      <w:r>
-        <w:rPr>
-          <w:rStyle w:val="VerbatimChar"/>
-        </w:rPr>
+    </w:p>
+    <w:p>
+      <w:pPr>
+        <w:pStyle w:val="SourceCode"/>
+        <w:spacing w:before="0" w:after="0" w:line="200" w:lineRule="auto"/>
+      </w:pPr>
+      <w:r>
         <w:t xml:space="preserve">│                                      │                                │</w:t>
       </w:r>
-      <w:r>
-        <w:br/>
-      </w:r>
-      <w:r>
-        <w:rPr>
-          <w:rStyle w:val="VerbatimChar"/>
-        </w:rPr>
+    </w:p>
+    <w:p>
+      <w:pPr>
+        <w:pStyle w:val="SourceCode"/>
+        <w:spacing w:before="0" w:after="0" w:line="200" w:lineRule="auto"/>
+      </w:pPr>
+      <w:r>
         <w:t xml:space="preserve">│                                      ▼                                │</w:t>
       </w:r>
-      <w:r>
-        <w:br/>
-      </w:r>
-      <w:r>
-        <w:rPr>
-          <w:rStyle w:val="VerbatimChar"/>
-        </w:rPr>
+    </w:p>
+    <w:p>
+      <w:pPr>
+        <w:pStyle w:val="SourceCode"/>
+        <w:spacing w:before="0" w:after="0" w:line="200" w:lineRule="auto"/>
+      </w:pPr>
+      <w:r>
         <w:t xml:space="preserve">│                                   48 біт                              │</w:t>
       </w:r>
-      <w:r>
-        <w:br/>
-      </w:r>
-      <w:r>
-        <w:rPr>
-          <w:rStyle w:val="VerbatimChar"/>
-        </w:rPr>
+    </w:p>
+    <w:p>
+      <w:pPr>
+        <w:pStyle w:val="SourceCode"/>
+        <w:spacing w:before="0" w:after="0" w:line="200" w:lineRule="auto"/>
+      </w:pPr>
+      <w:r>
         <w:t xml:space="preserve">│                                      │                                │</w:t>
       </w:r>
-      <w:r>
-        <w:br/>
-      </w:r>
-      <w:r>
-        <w:rPr>
-          <w:rStyle w:val="VerbatimChar"/>
-        </w:rPr>
+    </w:p>
+    <w:p>
+      <w:pPr>
+        <w:pStyle w:val="SourceCode"/>
+        <w:spacing w:before="0" w:after="0" w:line="200" w:lineRule="auto"/>
+      </w:pPr>
+      <w:r>
         <w:t xml:space="preserve">│                      ┌───────────────┼───────────────┐                │</w:t>
       </w:r>
-      <w:r>
-        <w:br/>
-      </w:r>
-      <w:r>
-        <w:rPr>
-          <w:rStyle w:val="VerbatimChar"/>
-        </w:rPr>
+    </w:p>
+    <w:p>
+      <w:pPr>
+        <w:pStyle w:val="SourceCode"/>
+        <w:spacing w:before="0" w:after="0" w:line="200" w:lineRule="auto"/>
+      </w:pPr>
+      <w:r>
         <w:t xml:space="preserve">│                      │    │    │    │    │    │    │                  │</w:t>
       </w:r>
-      <w:r>
-        <w:br/>
-      </w:r>
-      <w:r>
-        <w:rPr>
-          <w:rStyle w:val="VerbatimChar"/>
-        </w:rPr>
+    </w:p>
+    <w:p>
+      <w:pPr>
+        <w:pStyle w:val="SourceCode"/>
+        <w:spacing w:before="0" w:after="0" w:line="200" w:lineRule="auto"/>
+      </w:pPr>
+      <w:r>
         <w:t xml:space="preserve">│                      ▼    ▼    ▼    ▼    ▼    ▼    ▼                  │</w:t>
       </w:r>
-      <w:r>
-        <w:br/>
-      </w:r>
-      <w:r>
-        <w:rPr>
-          <w:rStyle w:val="VerbatimChar"/>
-        </w:rPr>
+    </w:p>
+    <w:p>
+      <w:pPr>
+        <w:pStyle w:val="SourceCode"/>
+        <w:spacing w:before="0" w:after="0" w:line="200" w:lineRule="auto"/>
+      </w:pPr>
+      <w:r>
         <w:t xml:space="preserve">│                    [S1] [S2] [S3] [S4] [S5] [S6] [S7] [S8]            │</w:t>
       </w:r>
-      <w:r>
-        <w:br/>
-      </w:r>
-      <w:r>
-        <w:rPr>
-          <w:rStyle w:val="VerbatimChar"/>
-        </w:rPr>
+    </w:p>
+    <w:p>
+      <w:pPr>
+        <w:pStyle w:val="SourceCode"/>
+        <w:spacing w:before="0" w:after="0" w:line="200" w:lineRule="auto"/>
+      </w:pPr>
+      <w:r>
         <w:t xml:space="preserve">│                     4    4    4    4    4    4    4    4              │</w:t>
       </w:r>
-      <w:r>
-        <w:br/>
-      </w:r>
-      <w:r>
-        <w:rPr>
-          <w:rStyle w:val="VerbatimChar"/>
-        </w:rPr>
+    </w:p>
+    <w:p>
+      <w:pPr>
+        <w:pStyle w:val="SourceCode"/>
+        <w:spacing w:before="0" w:after="0" w:line="200" w:lineRule="auto"/>
+      </w:pPr>
+      <w:r>
         <w:t xml:space="preserve">│                      │    │    │    │    │    │    │    │             │</w:t>
       </w:r>
-      <w:r>
-        <w:br/>
-      </w:r>
-      <w:r>
-        <w:rPr>
-          <w:rStyle w:val="VerbatimChar"/>
-        </w:rPr>
+    </w:p>
+    <w:p>
+      <w:pPr>
+        <w:pStyle w:val="SourceCode"/>
+        <w:spacing w:before="0" w:after="0" w:line="200" w:lineRule="auto"/>
+      </w:pPr>
+      <w:r>
         <w:t xml:space="preserve">│                      └────┴────┴────┴────┴────┴────┴────┘             │</w:t>
       </w:r>
-      <w:r>
-        <w:br/>
-      </w:r>
-      <w:r>
-        <w:rPr>
-          <w:rStyle w:val="VerbatimChar"/>
-        </w:rPr>
+    </w:p>
+    <w:p>
+      <w:pPr>
+        <w:pStyle w:val="SourceCode"/>
+        <w:spacing w:before="0" w:after="0" w:line="200" w:lineRule="auto"/>
+      </w:pPr>
+      <w:r>
         <w:t xml:space="preserve">│                                      │                                │</w:t>
       </w:r>
-      <w:r>
-        <w:br/>
-      </w:r>
-      <w:r>
-        <w:rPr>
-          <w:rStyle w:val="VerbatimChar"/>
-        </w:rPr>
+    </w:p>
+    <w:p>
+      <w:pPr>
+        <w:pStyle w:val="SourceCode"/>
+        <w:spacing w:before="0" w:after="0" w:line="200" w:lineRule="auto"/>
+      </w:pPr>
+      <w:r>
         <w:t xml:space="preserve">│                                      ▼                                │</w:t>
       </w:r>
-      <w:r>
-        <w:br/>
-      </w:r>
-      <w:r>
-        <w:rPr>
-          <w:rStyle w:val="VerbatimChar"/>
-        </w:rPr>
+    </w:p>
+    <w:p>
+      <w:pPr>
+        <w:pStyle w:val="SourceCode"/>
+        <w:spacing w:before="0" w:after="0" w:line="200" w:lineRule="auto"/>
+      </w:pPr>
+      <w:r>
         <w:t xml:space="preserve">│                                   32 біти                             │</w:t>
       </w:r>
-      <w:r>
-        <w:br/>
-      </w:r>
-      <w:r>
-        <w:rPr>
-          <w:rStyle w:val="VerbatimChar"/>
-        </w:rPr>
+    </w:p>
+    <w:p>
+      <w:pPr>
+        <w:pStyle w:val="SourceCode"/>
+        <w:spacing w:before="0" w:after="0" w:line="200" w:lineRule="auto"/>
+      </w:pPr>
+      <w:r>
         <w:t xml:space="preserve">│                                      │                                │</w:t>
       </w:r>
-      <w:r>
-        <w:br/>
-      </w:r>
-      <w:r>
-        <w:rPr>
-          <w:rStyle w:val="VerbatimChar"/>
-        </w:rPr>
+    </w:p>
+    <w:p>
+      <w:pPr>
+        <w:pStyle w:val="SourceCode"/>
+        <w:spacing w:before="0" w:after="0" w:line="200" w:lineRule="auto"/>
+      </w:pPr>
+      <w:r>
         <w:t xml:space="preserve">│                                      ▼                                │</w:t>
       </w:r>
-      <w:r>
-        <w:br/>
-      </w:r>
-      <w:r>
-        <w:rPr>
-          <w:rStyle w:val="VerbatimChar"/>
-        </w:rPr>
+    </w:p>
+    <w:p>
+      <w:pPr>
+        <w:pStyle w:val="SourceCode"/>
+        <w:spacing w:before="0" w:after="0" w:line="200" w:lineRule="auto"/>
+      </w:pPr>
+      <w:r>
         <w:t xml:space="preserve">│                                    [P]                                │</w:t>
       </w:r>
-      <w:r>
-        <w:br/>
-      </w:r>
-      <w:r>
-        <w:rPr>
-          <w:rStyle w:val="VerbatimChar"/>
-        </w:rPr>
+    </w:p>
+    <w:p>
+      <w:pPr>
+        <w:pStyle w:val="SourceCode"/>
+        <w:spacing w:before="0" w:after="0" w:line="200" w:lineRule="auto"/>
+      </w:pPr>
+      <w:r>
         <w:t xml:space="preserve">│                                      │                                │</w:t>
       </w:r>
-      <w:r>
-        <w:br/>
-      </w:r>
-      <w:r>
-        <w:rPr>
-          <w:rStyle w:val="VerbatimChar"/>
-        </w:rPr>
+    </w:p>
+    <w:p>
+      <w:pPr>
+        <w:pStyle w:val="SourceCode"/>
+        <w:spacing w:before="0" w:after="0" w:line="200" w:lineRule="auto"/>
+      </w:pPr>
+      <w:r>
         <w:t xml:space="preserve">│                                      ▼                                │</w:t>
       </w:r>
-      <w:r>
-        <w:br/>
-      </w:r>
-      <w:r>
-        <w:rPr>
-          <w:rStyle w:val="VerbatimChar"/>
-        </w:rPr>
+    </w:p>
+    <w:p>
+      <w:pPr>
+        <w:pStyle w:val="SourceCode"/>
+        <w:spacing w:before="0" w:after="0" w:line="200" w:lineRule="auto"/>
+      </w:pPr>
+      <w:r>
         <w:t xml:space="preserve">│                              f(R, K) (32 біти)                        │</w:t>
       </w:r>
-      <w:r>
-        <w:br/>
-      </w:r>
-      <w:r>
-        <w:rPr>
-          <w:rStyle w:val="VerbatimChar"/>
-        </w:rPr>
+    </w:p>
+    <w:p>
+      <w:pPr>
+        <w:pStyle w:val="SourceCode"/>
+        <w:spacing w:before="0" w:after="0" w:line="200" w:lineRule="auto"/>
+      </w:pPr>
+      <w:r>
         <w:t xml:space="preserve">│                                                                       │</w:t>
       </w:r>
-      <w:r>
-        <w:br/>
-      </w:r>
-      <w:r>
-        <w:rPr>
-          <w:rStyle w:val="VerbatimChar"/>
-        </w:rPr>
+    </w:p>
+    <w:p>
+      <w:pPr>
+        <w:pStyle w:val="SourceCode"/>
+        <w:spacing w:before="0" w:after="0" w:line="200" w:lineRule="auto"/>
+      </w:pPr>
+      <w:r>
         <w:t xml:space="preserve">│  E  — Expansion (32 → 48 біт)                                         │</w:t>
       </w:r>
-      <w:r>
-        <w:br/>
-      </w:r>
-      <w:r>
-        <w:rPr>
-          <w:rStyle w:val="VerbatimChar"/>
-        </w:rPr>
+    </w:p>
+    <w:p>
+      <w:pPr>
+        <w:pStyle w:val="SourceCode"/>
+        <w:spacing w:before="0" w:after="0" w:line="200" w:lineRule="auto"/>
+      </w:pPr>
+      <w:r>
         <w:t xml:space="preserve">│  S  — Substitution (6 → 4 біти) × 8                                   │</w:t>
       </w:r>
-      <w:r>
-        <w:br/>
-      </w:r>
-      <w:r>
-        <w:rPr>
-          <w:rStyle w:val="VerbatimChar"/>
-        </w:rPr>
+    </w:p>
+    <w:p>
+      <w:pPr>
+        <w:pStyle w:val="SourceCode"/>
+        <w:spacing w:before="0" w:after="0" w:line="200" w:lineRule="auto"/>
+      </w:pPr>
+      <w:r>
         <w:t xml:space="preserve">│  P  — Permutation (32 → 32 біти)                                      │</w:t>
       </w:r>
-      <w:r>
-        <w:br/>
-      </w:r>
-      <w:r>
-        <w:rPr>
-          <w:rStyle w:val="VerbatimChar"/>
-        </w:rPr>
+    </w:p>
+    <w:p>
+      <w:pPr>
+        <w:pStyle w:val="SourceCode"/>
+        <w:spacing w:before="0" w:after="0" w:line="200" w:lineRule="auto"/>
+      </w:pPr>
+      <w:r>
         <w:t xml:space="preserve">│                                                                       │</w:t>
       </w:r>
-      <w:r>
-        <w:br/>
-      </w:r>
-      <w:r>
-        <w:rPr>
-          <w:rStyle w:val="VerbatimChar"/>
-        </w:rPr>
+    </w:p>
+    <w:p>
+      <w:pPr>
+        <w:pStyle w:val="SourceCode"/>
+        <w:spacing w:before="0" w:after="120" w:line="200" w:lineRule="auto"/>
+      </w:pPr>
+      <w:r>
         <w:t xml:space="preserve">└───────────────────────────────────────────────────────────────────────┘</w:t>
       </w:r>
     </w:p>
@@ -1182,56 +1176,54 @@
     <w:p>
       <w:pPr>
         <w:pStyle w:val="SourceCode"/>
-      </w:pPr>
-      <w:r>
-        <w:rPr>
-          <w:rStyle w:val="VerbatimChar"/>
-        </w:rPr>
+        <w:spacing w:before="120" w:after="0" w:line="200" w:lineRule="auto"/>
+      </w:pPr>
+      <w:r>
         <w:t xml:space="preserve">     Колонки (біти 2-5)</w:t>
       </w:r>
-      <w:r>
-        <w:br/>
-      </w:r>
-      <w:r>
-        <w:rPr>
-          <w:rStyle w:val="VerbatimChar"/>
-        </w:rPr>
+    </w:p>
+    <w:p>
+      <w:pPr>
+        <w:pStyle w:val="SourceCode"/>
+        <w:spacing w:before="0" w:after="0" w:line="200" w:lineRule="auto"/>
+      </w:pPr>
+      <w:r>
         <w:t xml:space="preserve">        0  1  2  3  4  5  6  7  8  9 10 11 12 13 14 15</w:t>
       </w:r>
-      <w:r>
-        <w:br/>
-      </w:r>
-      <w:r>
-        <w:rPr>
-          <w:rStyle w:val="VerbatimChar"/>
-        </w:rPr>
+    </w:p>
+    <w:p>
+      <w:pPr>
+        <w:pStyle w:val="SourceCode"/>
+        <w:spacing w:before="0" w:after="0" w:line="200" w:lineRule="auto"/>
+      </w:pPr>
+      <w:r>
         <w:t xml:space="preserve">Рядок 0: 14  4 13  1  2 15 11  8  3 10  6 12  5  9  0  7</w:t>
       </w:r>
-      <w:r>
-        <w:br/>
-      </w:r>
-      <w:r>
-        <w:rPr>
-          <w:rStyle w:val="VerbatimChar"/>
-        </w:rPr>
+    </w:p>
+    <w:p>
+      <w:pPr>
+        <w:pStyle w:val="SourceCode"/>
+        <w:spacing w:before="0" w:after="0" w:line="200" w:lineRule="auto"/>
+      </w:pPr>
+      <w:r>
         <w:t xml:space="preserve">Рядок 1:  0 15  7  4 14  2 13  1 10  6 12 11  9  5  3  8</w:t>
       </w:r>
-      <w:r>
-        <w:br/>
-      </w:r>
-      <w:r>
-        <w:rPr>
-          <w:rStyle w:val="VerbatimChar"/>
-        </w:rPr>
+    </w:p>
+    <w:p>
+      <w:pPr>
+        <w:pStyle w:val="SourceCode"/>
+        <w:spacing w:before="0" w:after="0" w:line="200" w:lineRule="auto"/>
+      </w:pPr>
+      <w:r>
         <w:t xml:space="preserve">Рядок 2:  4  1 14  8 13  6  2 11 15 12  9  7  3 10  5  0</w:t>
       </w:r>
-      <w:r>
-        <w:br/>
-      </w:r>
-      <w:r>
-        <w:rPr>
-          <w:rStyle w:val="VerbatimChar"/>
-        </w:rPr>
+    </w:p>
+    <w:p>
+      <w:pPr>
+        <w:pStyle w:val="SourceCode"/>
+        <w:spacing w:before="0" w:after="120" w:line="200" w:lineRule="auto"/>
+      </w:pPr>
+      <w:r>
         <w:t xml:space="preserve">Рядок 3: 15 12  8  2  4  9  1  7  5 11  3 14 10  0  6 13</w:t>
       </w:r>
     </w:p>
@@ -1324,92 +1316,90 @@
     <w:p>
       <w:pPr>
         <w:pStyle w:val="SourceCode"/>
-      </w:pPr>
-      <w:r>
-        <w:rPr>
-          <w:rStyle w:val="VerbatimChar"/>
-        </w:rPr>
+        <w:spacing w:before="120" w:after="0" w:line="200" w:lineRule="auto"/>
+      </w:pPr>
+      <w:r>
         <w:t xml:space="preserve">const int IP[64] = {</w:t>
       </w:r>
-      <w:r>
-        <w:br/>
-      </w:r>
-      <w:r>
-        <w:rPr>
-          <w:rStyle w:val="VerbatimChar"/>
-        </w:rPr>
+    </w:p>
+    <w:p>
+      <w:pPr>
+        <w:pStyle w:val="SourceCode"/>
+        <w:spacing w:before="0" w:after="0" w:line="200" w:lineRule="auto"/>
+      </w:pPr>
+      <w:r>
         <w:t xml:space="preserve">    58, 50, 42, 34, 26, 18, 10, 2,</w:t>
       </w:r>
-      <w:r>
-        <w:br/>
-      </w:r>
-      <w:r>
-        <w:rPr>
-          <w:rStyle w:val="VerbatimChar"/>
-        </w:rPr>
+    </w:p>
+    <w:p>
+      <w:pPr>
+        <w:pStyle w:val="SourceCode"/>
+        <w:spacing w:before="0" w:after="0" w:line="200" w:lineRule="auto"/>
+      </w:pPr>
+      <w:r>
         <w:t xml:space="preserve">    60, 52, 44, 36, 28, 20, 12, 4,</w:t>
       </w:r>
-      <w:r>
-        <w:br/>
-      </w:r>
-      <w:r>
-        <w:rPr>
-          <w:rStyle w:val="VerbatimChar"/>
-        </w:rPr>
+    </w:p>
+    <w:p>
+      <w:pPr>
+        <w:pStyle w:val="SourceCode"/>
+        <w:spacing w:before="0" w:after="0" w:line="200" w:lineRule="auto"/>
+      </w:pPr>
+      <w:r>
         <w:t xml:space="preserve">    62, 54, 46, 38, 30, 22, 14, 6,</w:t>
       </w:r>
-      <w:r>
-        <w:br/>
-      </w:r>
-      <w:r>
-        <w:rPr>
-          <w:rStyle w:val="VerbatimChar"/>
-        </w:rPr>
+    </w:p>
+    <w:p>
+      <w:pPr>
+        <w:pStyle w:val="SourceCode"/>
+        <w:spacing w:before="0" w:after="0" w:line="200" w:lineRule="auto"/>
+      </w:pPr>
+      <w:r>
         <w:t xml:space="preserve">    64, 56, 48, 40, 32, 24, 16, 8,</w:t>
       </w:r>
-      <w:r>
-        <w:br/>
-      </w:r>
-      <w:r>
-        <w:rPr>
-          <w:rStyle w:val="VerbatimChar"/>
-        </w:rPr>
+    </w:p>
+    <w:p>
+      <w:pPr>
+        <w:pStyle w:val="SourceCode"/>
+        <w:spacing w:before="0" w:after="0" w:line="200" w:lineRule="auto"/>
+      </w:pPr>
+      <w:r>
         <w:t xml:space="preserve">    57, 49, 41, 33, 25, 17,  9, 1,</w:t>
       </w:r>
-      <w:r>
-        <w:br/>
-      </w:r>
-      <w:r>
-        <w:rPr>
-          <w:rStyle w:val="VerbatimChar"/>
-        </w:rPr>
+    </w:p>
+    <w:p>
+      <w:pPr>
+        <w:pStyle w:val="SourceCode"/>
+        <w:spacing w:before="0" w:after="0" w:line="200" w:lineRule="auto"/>
+      </w:pPr>
+      <w:r>
         <w:t xml:space="preserve">    59, 51, 43, 35, 27, 19, 11, 3,</w:t>
       </w:r>
-      <w:r>
-        <w:br/>
-      </w:r>
-      <w:r>
-        <w:rPr>
-          <w:rStyle w:val="VerbatimChar"/>
-        </w:rPr>
+    </w:p>
+    <w:p>
+      <w:pPr>
+        <w:pStyle w:val="SourceCode"/>
+        <w:spacing w:before="0" w:after="0" w:line="200" w:lineRule="auto"/>
+      </w:pPr>
+      <w:r>
         <w:t xml:space="preserve">    61, 53, 45, 37, 29, 21, 13, 5,</w:t>
       </w:r>
-      <w:r>
-        <w:br/>
-      </w:r>
-      <w:r>
-        <w:rPr>
-          <w:rStyle w:val="VerbatimChar"/>
-        </w:rPr>
+    </w:p>
+    <w:p>
+      <w:pPr>
+        <w:pStyle w:val="SourceCode"/>
+        <w:spacing w:before="0" w:after="0" w:line="200" w:lineRule="auto"/>
+      </w:pPr>
+      <w:r>
         <w:t xml:space="preserve">    63, 55, 47, 39, 31, 23, 15, 7</w:t>
       </w:r>
-      <w:r>
-        <w:br/>
-      </w:r>
-      <w:r>
-        <w:rPr>
-          <w:rStyle w:val="VerbatimChar"/>
-        </w:rPr>
+    </w:p>
+    <w:p>
+      <w:pPr>
+        <w:pStyle w:val="SourceCode"/>
+        <w:spacing w:before="0" w:after="120" w:line="200" w:lineRule="auto"/>
+      </w:pPr>
+      <w:r>
         <w:t xml:space="preserve">};</w:t>
       </w:r>
     </w:p>
@@ -1428,92 +1418,90 @@
     <w:p>
       <w:pPr>
         <w:pStyle w:val="SourceCode"/>
-      </w:pPr>
-      <w:r>
-        <w:rPr>
-          <w:rStyle w:val="VerbatimChar"/>
-        </w:rPr>
+        <w:spacing w:before="120" w:after="0" w:line="200" w:lineRule="auto"/>
+      </w:pPr>
+      <w:r>
         <w:t xml:space="preserve">const int E[48] = {</w:t>
       </w:r>
-      <w:r>
-        <w:br/>
-      </w:r>
-      <w:r>
-        <w:rPr>
-          <w:rStyle w:val="VerbatimChar"/>
-        </w:rPr>
+    </w:p>
+    <w:p>
+      <w:pPr>
+        <w:pStyle w:val="SourceCode"/>
+        <w:spacing w:before="0" w:after="0" w:line="200" w:lineRule="auto"/>
+      </w:pPr>
+      <w:r>
         <w:t xml:space="preserve">    32,  1,  2,  3,  4,  5,</w:t>
       </w:r>
-      <w:r>
-        <w:br/>
-      </w:r>
-      <w:r>
-        <w:rPr>
-          <w:rStyle w:val="VerbatimChar"/>
-        </w:rPr>
+    </w:p>
+    <w:p>
+      <w:pPr>
+        <w:pStyle w:val="SourceCode"/>
+        <w:spacing w:before="0" w:after="0" w:line="200" w:lineRule="auto"/>
+      </w:pPr>
+      <w:r>
         <w:t xml:space="preserve">     4,  5,  6,  7,  8,  9,</w:t>
       </w:r>
-      <w:r>
-        <w:br/>
-      </w:r>
-      <w:r>
-        <w:rPr>
-          <w:rStyle w:val="VerbatimChar"/>
-        </w:rPr>
+    </w:p>
+    <w:p>
+      <w:pPr>
+        <w:pStyle w:val="SourceCode"/>
+        <w:spacing w:before="0" w:after="0" w:line="200" w:lineRule="auto"/>
+      </w:pPr>
+      <w:r>
         <w:t xml:space="preserve">     8,  9, 10, 11, 12, 13,</w:t>
       </w:r>
-      <w:r>
-        <w:br/>
-      </w:r>
-      <w:r>
-        <w:rPr>
-          <w:rStyle w:val="VerbatimChar"/>
-        </w:rPr>
+    </w:p>
+    <w:p>
+      <w:pPr>
+        <w:pStyle w:val="SourceCode"/>
+        <w:spacing w:before="0" w:after="0" w:line="200" w:lineRule="auto"/>
+      </w:pPr>
+      <w:r>
         <w:t xml:space="preserve">    12, 13, 14, 15, 16, 17,</w:t>
       </w:r>
-      <w:r>
-        <w:br/>
-      </w:r>
-      <w:r>
-        <w:rPr>
-          <w:rStyle w:val="VerbatimChar"/>
-        </w:rPr>
+    </w:p>
+    <w:p>
+      <w:pPr>
+        <w:pStyle w:val="SourceCode"/>
+        <w:spacing w:before="0" w:after="0" w:line="200" w:lineRule="auto"/>
+      </w:pPr>
+      <w:r>
         <w:t xml:space="preserve">    16, 17, 18, 19, 20, 21,</w:t>
       </w:r>
-      <w:r>
-        <w:br/>
-      </w:r>
-      <w:r>
-        <w:rPr>
-          <w:rStyle w:val="VerbatimChar"/>
-        </w:rPr>
+    </w:p>
+    <w:p>
+      <w:pPr>
+        <w:pStyle w:val="SourceCode"/>
+        <w:spacing w:before="0" w:after="0" w:line="200" w:lineRule="auto"/>
+      </w:pPr>
+      <w:r>
         <w:t xml:space="preserve">    20, 21, 22, 23, 24, 25,</w:t>
       </w:r>
-      <w:r>
-        <w:br/>
-      </w:r>
-      <w:r>
-        <w:rPr>
-          <w:rStyle w:val="VerbatimChar"/>
-        </w:rPr>
+    </w:p>
+    <w:p>
+      <w:pPr>
+        <w:pStyle w:val="SourceCode"/>
+        <w:spacing w:before="0" w:after="0" w:line="200" w:lineRule="auto"/>
+      </w:pPr>
+      <w:r>
         <w:t xml:space="preserve">    24, 25, 26, 27, 28, 29,</w:t>
       </w:r>
-      <w:r>
-        <w:br/>
-      </w:r>
-      <w:r>
-        <w:rPr>
-          <w:rStyle w:val="VerbatimChar"/>
-        </w:rPr>
+    </w:p>
+    <w:p>
+      <w:pPr>
+        <w:pStyle w:val="SourceCode"/>
+        <w:spacing w:before="0" w:after="0" w:line="200" w:lineRule="auto"/>
+      </w:pPr>
+      <w:r>
         <w:t xml:space="preserve">    28, 29, 30, 31, 32,  1</w:t>
       </w:r>
-      <w:r>
-        <w:br/>
-      </w:r>
-      <w:r>
-        <w:rPr>
-          <w:rStyle w:val="VerbatimChar"/>
-        </w:rPr>
+    </w:p>
+    <w:p>
+      <w:pPr>
+        <w:pStyle w:val="SourceCode"/>
+        <w:spacing w:before="0" w:after="120" w:line="200" w:lineRule="auto"/>
+      </w:pPr>
+      <w:r>
         <w:t xml:space="preserve">};</w:t>
       </w:r>
     </w:p>
@@ -1540,263 +1528,270 @@
     <w:p>
       <w:pPr>
         <w:pStyle w:val="SourceCode"/>
-      </w:pPr>
-      <w:r>
-        <w:rPr>
-          <w:rStyle w:val="VerbatimChar"/>
-        </w:rPr>
+        <w:spacing w:before="120" w:after="0" w:line="200" w:lineRule="auto"/>
+      </w:pPr>
+      <w:r>
         <w:t xml:space="preserve">#include &lt;iostream&gt;</w:t>
       </w:r>
-      <w:r>
-        <w:br/>
-      </w:r>
-      <w:r>
-        <w:rPr>
-          <w:rStyle w:val="VerbatimChar"/>
-        </w:rPr>
+    </w:p>
+    <w:p>
+      <w:pPr>
+        <w:pStyle w:val="SourceCode"/>
+        <w:spacing w:before="0" w:after="0" w:line="200" w:lineRule="auto"/>
+      </w:pPr>
+      <w:r>
         <w:t xml:space="preserve">#include &lt;cstdint&gt;</w:t>
       </w:r>
-      <w:r>
-        <w:br/>
-      </w:r>
-      <w:r>
-        <w:rPr>
-          <w:rStyle w:val="VerbatimChar"/>
-        </w:rPr>
+    </w:p>
+    <w:p>
+      <w:pPr>
+        <w:pStyle w:val="SourceCode"/>
+        <w:spacing w:before="0" w:after="0" w:line="200" w:lineRule="auto"/>
+      </w:pPr>
+      <w:r>
         <w:t xml:space="preserve">#include &lt;bitset&gt;</w:t>
       </w:r>
-      <w:r>
-        <w:br/>
-      </w:r>
-      <w:r>
-        <w:rPr>
-          <w:rStyle w:val="VerbatimChar"/>
-        </w:rPr>
+    </w:p>
+    <w:p>
+      <w:pPr>
+        <w:pStyle w:val="SourceCode"/>
+        <w:spacing w:before="0" w:after="0" w:line="200" w:lineRule="auto"/>
+      </w:pPr>
+      <w:r>
         <w:t xml:space="preserve">#include &lt;string&gt;</w:t>
       </w:r>
-      <w:r>
-        <w:br/>
-      </w:r>
-      <w:r>
-        <w:rPr>
-          <w:rStyle w:val="VerbatimChar"/>
-        </w:rPr>
+    </w:p>
+    <w:p>
+      <w:pPr>
+        <w:pStyle w:val="SourceCode"/>
+        <w:spacing w:before="0" w:after="0" w:line="200" w:lineRule="auto"/>
+      </w:pPr>
+      <w:r>
         <w:t xml:space="preserve">#include &lt;vector&gt;</w:t>
       </w:r>
-      <w:r>
-        <w:br/>
-      </w:r>
-      <w:r>
-        <w:br/>
-      </w:r>
-      <w:r>
-        <w:rPr>
-          <w:rStyle w:val="VerbatimChar"/>
-        </w:rPr>
+    </w:p>
+    <w:p>
+      <w:pPr>
+        <w:pStyle w:val="SourceCode"/>
+        <w:spacing w:before="0" w:after="0" w:line="200" w:lineRule="auto"/>
+      </w:pPr>
+    </w:p>
+    <w:p>
+      <w:pPr>
+        <w:pStyle w:val="SourceCode"/>
+        <w:spacing w:before="0" w:after="0" w:line="200" w:lineRule="auto"/>
+      </w:pPr>
+      <w:r>
         <w:t xml:space="preserve">// Перестановка бітів згідно з таблицею</w:t>
       </w:r>
-      <w:r>
-        <w:br/>
-      </w:r>
-      <w:r>
-        <w:rPr>
-          <w:rStyle w:val="VerbatimChar"/>
-        </w:rPr>
+    </w:p>
+    <w:p>
+      <w:pPr>
+        <w:pStyle w:val="SourceCode"/>
+        <w:spacing w:before="0" w:after="0" w:line="200" w:lineRule="auto"/>
+      </w:pPr>
+      <w:r>
         <w:t xml:space="preserve">uint64_t permute(uint64_t input, const int* table, int n, int inputBits) {</w:t>
       </w:r>
-      <w:r>
-        <w:br/>
-      </w:r>
-      <w:r>
-        <w:rPr>
-          <w:rStyle w:val="VerbatimChar"/>
-        </w:rPr>
+    </w:p>
+    <w:p>
+      <w:pPr>
+        <w:pStyle w:val="SourceCode"/>
+        <w:spacing w:before="0" w:after="0" w:line="200" w:lineRule="auto"/>
+      </w:pPr>
+      <w:r>
         <w:t xml:space="preserve">    uint64_t output = 0;</w:t>
       </w:r>
-      <w:r>
-        <w:br/>
-      </w:r>
-      <w:r>
-        <w:rPr>
-          <w:rStyle w:val="VerbatimChar"/>
-        </w:rPr>
+    </w:p>
+    <w:p>
+      <w:pPr>
+        <w:pStyle w:val="SourceCode"/>
+        <w:spacing w:before="0" w:after="0" w:line="200" w:lineRule="auto"/>
+      </w:pPr>
+      <w:r>
         <w:t xml:space="preserve">    for (int i = 0; i &lt; n; i++) {</w:t>
       </w:r>
-      <w:r>
-        <w:br/>
-      </w:r>
-      <w:r>
-        <w:rPr>
-          <w:rStyle w:val="VerbatimChar"/>
-        </w:rPr>
+    </w:p>
+    <w:p>
+      <w:pPr>
+        <w:pStyle w:val="SourceCode"/>
+        <w:spacing w:before="0" w:after="0" w:line="200" w:lineRule="auto"/>
+      </w:pPr>
+      <w:r>
         <w:t xml:space="preserve">        // Витягуємо біт з позиції table[i] (нумерація з 1)</w:t>
       </w:r>
-      <w:r>
-        <w:br/>
-      </w:r>
-      <w:r>
-        <w:rPr>
-          <w:rStyle w:val="VerbatimChar"/>
-        </w:rPr>
+    </w:p>
+    <w:p>
+      <w:pPr>
+        <w:pStyle w:val="SourceCode"/>
+        <w:spacing w:before="0" w:after="0" w:line="200" w:lineRule="auto"/>
+      </w:pPr>
+      <w:r>
         <w:t xml:space="preserve">        uint64_t bit = (input &gt;&gt; (inputBits - table[i])) &amp; 1;</w:t>
       </w:r>
-      <w:r>
-        <w:br/>
-      </w:r>
-      <w:r>
-        <w:rPr>
-          <w:rStyle w:val="VerbatimChar"/>
-        </w:rPr>
+    </w:p>
+    <w:p>
+      <w:pPr>
+        <w:pStyle w:val="SourceCode"/>
+        <w:spacing w:before="0" w:after="0" w:line="200" w:lineRule="auto"/>
+      </w:pPr>
+      <w:r>
         <w:t xml:space="preserve">        output |= (bit &lt;&lt; (n - 1 - i));</w:t>
       </w:r>
-      <w:r>
-        <w:br/>
-      </w:r>
-      <w:r>
-        <w:rPr>
-          <w:rStyle w:val="VerbatimChar"/>
-        </w:rPr>
+    </w:p>
+    <w:p>
+      <w:pPr>
+        <w:pStyle w:val="SourceCode"/>
+        <w:spacing w:before="0" w:after="0" w:line="200" w:lineRule="auto"/>
+      </w:pPr>
+      <w:r>
         <w:t xml:space="preserve">    }</w:t>
       </w:r>
-      <w:r>
-        <w:br/>
-      </w:r>
-      <w:r>
-        <w:rPr>
-          <w:rStyle w:val="VerbatimChar"/>
-        </w:rPr>
+    </w:p>
+    <w:p>
+      <w:pPr>
+        <w:pStyle w:val="SourceCode"/>
+        <w:spacing w:before="0" w:after="0" w:line="200" w:lineRule="auto"/>
+      </w:pPr>
+      <w:r>
         <w:t xml:space="preserve">    return output;</w:t>
       </w:r>
-      <w:r>
-        <w:br/>
-      </w:r>
-      <w:r>
-        <w:rPr>
-          <w:rStyle w:val="VerbatimChar"/>
-        </w:rPr>
+    </w:p>
+    <w:p>
+      <w:pPr>
+        <w:pStyle w:val="SourceCode"/>
+        <w:spacing w:before="0" w:after="0" w:line="200" w:lineRule="auto"/>
+      </w:pPr>
+      <w:r>
         <w:t xml:space="preserve">}</w:t>
       </w:r>
-      <w:r>
-        <w:br/>
-      </w:r>
-      <w:r>
-        <w:br/>
-      </w:r>
-      <w:r>
-        <w:rPr>
-          <w:rStyle w:val="VerbatimChar"/>
-        </w:rPr>
+    </w:p>
+    <w:p>
+      <w:pPr>
+        <w:pStyle w:val="SourceCode"/>
+        <w:spacing w:before="0" w:after="0" w:line="200" w:lineRule="auto"/>
+      </w:pPr>
+    </w:p>
+    <w:p>
+      <w:pPr>
+        <w:pStyle w:val="SourceCode"/>
+        <w:spacing w:before="0" w:after="0" w:line="200" w:lineRule="auto"/>
+      </w:pPr>
+      <w:r>
         <w:t xml:space="preserve">// Циклічний зсув вліво для 28-бітного числа</w:t>
       </w:r>
-      <w:r>
-        <w:br/>
-      </w:r>
-      <w:r>
-        <w:rPr>
-          <w:rStyle w:val="VerbatimChar"/>
-        </w:rPr>
+    </w:p>
+    <w:p>
+      <w:pPr>
+        <w:pStyle w:val="SourceCode"/>
+        <w:spacing w:before="0" w:after="0" w:line="200" w:lineRule="auto"/>
+      </w:pPr>
+      <w:r>
         <w:t xml:space="preserve">uint32_t leftRotate28(uint32_t value, int shift) {</w:t>
       </w:r>
-      <w:r>
-        <w:br/>
-      </w:r>
-      <w:r>
-        <w:rPr>
-          <w:rStyle w:val="VerbatimChar"/>
-        </w:rPr>
+    </w:p>
+    <w:p>
+      <w:pPr>
+        <w:pStyle w:val="SourceCode"/>
+        <w:spacing w:before="0" w:after="0" w:line="200" w:lineRule="auto"/>
+      </w:pPr>
+      <w:r>
         <w:t xml:space="preserve">    return ((value &lt;&lt; shift) | (value &gt;&gt; (28 - shift))) &amp; 0x0FFFFFFF;</w:t>
       </w:r>
-      <w:r>
-        <w:br/>
-      </w:r>
-      <w:r>
-        <w:rPr>
-          <w:rStyle w:val="VerbatimChar"/>
-        </w:rPr>
+    </w:p>
+    <w:p>
+      <w:pPr>
+        <w:pStyle w:val="SourceCode"/>
+        <w:spacing w:before="0" w:after="0" w:line="200" w:lineRule="auto"/>
+      </w:pPr>
+      <w:r>
         <w:t xml:space="preserve">}</w:t>
       </w:r>
-      <w:r>
-        <w:br/>
-      </w:r>
-      <w:r>
-        <w:br/>
-      </w:r>
-      <w:r>
-        <w:rPr>
-          <w:rStyle w:val="VerbatimChar"/>
-        </w:rPr>
+    </w:p>
+    <w:p>
+      <w:pPr>
+        <w:pStyle w:val="SourceCode"/>
+        <w:spacing w:before="0" w:after="0" w:line="200" w:lineRule="auto"/>
+      </w:pPr>
+    </w:p>
+    <w:p>
+      <w:pPr>
+        <w:pStyle w:val="SourceCode"/>
+        <w:spacing w:before="0" w:after="0" w:line="200" w:lineRule="auto"/>
+      </w:pPr>
+      <w:r>
         <w:t xml:space="preserve">// Друк 64 біт у шістнадцятковому форматі</w:t>
       </w:r>
-      <w:r>
-        <w:br/>
-      </w:r>
-      <w:r>
-        <w:rPr>
-          <w:rStyle w:val="VerbatimChar"/>
-        </w:rPr>
+    </w:p>
+    <w:p>
+      <w:pPr>
+        <w:pStyle w:val="SourceCode"/>
+        <w:spacing w:before="0" w:after="0" w:line="200" w:lineRule="auto"/>
+      </w:pPr>
+      <w:r>
         <w:t xml:space="preserve">void printHex64(const char* label, uint64_t value) {</w:t>
       </w:r>
-      <w:r>
-        <w:br/>
-      </w:r>
-      <w:r>
-        <w:rPr>
-          <w:rStyle w:val="VerbatimChar"/>
-        </w:rPr>
+    </w:p>
+    <w:p>
+      <w:pPr>
+        <w:pStyle w:val="SourceCode"/>
+        <w:spacing w:before="0" w:after="0" w:line="200" w:lineRule="auto"/>
+      </w:pPr>
+      <w:r>
         <w:t xml:space="preserve">    std::cout &lt;&lt; label &lt;&lt; ": ";</w:t>
       </w:r>
-      <w:r>
-        <w:br/>
-      </w:r>
-      <w:r>
-        <w:rPr>
-          <w:rStyle w:val="VerbatimChar"/>
-        </w:rPr>
+    </w:p>
+    <w:p>
+      <w:pPr>
+        <w:pStyle w:val="SourceCode"/>
+        <w:spacing w:before="0" w:after="0" w:line="200" w:lineRule="auto"/>
+      </w:pPr>
+      <w:r>
         <w:t xml:space="preserve">    std::cout &lt;&lt; std::hex &lt;&lt; std::uppercase;</w:t>
       </w:r>
-      <w:r>
-        <w:br/>
-      </w:r>
-      <w:r>
-        <w:rPr>
-          <w:rStyle w:val="VerbatimChar"/>
-        </w:rPr>
+    </w:p>
+    <w:p>
+      <w:pPr>
+        <w:pStyle w:val="SourceCode"/>
+        <w:spacing w:before="0" w:after="0" w:line="200" w:lineRule="auto"/>
+      </w:pPr>
+      <w:r>
         <w:t xml:space="preserve">    for (int i = 15; i &gt;= 0; i--) {</w:t>
       </w:r>
-      <w:r>
-        <w:br/>
-      </w:r>
-      <w:r>
-        <w:rPr>
-          <w:rStyle w:val="VerbatimChar"/>
-        </w:rPr>
+    </w:p>
+    <w:p>
+      <w:pPr>
+        <w:pStyle w:val="SourceCode"/>
+        <w:spacing w:before="0" w:after="0" w:line="200" w:lineRule="auto"/>
+      </w:pPr>
+      <w:r>
         <w:t xml:space="preserve">        std::cout &lt;&lt; ((value &gt;&gt; (i * 4)) &amp; 0xF);</w:t>
       </w:r>
-      <w:r>
-        <w:br/>
-      </w:r>
-      <w:r>
-        <w:rPr>
-          <w:rStyle w:val="VerbatimChar"/>
-        </w:rPr>
+    </w:p>
+    <w:p>
+      <w:pPr>
+        <w:pStyle w:val="SourceCode"/>
+        <w:spacing w:before="0" w:after="0" w:line="200" w:lineRule="auto"/>
+      </w:pPr>
+      <w:r>
         <w:t xml:space="preserve">    }</w:t>
       </w:r>
-      <w:r>
-        <w:br/>
-      </w:r>
-      <w:r>
-        <w:rPr>
-          <w:rStyle w:val="VerbatimChar"/>
-        </w:rPr>
+    </w:p>
+    <w:p>
+      <w:pPr>
+        <w:pStyle w:val="SourceCode"/>
+        <w:spacing w:before="0" w:after="0" w:line="200" w:lineRule="auto"/>
+      </w:pPr>
+      <w:r>
         <w:t xml:space="preserve">    std::cout &lt;&lt; std::dec &lt;&lt; std::endl;</w:t>
       </w:r>
-      <w:r>
-        <w:br/>
-      </w:r>
-      <w:r>
-        <w:rPr>
-          <w:rStyle w:val="VerbatimChar"/>
-        </w:rPr>
+    </w:p>
+    <w:p>
+      <w:pPr>
+        <w:pStyle w:val="SourceCode"/>
+        <w:spacing w:before="0" w:after="120" w:line="200" w:lineRule="auto"/>
+      </w:pPr>
+      <w:r>
         <w:t xml:space="preserve">}</w:t>
       </w:r>
     </w:p>
@@ -1827,779 +1822,789 @@
     <w:p>
       <w:pPr>
         <w:pStyle w:val="SourceCode"/>
-      </w:pPr>
-      <w:r>
-        <w:rPr>
-          <w:rStyle w:val="VerbatimChar"/>
-        </w:rPr>
+        <w:spacing w:before="120" w:after="0" w:line="200" w:lineRule="auto"/>
+      </w:pPr>
+      <w:r>
         <w:t xml:space="preserve">// Початкова перестановка IP</w:t>
       </w:r>
-      <w:r>
-        <w:br/>
-      </w:r>
-      <w:r>
-        <w:rPr>
-          <w:rStyle w:val="VerbatimChar"/>
-        </w:rPr>
+    </w:p>
+    <w:p>
+      <w:pPr>
+        <w:pStyle w:val="SourceCode"/>
+        <w:spacing w:before="0" w:after="0" w:line="200" w:lineRule="auto"/>
+      </w:pPr>
+      <w:r>
         <w:t xml:space="preserve">const int IP[64] = {</w:t>
       </w:r>
-      <w:r>
-        <w:br/>
-      </w:r>
-      <w:r>
-        <w:rPr>
-          <w:rStyle w:val="VerbatimChar"/>
-        </w:rPr>
+    </w:p>
+    <w:p>
+      <w:pPr>
+        <w:pStyle w:val="SourceCode"/>
+        <w:spacing w:before="0" w:after="0" w:line="200" w:lineRule="auto"/>
+      </w:pPr>
+      <w:r>
         <w:t xml:space="preserve">    58, 50, 42, 34, 26, 18, 10, 2,</w:t>
       </w:r>
-      <w:r>
-        <w:br/>
-      </w:r>
-      <w:r>
-        <w:rPr>
-          <w:rStyle w:val="VerbatimChar"/>
-        </w:rPr>
+    </w:p>
+    <w:p>
+      <w:pPr>
+        <w:pStyle w:val="SourceCode"/>
+        <w:spacing w:before="0" w:after="0" w:line="200" w:lineRule="auto"/>
+      </w:pPr>
+      <w:r>
         <w:t xml:space="preserve">    60, 52, 44, 36, 28, 20, 12, 4,</w:t>
       </w:r>
-      <w:r>
-        <w:br/>
-      </w:r>
-      <w:r>
-        <w:rPr>
-          <w:rStyle w:val="VerbatimChar"/>
-        </w:rPr>
+    </w:p>
+    <w:p>
+      <w:pPr>
+        <w:pStyle w:val="SourceCode"/>
+        <w:spacing w:before="0" w:after="0" w:line="200" w:lineRule="auto"/>
+      </w:pPr>
+      <w:r>
         <w:t xml:space="preserve">    62, 54, 46, 38, 30, 22, 14, 6,</w:t>
       </w:r>
-      <w:r>
-        <w:br/>
-      </w:r>
-      <w:r>
-        <w:rPr>
-          <w:rStyle w:val="VerbatimChar"/>
-        </w:rPr>
+    </w:p>
+    <w:p>
+      <w:pPr>
+        <w:pStyle w:val="SourceCode"/>
+        <w:spacing w:before="0" w:after="0" w:line="200" w:lineRule="auto"/>
+      </w:pPr>
+      <w:r>
         <w:t xml:space="preserve">    64, 56, 48, 40, 32, 24, 16, 8,</w:t>
       </w:r>
-      <w:r>
-        <w:br/>
-      </w:r>
-      <w:r>
-        <w:rPr>
-          <w:rStyle w:val="VerbatimChar"/>
-        </w:rPr>
+    </w:p>
+    <w:p>
+      <w:pPr>
+        <w:pStyle w:val="SourceCode"/>
+        <w:spacing w:before="0" w:after="0" w:line="200" w:lineRule="auto"/>
+      </w:pPr>
+      <w:r>
         <w:t xml:space="preserve">    57, 49, 41, 33, 25, 17,  9, 1,</w:t>
       </w:r>
-      <w:r>
-        <w:br/>
-      </w:r>
-      <w:r>
-        <w:rPr>
-          <w:rStyle w:val="VerbatimChar"/>
-        </w:rPr>
+    </w:p>
+    <w:p>
+      <w:pPr>
+        <w:pStyle w:val="SourceCode"/>
+        <w:spacing w:before="0" w:after="0" w:line="200" w:lineRule="auto"/>
+      </w:pPr>
+      <w:r>
         <w:t xml:space="preserve">    59, 51, 43, 35, 27, 19, 11, 3,</w:t>
       </w:r>
-      <w:r>
-        <w:br/>
-      </w:r>
-      <w:r>
-        <w:rPr>
-          <w:rStyle w:val="VerbatimChar"/>
-        </w:rPr>
+    </w:p>
+    <w:p>
+      <w:pPr>
+        <w:pStyle w:val="SourceCode"/>
+        <w:spacing w:before="0" w:after="0" w:line="200" w:lineRule="auto"/>
+      </w:pPr>
+      <w:r>
         <w:t xml:space="preserve">    61, 53, 45, 37, 29, 21, 13, 5,</w:t>
       </w:r>
-      <w:r>
-        <w:br/>
-      </w:r>
-      <w:r>
-        <w:rPr>
-          <w:rStyle w:val="VerbatimChar"/>
-        </w:rPr>
+    </w:p>
+    <w:p>
+      <w:pPr>
+        <w:pStyle w:val="SourceCode"/>
+        <w:spacing w:before="0" w:after="0" w:line="200" w:lineRule="auto"/>
+      </w:pPr>
+      <w:r>
         <w:t xml:space="preserve">    63, 55, 47, 39, 31, 23, 15, 7</w:t>
       </w:r>
-      <w:r>
-        <w:br/>
-      </w:r>
-      <w:r>
-        <w:rPr>
-          <w:rStyle w:val="VerbatimChar"/>
-        </w:rPr>
+    </w:p>
+    <w:p>
+      <w:pPr>
+        <w:pStyle w:val="SourceCode"/>
+        <w:spacing w:before="0" w:after="0" w:line="200" w:lineRule="auto"/>
+      </w:pPr>
+      <w:r>
         <w:t xml:space="preserve">};</w:t>
       </w:r>
-      <w:r>
-        <w:br/>
-      </w:r>
-      <w:r>
-        <w:br/>
-      </w:r>
-      <w:r>
-        <w:rPr>
-          <w:rStyle w:val="VerbatimChar"/>
-        </w:rPr>
+    </w:p>
+    <w:p>
+      <w:pPr>
+        <w:pStyle w:val="SourceCode"/>
+        <w:spacing w:before="0" w:after="0" w:line="200" w:lineRule="auto"/>
+      </w:pPr>
+    </w:p>
+    <w:p>
+      <w:pPr>
+        <w:pStyle w:val="SourceCode"/>
+        <w:spacing w:before="0" w:after="0" w:line="200" w:lineRule="auto"/>
+      </w:pPr>
+      <w:r>
         <w:t xml:space="preserve">// Кінцева перестановка IP^-1</w:t>
       </w:r>
-      <w:r>
-        <w:br/>
-      </w:r>
-      <w:r>
-        <w:rPr>
-          <w:rStyle w:val="VerbatimChar"/>
-        </w:rPr>
+    </w:p>
+    <w:p>
+      <w:pPr>
+        <w:pStyle w:val="SourceCode"/>
+        <w:spacing w:before="0" w:after="0" w:line="200" w:lineRule="auto"/>
+      </w:pPr>
+      <w:r>
         <w:t xml:space="preserve">const int IP_INV[64] = {</w:t>
       </w:r>
-      <w:r>
-        <w:br/>
-      </w:r>
-      <w:r>
-        <w:rPr>
-          <w:rStyle w:val="VerbatimChar"/>
-        </w:rPr>
+    </w:p>
+    <w:p>
+      <w:pPr>
+        <w:pStyle w:val="SourceCode"/>
+        <w:spacing w:before="0" w:after="0" w:line="200" w:lineRule="auto"/>
+      </w:pPr>
+      <w:r>
         <w:t xml:space="preserve">    40, 8, 48, 16, 56, 24, 64, 32,</w:t>
       </w:r>
-      <w:r>
-        <w:br/>
-      </w:r>
-      <w:r>
-        <w:rPr>
-          <w:rStyle w:val="VerbatimChar"/>
-        </w:rPr>
+    </w:p>
+    <w:p>
+      <w:pPr>
+        <w:pStyle w:val="SourceCode"/>
+        <w:spacing w:before="0" w:after="0" w:line="200" w:lineRule="auto"/>
+      </w:pPr>
+      <w:r>
         <w:t xml:space="preserve">    39, 7, 47, 15, 55, 23, 63, 31,</w:t>
       </w:r>
-      <w:r>
-        <w:br/>
-      </w:r>
-      <w:r>
-        <w:rPr>
-          <w:rStyle w:val="VerbatimChar"/>
-        </w:rPr>
+    </w:p>
+    <w:p>
+      <w:pPr>
+        <w:pStyle w:val="SourceCode"/>
+        <w:spacing w:before="0" w:after="0" w:line="200" w:lineRule="auto"/>
+      </w:pPr>
+      <w:r>
         <w:t xml:space="preserve">    38, 6, 46, 14, 54, 22, 62, 30,</w:t>
       </w:r>
-      <w:r>
-        <w:br/>
-      </w:r>
-      <w:r>
-        <w:rPr>
-          <w:rStyle w:val="VerbatimChar"/>
-        </w:rPr>
+    </w:p>
+    <w:p>
+      <w:pPr>
+        <w:pStyle w:val="SourceCode"/>
+        <w:spacing w:before="0" w:after="0" w:line="200" w:lineRule="auto"/>
+      </w:pPr>
+      <w:r>
         <w:t xml:space="preserve">    37, 5, 45, 13, 53, 21, 61, 29,</w:t>
       </w:r>
-      <w:r>
-        <w:br/>
-      </w:r>
-      <w:r>
-        <w:rPr>
-          <w:rStyle w:val="VerbatimChar"/>
-        </w:rPr>
+    </w:p>
+    <w:p>
+      <w:pPr>
+        <w:pStyle w:val="SourceCode"/>
+        <w:spacing w:before="0" w:after="0" w:line="200" w:lineRule="auto"/>
+      </w:pPr>
+      <w:r>
         <w:t xml:space="preserve">    36, 4, 44, 12, 52, 20, 60, 28,</w:t>
       </w:r>
-      <w:r>
-        <w:br/>
-      </w:r>
-      <w:r>
-        <w:rPr>
-          <w:rStyle w:val="VerbatimChar"/>
-        </w:rPr>
+    </w:p>
+    <w:p>
+      <w:pPr>
+        <w:pStyle w:val="SourceCode"/>
+        <w:spacing w:before="0" w:after="0" w:line="200" w:lineRule="auto"/>
+      </w:pPr>
+      <w:r>
         <w:t xml:space="preserve">    35, 3, 43, 11, 51, 19, 59, 27,</w:t>
       </w:r>
-      <w:r>
-        <w:br/>
-      </w:r>
-      <w:r>
-        <w:rPr>
-          <w:rStyle w:val="VerbatimChar"/>
-        </w:rPr>
+    </w:p>
+    <w:p>
+      <w:pPr>
+        <w:pStyle w:val="SourceCode"/>
+        <w:spacing w:before="0" w:after="0" w:line="200" w:lineRule="auto"/>
+      </w:pPr>
+      <w:r>
         <w:t xml:space="preserve">    34, 2, 42, 10, 50, 18, 58, 26,</w:t>
       </w:r>
-      <w:r>
-        <w:br/>
-      </w:r>
-      <w:r>
-        <w:rPr>
-          <w:rStyle w:val="VerbatimChar"/>
-        </w:rPr>
+    </w:p>
+    <w:p>
+      <w:pPr>
+        <w:pStyle w:val="SourceCode"/>
+        <w:spacing w:before="0" w:after="0" w:line="200" w:lineRule="auto"/>
+      </w:pPr>
+      <w:r>
         <w:t xml:space="preserve">    33, 1, 41,  9, 49, 17, 57, 25</w:t>
       </w:r>
-      <w:r>
-        <w:br/>
-      </w:r>
-      <w:r>
-        <w:rPr>
-          <w:rStyle w:val="VerbatimChar"/>
-        </w:rPr>
+    </w:p>
+    <w:p>
+      <w:pPr>
+        <w:pStyle w:val="SourceCode"/>
+        <w:spacing w:before="0" w:after="0" w:line="200" w:lineRule="auto"/>
+      </w:pPr>
+      <w:r>
         <w:t xml:space="preserve">};</w:t>
       </w:r>
-      <w:r>
-        <w:br/>
-      </w:r>
-      <w:r>
-        <w:br/>
-      </w:r>
-      <w:r>
-        <w:rPr>
-          <w:rStyle w:val="VerbatimChar"/>
-        </w:rPr>
+    </w:p>
+    <w:p>
+      <w:pPr>
+        <w:pStyle w:val="SourceCode"/>
+        <w:spacing w:before="0" w:after="0" w:line="200" w:lineRule="auto"/>
+      </w:pPr>
+    </w:p>
+    <w:p>
+      <w:pPr>
+        <w:pStyle w:val="SourceCode"/>
+        <w:spacing w:before="0" w:after="0" w:line="200" w:lineRule="auto"/>
+      </w:pPr>
+      <w:r>
         <w:t xml:space="preserve">// Розширення E (32 -&gt; 48)</w:t>
       </w:r>
-      <w:r>
-        <w:br/>
-      </w:r>
-      <w:r>
-        <w:rPr>
-          <w:rStyle w:val="VerbatimChar"/>
-        </w:rPr>
+    </w:p>
+    <w:p>
+      <w:pPr>
+        <w:pStyle w:val="SourceCode"/>
+        <w:spacing w:before="0" w:after="0" w:line="200" w:lineRule="auto"/>
+      </w:pPr>
+      <w:r>
         <w:t xml:space="preserve">const int E[48] = {</w:t>
       </w:r>
-      <w:r>
-        <w:br/>
-      </w:r>
-      <w:r>
-        <w:rPr>
-          <w:rStyle w:val="VerbatimChar"/>
-        </w:rPr>
+    </w:p>
+    <w:p>
+      <w:pPr>
+        <w:pStyle w:val="SourceCode"/>
+        <w:spacing w:before="0" w:after="0" w:line="200" w:lineRule="auto"/>
+      </w:pPr>
+      <w:r>
         <w:t xml:space="preserve">    32,  1,  2,  3,  4,  5,</w:t>
       </w:r>
-      <w:r>
-        <w:br/>
-      </w:r>
-      <w:r>
-        <w:rPr>
-          <w:rStyle w:val="VerbatimChar"/>
-        </w:rPr>
+    </w:p>
+    <w:p>
+      <w:pPr>
+        <w:pStyle w:val="SourceCode"/>
+        <w:spacing w:before="0" w:after="0" w:line="200" w:lineRule="auto"/>
+      </w:pPr>
+      <w:r>
         <w:t xml:space="preserve">     4,  5,  6,  7,  8,  9,</w:t>
       </w:r>
-      <w:r>
-        <w:br/>
-      </w:r>
-      <w:r>
-        <w:rPr>
-          <w:rStyle w:val="VerbatimChar"/>
-        </w:rPr>
+    </w:p>
+    <w:p>
+      <w:pPr>
+        <w:pStyle w:val="SourceCode"/>
+        <w:spacing w:before="0" w:after="0" w:line="200" w:lineRule="auto"/>
+      </w:pPr>
+      <w:r>
         <w:t xml:space="preserve">     8,  9, 10, 11, 12, 13,</w:t>
       </w:r>
-      <w:r>
-        <w:br/>
-      </w:r>
-      <w:r>
-        <w:rPr>
-          <w:rStyle w:val="VerbatimChar"/>
-        </w:rPr>
+    </w:p>
+    <w:p>
+      <w:pPr>
+        <w:pStyle w:val="SourceCode"/>
+        <w:spacing w:before="0" w:after="0" w:line="200" w:lineRule="auto"/>
+      </w:pPr>
+      <w:r>
         <w:t xml:space="preserve">    12, 13, 14, 15, 16, 17,</w:t>
       </w:r>
-      <w:r>
-        <w:br/>
-      </w:r>
-      <w:r>
-        <w:rPr>
-          <w:rStyle w:val="VerbatimChar"/>
-        </w:rPr>
+    </w:p>
+    <w:p>
+      <w:pPr>
+        <w:pStyle w:val="SourceCode"/>
+        <w:spacing w:before="0" w:after="0" w:line="200" w:lineRule="auto"/>
+      </w:pPr>
+      <w:r>
         <w:t xml:space="preserve">    16, 17, 18, 19, 20, 21,</w:t>
       </w:r>
-      <w:r>
-        <w:br/>
-      </w:r>
-      <w:r>
-        <w:rPr>
-          <w:rStyle w:val="VerbatimChar"/>
-        </w:rPr>
+    </w:p>
+    <w:p>
+      <w:pPr>
+        <w:pStyle w:val="SourceCode"/>
+        <w:spacing w:before="0" w:after="0" w:line="200" w:lineRule="auto"/>
+      </w:pPr>
+      <w:r>
         <w:t xml:space="preserve">    20, 21, 22, 23, 24, 25,</w:t>
       </w:r>
-      <w:r>
-        <w:br/>
-      </w:r>
-      <w:r>
-        <w:rPr>
-          <w:rStyle w:val="VerbatimChar"/>
-        </w:rPr>
+    </w:p>
+    <w:p>
+      <w:pPr>
+        <w:pStyle w:val="SourceCode"/>
+        <w:spacing w:before="0" w:after="0" w:line="200" w:lineRule="auto"/>
+      </w:pPr>
+      <w:r>
         <w:t xml:space="preserve">    24, 25, 26, 27, 28, 29,</w:t>
       </w:r>
-      <w:r>
-        <w:br/>
-      </w:r>
-      <w:r>
-        <w:rPr>
-          <w:rStyle w:val="VerbatimChar"/>
-        </w:rPr>
+    </w:p>
+    <w:p>
+      <w:pPr>
+        <w:pStyle w:val="SourceCode"/>
+        <w:spacing w:before="0" w:after="0" w:line="200" w:lineRule="auto"/>
+      </w:pPr>
+      <w:r>
         <w:t xml:space="preserve">    28, 29, 30, 31, 32,  1</w:t>
       </w:r>
-      <w:r>
-        <w:br/>
-      </w:r>
-      <w:r>
-        <w:rPr>
-          <w:rStyle w:val="VerbatimChar"/>
-        </w:rPr>
+    </w:p>
+    <w:p>
+      <w:pPr>
+        <w:pStyle w:val="SourceCode"/>
+        <w:spacing w:before="0" w:after="0" w:line="200" w:lineRule="auto"/>
+      </w:pPr>
+      <w:r>
         <w:t xml:space="preserve">};</w:t>
       </w:r>
-      <w:r>
-        <w:br/>
-      </w:r>
-      <w:r>
-        <w:br/>
-      </w:r>
-      <w:r>
-        <w:rPr>
-          <w:rStyle w:val="VerbatimChar"/>
-        </w:rPr>
+    </w:p>
+    <w:p>
+      <w:pPr>
+        <w:pStyle w:val="SourceCode"/>
+        <w:spacing w:before="0" w:after="0" w:line="200" w:lineRule="auto"/>
+      </w:pPr>
+    </w:p>
+    <w:p>
+      <w:pPr>
+        <w:pStyle w:val="SourceCode"/>
+        <w:spacing w:before="0" w:after="0" w:line="200" w:lineRule="auto"/>
+      </w:pPr>
+      <w:r>
         <w:t xml:space="preserve">// Перестановка P</w:t>
       </w:r>
-      <w:r>
-        <w:br/>
-      </w:r>
-      <w:r>
-        <w:rPr>
-          <w:rStyle w:val="VerbatimChar"/>
-        </w:rPr>
+    </w:p>
+    <w:p>
+      <w:pPr>
+        <w:pStyle w:val="SourceCode"/>
+        <w:spacing w:before="0" w:after="0" w:line="200" w:lineRule="auto"/>
+      </w:pPr>
+      <w:r>
         <w:t xml:space="preserve">const int P[32] = {</w:t>
       </w:r>
-      <w:r>
-        <w:br/>
-      </w:r>
-      <w:r>
-        <w:rPr>
-          <w:rStyle w:val="VerbatimChar"/>
-        </w:rPr>
+    </w:p>
+    <w:p>
+      <w:pPr>
+        <w:pStyle w:val="SourceCode"/>
+        <w:spacing w:before="0" w:after="0" w:line="200" w:lineRule="auto"/>
+      </w:pPr>
+      <w:r>
         <w:t xml:space="preserve">    16,  7, 20, 21, 29, 12, 28, 17,</w:t>
       </w:r>
-      <w:r>
-        <w:br/>
-      </w:r>
-      <w:r>
-        <w:rPr>
-          <w:rStyle w:val="VerbatimChar"/>
-        </w:rPr>
+    </w:p>
+    <w:p>
+      <w:pPr>
+        <w:pStyle w:val="SourceCode"/>
+        <w:spacing w:before="0" w:after="0" w:line="200" w:lineRule="auto"/>
+      </w:pPr>
+      <w:r>
         <w:t xml:space="preserve">     1, 15, 23, 26,  5, 18, 31, 10,</w:t>
       </w:r>
-      <w:r>
-        <w:br/>
-      </w:r>
-      <w:r>
-        <w:rPr>
-          <w:rStyle w:val="VerbatimChar"/>
-        </w:rPr>
+    </w:p>
+    <w:p>
+      <w:pPr>
+        <w:pStyle w:val="SourceCode"/>
+        <w:spacing w:before="0" w:after="0" w:line="200" w:lineRule="auto"/>
+      </w:pPr>
+      <w:r>
         <w:t xml:space="preserve">     2,  8, 24, 14, 32, 27,  3,  9,</w:t>
       </w:r>
-      <w:r>
-        <w:br/>
-      </w:r>
-      <w:r>
-        <w:rPr>
-          <w:rStyle w:val="VerbatimChar"/>
-        </w:rPr>
+    </w:p>
+    <w:p>
+      <w:pPr>
+        <w:pStyle w:val="SourceCode"/>
+        <w:spacing w:before="0" w:after="0" w:line="200" w:lineRule="auto"/>
+      </w:pPr>
+      <w:r>
         <w:t xml:space="preserve">    19, 13, 30,  6, 22, 11,  4, 25</w:t>
       </w:r>
-      <w:r>
-        <w:br/>
-      </w:r>
-      <w:r>
-        <w:rPr>
-          <w:rStyle w:val="VerbatimChar"/>
-        </w:rPr>
+    </w:p>
+    <w:p>
+      <w:pPr>
+        <w:pStyle w:val="SourceCode"/>
+        <w:spacing w:before="0" w:after="0" w:line="200" w:lineRule="auto"/>
+      </w:pPr>
+      <w:r>
         <w:t xml:space="preserve">};</w:t>
       </w:r>
-      <w:r>
-        <w:br/>
-      </w:r>
-      <w:r>
-        <w:br/>
-      </w:r>
-      <w:r>
-        <w:rPr>
-          <w:rStyle w:val="VerbatimChar"/>
-        </w:rPr>
+    </w:p>
+    <w:p>
+      <w:pPr>
+        <w:pStyle w:val="SourceCode"/>
+        <w:spacing w:before="0" w:after="0" w:line="200" w:lineRule="auto"/>
+      </w:pPr>
+    </w:p>
+    <w:p>
+      <w:pPr>
+        <w:pStyle w:val="SourceCode"/>
+        <w:spacing w:before="0" w:after="0" w:line="200" w:lineRule="auto"/>
+      </w:pPr>
+      <w:r>
         <w:t xml:space="preserve">// Вісім S-блоків. Кожен записаний одним рядком з 64 чисел:</w:t>
       </w:r>
-      <w:r>
-        <w:br/>
-      </w:r>
-      <w:r>
-        <w:rPr>
-          <w:rStyle w:val="VerbatimChar"/>
-        </w:rPr>
+    </w:p>
+    <w:p>
+      <w:pPr>
+        <w:pStyle w:val="SourceCode"/>
+        <w:spacing w:before="0" w:after="0" w:line="200" w:lineRule="auto"/>
+      </w:pPr>
+      <w:r>
         <w:t xml:space="preserve">// перші 16 — рядок 0 таблиці, наступні 16 — рядок 1 і так далі,</w:t>
       </w:r>
-      <w:r>
-        <w:br/>
-      </w:r>
-      <w:r>
-        <w:rPr>
-          <w:rStyle w:val="VerbatimChar"/>
-        </w:rPr>
+    </w:p>
+    <w:p>
+      <w:pPr>
+        <w:pStyle w:val="SourceCode"/>
+        <w:spacing w:before="0" w:after="0" w:line="200" w:lineRule="auto"/>
+      </w:pPr>
+      <w:r>
         <w:t xml:space="preserve">// тому елемент з рядком r і стовпцем c лежить за індексом r * 16 + c</w:t>
       </w:r>
-      <w:r>
-        <w:br/>
-      </w:r>
-      <w:r>
-        <w:rPr>
-          <w:rStyle w:val="VerbatimChar"/>
-        </w:rPr>
+    </w:p>
+    <w:p>
+      <w:pPr>
+        <w:pStyle w:val="SourceCode"/>
+        <w:spacing w:before="0" w:after="0" w:line="200" w:lineRule="auto"/>
+      </w:pPr>
+      <w:r>
         <w:t xml:space="preserve">const int S[8][64] = {</w:t>
       </w:r>
-      <w:r>
-        <w:br/>
-      </w:r>
-      <w:r>
-        <w:rPr>
-          <w:rStyle w:val="VerbatimChar"/>
-        </w:rPr>
+    </w:p>
+    <w:p>
+      <w:pPr>
+        <w:pStyle w:val="SourceCode"/>
+        <w:spacing w:before="0" w:after="0" w:line="200" w:lineRule="auto"/>
+      </w:pPr>
+      <w:r>
         <w:t xml:space="preserve">    // S1</w:t>
       </w:r>
-      <w:r>
-        <w:br/>
-      </w:r>
-      <w:r>
-        <w:rPr>
-          <w:rStyle w:val="VerbatimChar"/>
-        </w:rPr>
+    </w:p>
+    <w:p>
+      <w:pPr>
+        <w:pStyle w:val="SourceCode"/>
+        <w:spacing w:before="0" w:after="0" w:line="200" w:lineRule="auto"/>
+      </w:pPr>
+      <w:r>
         <w:t xml:space="preserve">    {14,4,13,1,2,15,11,8,3,10,6,12,5,9,0,7,</w:t>
       </w:r>
-      <w:r>
-        <w:br/>
-      </w:r>
-      <w:r>
-        <w:rPr>
-          <w:rStyle w:val="VerbatimChar"/>
-        </w:rPr>
+    </w:p>
+    <w:p>
+      <w:pPr>
+        <w:pStyle w:val="SourceCode"/>
+        <w:spacing w:before="0" w:after="0" w:line="200" w:lineRule="auto"/>
+      </w:pPr>
+      <w:r>
         <w:t xml:space="preserve">     0,15,7,4,14,2,13,1,10,6,12,11,9,5,3,8,</w:t>
       </w:r>
-      <w:r>
-        <w:br/>
-      </w:r>
-      <w:r>
-        <w:rPr>
-          <w:rStyle w:val="VerbatimChar"/>
-        </w:rPr>
+    </w:p>
+    <w:p>
+      <w:pPr>
+        <w:pStyle w:val="SourceCode"/>
+        <w:spacing w:before="0" w:after="0" w:line="200" w:lineRule="auto"/>
+      </w:pPr>
+      <w:r>
         <w:t xml:space="preserve">     4,1,14,8,13,6,2,11,15,12,9,7,3,10,5,0,</w:t>
       </w:r>
-      <w:r>
-        <w:br/>
-      </w:r>
-      <w:r>
-        <w:rPr>
-          <w:rStyle w:val="VerbatimChar"/>
-        </w:rPr>
+    </w:p>
+    <w:p>
+      <w:pPr>
+        <w:pStyle w:val="SourceCode"/>
+        <w:spacing w:before="0" w:after="0" w:line="200" w:lineRule="auto"/>
+      </w:pPr>
+      <w:r>
         <w:t xml:space="preserve">     15,12,8,2,4,9,1,7,5,11,3,14,10,0,6,13},</w:t>
       </w:r>
-      <w:r>
-        <w:br/>
-      </w:r>
-      <w:r>
-        <w:rPr>
-          <w:rStyle w:val="VerbatimChar"/>
-        </w:rPr>
+    </w:p>
+    <w:p>
+      <w:pPr>
+        <w:pStyle w:val="SourceCode"/>
+        <w:spacing w:before="0" w:after="0" w:line="200" w:lineRule="auto"/>
+      </w:pPr>
+      <w:r>
         <w:t xml:space="preserve">    // S2</w:t>
       </w:r>
-      <w:r>
-        <w:br/>
-      </w:r>
-      <w:r>
-        <w:rPr>
-          <w:rStyle w:val="VerbatimChar"/>
-        </w:rPr>
+    </w:p>
+    <w:p>
+      <w:pPr>
+        <w:pStyle w:val="SourceCode"/>
+        <w:spacing w:before="0" w:after="0" w:line="200" w:lineRule="auto"/>
+      </w:pPr>
+      <w:r>
         <w:t xml:space="preserve">    {15,1,8,14,6,11,3,4,9,7,2,13,12,0,5,10,</w:t>
       </w:r>
-      <w:r>
-        <w:br/>
-      </w:r>
-      <w:r>
-        <w:rPr>
-          <w:rStyle w:val="VerbatimChar"/>
-        </w:rPr>
+    </w:p>
+    <w:p>
+      <w:pPr>
+        <w:pStyle w:val="SourceCode"/>
+        <w:spacing w:before="0" w:after="0" w:line="200" w:lineRule="auto"/>
+      </w:pPr>
+      <w:r>
         <w:t xml:space="preserve">     3,13,4,7,15,2,8,14,12,0,1,10,6,9,11,5,</w:t>
       </w:r>
-      <w:r>
-        <w:br/>
-      </w:r>
-      <w:r>
-        <w:rPr>
-          <w:rStyle w:val="VerbatimChar"/>
-        </w:rPr>
+    </w:p>
+    <w:p>
+      <w:pPr>
+        <w:pStyle w:val="SourceCode"/>
+        <w:spacing w:before="0" w:after="0" w:line="200" w:lineRule="auto"/>
+      </w:pPr>
+      <w:r>
         <w:t xml:space="preserve">     0,14,7,11,10,4,13,1,5,8,12,6,9,3,2,15,</w:t>
       </w:r>
-      <w:r>
-        <w:br/>
-      </w:r>
-      <w:r>
-        <w:rPr>
-          <w:rStyle w:val="VerbatimChar"/>
-        </w:rPr>
+    </w:p>
+    <w:p>
+      <w:pPr>
+        <w:pStyle w:val="SourceCode"/>
+        <w:spacing w:before="0" w:after="0" w:line="200" w:lineRule="auto"/>
+      </w:pPr>
+      <w:r>
         <w:t xml:space="preserve">     13,8,10,1,3,15,4,2,11,6,7,12,0,5,14,9},</w:t>
       </w:r>
-      <w:r>
-        <w:br/>
-      </w:r>
-      <w:r>
-        <w:rPr>
-          <w:rStyle w:val="VerbatimChar"/>
-        </w:rPr>
+    </w:p>
+    <w:p>
+      <w:pPr>
+        <w:pStyle w:val="SourceCode"/>
+        <w:spacing w:before="0" w:after="0" w:line="200" w:lineRule="auto"/>
+      </w:pPr>
+      <w:r>
         <w:t xml:space="preserve">    // S3</w:t>
       </w:r>
-      <w:r>
-        <w:br/>
-      </w:r>
-      <w:r>
-        <w:rPr>
-          <w:rStyle w:val="VerbatimChar"/>
-        </w:rPr>
+    </w:p>
+    <w:p>
+      <w:pPr>
+        <w:pStyle w:val="SourceCode"/>
+        <w:spacing w:before="0" w:after="0" w:line="200" w:lineRule="auto"/>
+      </w:pPr>
+      <w:r>
         <w:t xml:space="preserve">    {10,0,9,14,6,3,15,5,1,13,12,7,11,4,2,8,</w:t>
       </w:r>
-      <w:r>
-        <w:br/>
-      </w:r>
-      <w:r>
-        <w:rPr>
-          <w:rStyle w:val="VerbatimChar"/>
-        </w:rPr>
+    </w:p>
+    <w:p>
+      <w:pPr>
+        <w:pStyle w:val="SourceCode"/>
+        <w:spacing w:before="0" w:after="0" w:line="200" w:lineRule="auto"/>
+      </w:pPr>
+      <w:r>
         <w:t xml:space="preserve">     13,7,0,9,3,4,6,10,2,8,5,14,12,11,15,1,</w:t>
       </w:r>
-      <w:r>
-        <w:br/>
-      </w:r>
-      <w:r>
-        <w:rPr>
-          <w:rStyle w:val="VerbatimChar"/>
-        </w:rPr>
+    </w:p>
+    <w:p>
+      <w:pPr>
+        <w:pStyle w:val="SourceCode"/>
+        <w:spacing w:before="0" w:after="0" w:line="200" w:lineRule="auto"/>
+      </w:pPr>
+      <w:r>
         <w:t xml:space="preserve">     13,6,4,9,8,15,3,0,11,1,2,12,5,10,14,7,</w:t>
       </w:r>
-      <w:r>
-        <w:br/>
-      </w:r>
-      <w:r>
-        <w:rPr>
-          <w:rStyle w:val="VerbatimChar"/>
-        </w:rPr>
+    </w:p>
+    <w:p>
+      <w:pPr>
+        <w:pStyle w:val="SourceCode"/>
+        <w:spacing w:before="0" w:after="0" w:line="200" w:lineRule="auto"/>
+      </w:pPr>
+      <w:r>
         <w:t xml:space="preserve">     1,10,13,0,6,9,8,7,4,15,14,3,11,5,2,12},</w:t>
       </w:r>
-      <w:r>
-        <w:br/>
-      </w:r>
-      <w:r>
-        <w:rPr>
-          <w:rStyle w:val="VerbatimChar"/>
-        </w:rPr>
+    </w:p>
+    <w:p>
+      <w:pPr>
+        <w:pStyle w:val="SourceCode"/>
+        <w:spacing w:before="0" w:after="0" w:line="200" w:lineRule="auto"/>
+      </w:pPr>
+      <w:r>
         <w:t xml:space="preserve">    // S4</w:t>
       </w:r>
-      <w:r>
-        <w:br/>
-      </w:r>
-      <w:r>
-        <w:rPr>
-          <w:rStyle w:val="VerbatimChar"/>
-        </w:rPr>
+    </w:p>
+    <w:p>
+      <w:pPr>
+        <w:pStyle w:val="SourceCode"/>
+        <w:spacing w:before="0" w:after="0" w:line="200" w:lineRule="auto"/>
+      </w:pPr>
+      <w:r>
         <w:t xml:space="preserve">    {7,13,14,3,0,6,9,10,1,2,8,5,11,12,4,15,</w:t>
       </w:r>
-      <w:r>
-        <w:br/>
-      </w:r>
-      <w:r>
-        <w:rPr>
-          <w:rStyle w:val="VerbatimChar"/>
-        </w:rPr>
+    </w:p>
+    <w:p>
+      <w:pPr>
+        <w:pStyle w:val="SourceCode"/>
+        <w:spacing w:before="0" w:after="0" w:line="200" w:lineRule="auto"/>
+      </w:pPr>
+      <w:r>
         <w:t xml:space="preserve">     13,8,11,5,6,15,0,3,4,7,2,12,1,10,14,9,</w:t>
       </w:r>
-      <w:r>
-        <w:br/>
-      </w:r>
-      <w:r>
-        <w:rPr>
-          <w:rStyle w:val="VerbatimChar"/>
-        </w:rPr>
+    </w:p>
+    <w:p>
+      <w:pPr>
+        <w:pStyle w:val="SourceCode"/>
+        <w:spacing w:before="0" w:after="0" w:line="200" w:lineRule="auto"/>
+      </w:pPr>
+      <w:r>
         <w:t xml:space="preserve">     10,6,9,0,12,11,7,13,15,1,3,14,5,2,8,4,</w:t>
       </w:r>
-      <w:r>
-        <w:br/>
-      </w:r>
-      <w:r>
-        <w:rPr>
-          <w:rStyle w:val="VerbatimChar"/>
-        </w:rPr>
+    </w:p>
+    <w:p>
+      <w:pPr>
+        <w:pStyle w:val="SourceCode"/>
+        <w:spacing w:before="0" w:after="0" w:line="200" w:lineRule="auto"/>
+      </w:pPr>
+      <w:r>
         <w:t xml:space="preserve">     3,15,0,6,10,1,13,8,9,4,5,11,12,7,2,14},</w:t>
       </w:r>
-      <w:r>
-        <w:br/>
-      </w:r>
-      <w:r>
-        <w:rPr>
-          <w:rStyle w:val="VerbatimChar"/>
-        </w:rPr>
+    </w:p>
+    <w:p>
+      <w:pPr>
+        <w:pStyle w:val="SourceCode"/>
+        <w:spacing w:before="0" w:after="0" w:line="200" w:lineRule="auto"/>
+      </w:pPr>
+      <w:r>
         <w:t xml:space="preserve">    // S5</w:t>
       </w:r>
-      <w:r>
-        <w:br/>
-      </w:r>
-      <w:r>
-        <w:rPr>
-          <w:rStyle w:val="VerbatimChar"/>
-        </w:rPr>
+    </w:p>
+    <w:p>
+      <w:pPr>
+        <w:pStyle w:val="SourceCode"/>
+        <w:spacing w:before="0" w:after="0" w:line="200" w:lineRule="auto"/>
+      </w:pPr>
+      <w:r>
         <w:t xml:space="preserve">    {2,12,4,1,7,10,11,6,8,5,3,15,13,0,14,9,</w:t>
       </w:r>
-      <w:r>
-        <w:br/>
-      </w:r>
-      <w:r>
-        <w:rPr>
-          <w:rStyle w:val="VerbatimChar"/>
-        </w:rPr>
+    </w:p>
+    <w:p>
+      <w:pPr>
+        <w:pStyle w:val="SourceCode"/>
+        <w:spacing w:before="0" w:after="0" w:line="200" w:lineRule="auto"/>
+      </w:pPr>
+      <w:r>
         <w:t xml:space="preserve">     14,11,2,12,4,7,13,1,5,0,15,10,3,9,8,6,</w:t>
       </w:r>
-      <w:r>
-        <w:br/>
-      </w:r>
-      <w:r>
-        <w:rPr>
-          <w:rStyle w:val="VerbatimChar"/>
-        </w:rPr>
+    </w:p>
+    <w:p>
+      <w:pPr>
+        <w:pStyle w:val="SourceCode"/>
+        <w:spacing w:before="0" w:after="0" w:line="200" w:lineRule="auto"/>
+      </w:pPr>
+      <w:r>
         <w:t xml:space="preserve">     4,2,1,11,10,13,7,8,15,9,12,5,6,3,0,14,</w:t>
       </w:r>
-      <w:r>
-        <w:br/>
-      </w:r>
-      <w:r>
-        <w:rPr>
-          <w:rStyle w:val="VerbatimChar"/>
-        </w:rPr>
+    </w:p>
+    <w:p>
+      <w:pPr>
+        <w:pStyle w:val="SourceCode"/>
+        <w:spacing w:before="0" w:after="0" w:line="200" w:lineRule="auto"/>
+      </w:pPr>
+      <w:r>
         <w:t xml:space="preserve">     11,8,12,7,1,14,2,13,6,15,0,9,10,4,5,3},</w:t>
       </w:r>
-      <w:r>
-        <w:br/>
-      </w:r>
-      <w:r>
-        <w:rPr>
-          <w:rStyle w:val="VerbatimChar"/>
-        </w:rPr>
+    </w:p>
+    <w:p>
+      <w:pPr>
+        <w:pStyle w:val="SourceCode"/>
+        <w:spacing w:before="0" w:after="0" w:line="200" w:lineRule="auto"/>
+      </w:pPr>
+      <w:r>
         <w:t xml:space="preserve">    // S6</w:t>
       </w:r>
-      <w:r>
-        <w:br/>
-      </w:r>
-      <w:r>
-        <w:rPr>
-          <w:rStyle w:val="VerbatimChar"/>
-        </w:rPr>
+    </w:p>
+    <w:p>
+      <w:pPr>
+        <w:pStyle w:val="SourceCode"/>
+        <w:spacing w:before="0" w:after="0" w:line="200" w:lineRule="auto"/>
+      </w:pPr>
+      <w:r>
         <w:t xml:space="preserve">    {12,1,10,15,9,2,6,8,0,13,3,4,14,7,5,11,</w:t>
       </w:r>
-      <w:r>
-        <w:br/>
-      </w:r>
-      <w:r>
-        <w:rPr>
-          <w:rStyle w:val="VerbatimChar"/>
-        </w:rPr>
+    </w:p>
+    <w:p>
+      <w:pPr>
+        <w:pStyle w:val="SourceCode"/>
+        <w:spacing w:before="0" w:after="0" w:line="200" w:lineRule="auto"/>
+      </w:pPr>
+      <w:r>
         <w:t xml:space="preserve">     10,15,4,2,7,12,9,5,6,1,13,14,0,11,3,8,</w:t>
       </w:r>
-      <w:r>
-        <w:br/>
-      </w:r>
-      <w:r>
-        <w:rPr>
-          <w:rStyle w:val="VerbatimChar"/>
-        </w:rPr>
+    </w:p>
+    <w:p>
+      <w:pPr>
+        <w:pStyle w:val="SourceCode"/>
+        <w:spacing w:before="0" w:after="0" w:line="200" w:lineRule="auto"/>
+      </w:pPr>
+      <w:r>
         <w:t xml:space="preserve">     9,14,15,5,2,8,12,3,7,0,4,10,1,13,11,6,</w:t>
       </w:r>
-      <w:r>
-        <w:br/>
-      </w:r>
-      <w:r>
-        <w:rPr>
-          <w:rStyle w:val="VerbatimChar"/>
-        </w:rPr>
+    </w:p>
+    <w:p>
+      <w:pPr>
+        <w:pStyle w:val="SourceCode"/>
+        <w:spacing w:before="0" w:after="0" w:line="200" w:lineRule="auto"/>
+      </w:pPr>
+      <w:r>
         <w:t xml:space="preserve">     4,3,2,12,9,5,15,10,11,14,1,7,6,0,8,13},</w:t>
       </w:r>
-      <w:r>
-        <w:br/>
-      </w:r>
-      <w:r>
-        <w:rPr>
-          <w:rStyle w:val="VerbatimChar"/>
-        </w:rPr>
+    </w:p>
+    <w:p>
+      <w:pPr>
+        <w:pStyle w:val="SourceCode"/>
+        <w:spacing w:before="0" w:after="0" w:line="200" w:lineRule="auto"/>
+      </w:pPr>
+      <w:r>
         <w:t xml:space="preserve">    // S7</w:t>
       </w:r>
-      <w:r>
-        <w:br/>
-      </w:r>
-      <w:r>
-        <w:rPr>
-          <w:rStyle w:val="VerbatimChar"/>
-        </w:rPr>
+    </w:p>
+    <w:p>
+      <w:pPr>
+        <w:pStyle w:val="SourceCode"/>
+        <w:spacing w:before="0" w:after="0" w:line="200" w:lineRule="auto"/>
+      </w:pPr>
+      <w:r>
         <w:t xml:space="preserve">    {4,11,2,14,15,0,8,13,3,12,9,7,5,10,6,1,</w:t>
       </w:r>
-      <w:r>
-        <w:br/>
-      </w:r>
-      <w:r>
-        <w:rPr>
-          <w:rStyle w:val="VerbatimChar"/>
-        </w:rPr>
+    </w:p>
+    <w:p>
+      <w:pPr>
+        <w:pStyle w:val="SourceCode"/>
+        <w:spacing w:before="0" w:after="0" w:line="200" w:lineRule="auto"/>
+      </w:pPr>
+      <w:r>
         <w:t xml:space="preserve">     13,0,11,7,4,9,1,10,14,3,5,12,2,15,8,6,</w:t>
       </w:r>
-      <w:r>
-        <w:br/>
-      </w:r>
-      <w:r>
-        <w:rPr>
-          <w:rStyle w:val="VerbatimChar"/>
-        </w:rPr>
+    </w:p>
+    <w:p>
+      <w:pPr>
+        <w:pStyle w:val="SourceCode"/>
+        <w:spacing w:before="0" w:after="0" w:line="200" w:lineRule="auto"/>
+      </w:pPr>
+      <w:r>
         <w:t xml:space="preserve">     1,4,11,13,12,3,7,14,10,15,6,8,0,5,9,2,</w:t>
       </w:r>
-      <w:r>
-        <w:br/>
-      </w:r>
-      <w:r>
-        <w:rPr>
-          <w:rStyle w:val="VerbatimChar"/>
-        </w:rPr>
+    </w:p>
+    <w:p>
+      <w:pPr>
+        <w:pStyle w:val="SourceCode"/>
+        <w:spacing w:before="0" w:after="0" w:line="200" w:lineRule="auto"/>
+      </w:pPr>
+      <w:r>
         <w:t xml:space="preserve">     6,11,13,8,1,4,10,7,9,5,0,15,14,2,3,12},</w:t>
       </w:r>
-      <w:r>
-        <w:br/>
-      </w:r>
-      <w:r>
-        <w:rPr>
-          <w:rStyle w:val="VerbatimChar"/>
-        </w:rPr>
+    </w:p>
+    <w:p>
+      <w:pPr>
+        <w:pStyle w:val="SourceCode"/>
+        <w:spacing w:before="0" w:after="0" w:line="200" w:lineRule="auto"/>
+      </w:pPr>
+      <w:r>
         <w:t xml:space="preserve">    // S8</w:t>
       </w:r>
-      <w:r>
-        <w:br/>
-      </w:r>
-      <w:r>
-        <w:rPr>
-          <w:rStyle w:val="VerbatimChar"/>
-        </w:rPr>
+    </w:p>
+    <w:p>
+      <w:pPr>
+        <w:pStyle w:val="SourceCode"/>
+        <w:spacing w:before="0" w:after="0" w:line="200" w:lineRule="auto"/>
+      </w:pPr>
+      <w:r>
         <w:t xml:space="preserve">    {13,2,8,4,6,15,11,1,10,9,3,14,5,0,12,7,</w:t>
       </w:r>
-      <w:r>
-        <w:br/>
-      </w:r>
-      <w:r>
-        <w:rPr>
-          <w:rStyle w:val="VerbatimChar"/>
-        </w:rPr>
+    </w:p>
+    <w:p>
+      <w:pPr>
+        <w:pStyle w:val="SourceCode"/>
+        <w:spacing w:before="0" w:after="0" w:line="200" w:lineRule="auto"/>
+      </w:pPr>
+      <w:r>
         <w:t xml:space="preserve">     1,15,13,8,10,3,7,4,12,5,6,11,0,14,9,2,</w:t>
       </w:r>
-      <w:r>
-        <w:br/>
-      </w:r>
-      <w:r>
-        <w:rPr>
-          <w:rStyle w:val="VerbatimChar"/>
-        </w:rPr>
+    </w:p>
+    <w:p>
+      <w:pPr>
+        <w:pStyle w:val="SourceCode"/>
+        <w:spacing w:before="0" w:after="0" w:line="200" w:lineRule="auto"/>
+      </w:pPr>
+      <w:r>
         <w:t xml:space="preserve">     7,11,4,1,9,12,14,2,0,6,10,13,15,3,5,8,</w:t>
       </w:r>
-      <w:r>
-        <w:br/>
-      </w:r>
-      <w:r>
-        <w:rPr>
-          <w:rStyle w:val="VerbatimChar"/>
-        </w:rPr>
+    </w:p>
+    <w:p>
+      <w:pPr>
+        <w:pStyle w:val="SourceCode"/>
+        <w:spacing w:before="0" w:after="0" w:line="200" w:lineRule="auto"/>
+      </w:pPr>
+      <w:r>
         <w:t xml:space="preserve">     2,1,14,7,4,10,8,13,15,12,9,0,3,5,6,11}</w:t>
       </w:r>
-      <w:r>
-        <w:br/>
-      </w:r>
-      <w:r>
-        <w:rPr>
-          <w:rStyle w:val="VerbatimChar"/>
-        </w:rPr>
+    </w:p>
+    <w:p>
+      <w:pPr>
+        <w:pStyle w:val="SourceCode"/>
+        <w:spacing w:before="0" w:after="120" w:line="200" w:lineRule="auto"/>
+      </w:pPr>
+      <w:r>
         <w:t xml:space="preserve">};</w:t>
       </w:r>
     </w:p>
@@ -2616,212 +2621,231 @@
     <w:p>
       <w:pPr>
         <w:pStyle w:val="SourceCode"/>
-      </w:pPr>
-      <w:r>
-        <w:rPr>
-          <w:rStyle w:val="VerbatimChar"/>
-        </w:rPr>
+        <w:spacing w:before="120" w:after="0" w:line="200" w:lineRule="auto"/>
+      </w:pPr>
+      <w:r>
         <w:t xml:space="preserve">uint32_t f_function(uint32_t R, uint64_t K) {</w:t>
       </w:r>
-      <w:r>
-        <w:br/>
-      </w:r>
-      <w:r>
-        <w:rPr>
-          <w:rStyle w:val="VerbatimChar"/>
-        </w:rPr>
+    </w:p>
+    <w:p>
+      <w:pPr>
+        <w:pStyle w:val="SourceCode"/>
+        <w:spacing w:before="0" w:after="0" w:line="200" w:lineRule="auto"/>
+      </w:pPr>
+      <w:r>
         <w:t xml:space="preserve">    // 1. Розширення E: 32 біти → 48 біт</w:t>
       </w:r>
-      <w:r>
-        <w:br/>
-      </w:r>
-      <w:r>
-        <w:rPr>
-          <w:rStyle w:val="VerbatimChar"/>
-        </w:rPr>
+    </w:p>
+    <w:p>
+      <w:pPr>
+        <w:pStyle w:val="SourceCode"/>
+        <w:spacing w:before="0" w:after="0" w:line="200" w:lineRule="auto"/>
+      </w:pPr>
+      <w:r>
         <w:t xml:space="preserve">    uint64_t expanded = permute(R, E, 48, 32);</w:t>
       </w:r>
-      <w:r>
-        <w:br/>
-      </w:r>
-      <w:r>
-        <w:br/>
-      </w:r>
-      <w:r>
-        <w:rPr>
-          <w:rStyle w:val="VerbatimChar"/>
-        </w:rPr>
+    </w:p>
+    <w:p>
+      <w:pPr>
+        <w:pStyle w:val="SourceCode"/>
+        <w:spacing w:before="0" w:after="0" w:line="200" w:lineRule="auto"/>
+      </w:pPr>
+    </w:p>
+    <w:p>
+      <w:pPr>
+        <w:pStyle w:val="SourceCode"/>
+        <w:spacing w:before="0" w:after="0" w:line="200" w:lineRule="auto"/>
+      </w:pPr>
+      <w:r>
         <w:t xml:space="preserve">    // 2. XOR з підключем</w:t>
       </w:r>
-      <w:r>
-        <w:br/>
-      </w:r>
-      <w:r>
-        <w:rPr>
-          <w:rStyle w:val="VerbatimChar"/>
-        </w:rPr>
+    </w:p>
+    <w:p>
+      <w:pPr>
+        <w:pStyle w:val="SourceCode"/>
+        <w:spacing w:before="0" w:after="0" w:line="200" w:lineRule="auto"/>
+      </w:pPr>
+      <w:r>
         <w:t xml:space="preserve">    uint64_t xored = expanded ^ K;</w:t>
       </w:r>
-      <w:r>
-        <w:br/>
-      </w:r>
-      <w:r>
-        <w:br/>
-      </w:r>
-      <w:r>
-        <w:rPr>
-          <w:rStyle w:val="VerbatimChar"/>
-        </w:rPr>
+    </w:p>
+    <w:p>
+      <w:pPr>
+        <w:pStyle w:val="SourceCode"/>
+        <w:spacing w:before="0" w:after="0" w:line="200" w:lineRule="auto"/>
+      </w:pPr>
+    </w:p>
+    <w:p>
+      <w:pPr>
+        <w:pStyle w:val="SourceCode"/>
+        <w:spacing w:before="0" w:after="0" w:line="200" w:lineRule="auto"/>
+      </w:pPr>
+      <w:r>
         <w:t xml:space="preserve">    // 3. S-блоки: 48 біт → 32 біти</w:t>
       </w:r>
-      <w:r>
-        <w:br/>
-      </w:r>
-      <w:r>
-        <w:rPr>
-          <w:rStyle w:val="VerbatimChar"/>
-        </w:rPr>
+    </w:p>
+    <w:p>
+      <w:pPr>
+        <w:pStyle w:val="SourceCode"/>
+        <w:spacing w:before="0" w:after="0" w:line="200" w:lineRule="auto"/>
+      </w:pPr>
+      <w:r>
         <w:t xml:space="preserve">    uint32_t sBoxOutput = 0;</w:t>
       </w:r>
-      <w:r>
-        <w:br/>
-      </w:r>
-      <w:r>
-        <w:rPr>
-          <w:rStyle w:val="VerbatimChar"/>
-        </w:rPr>
+    </w:p>
+    <w:p>
+      <w:pPr>
+        <w:pStyle w:val="SourceCode"/>
+        <w:spacing w:before="0" w:after="0" w:line="200" w:lineRule="auto"/>
+      </w:pPr>
+      <w:r>
         <w:t xml:space="preserve">    for (int i = 0; i &lt; 8; i++) {</w:t>
       </w:r>
-      <w:r>
-        <w:br/>
-      </w:r>
-      <w:r>
-        <w:rPr>
-          <w:rStyle w:val="VerbatimChar"/>
-        </w:rPr>
+    </w:p>
+    <w:p>
+      <w:pPr>
+        <w:pStyle w:val="SourceCode"/>
+        <w:spacing w:before="0" w:after="0" w:line="200" w:lineRule="auto"/>
+      </w:pPr>
+      <w:r>
         <w:t xml:space="preserve">        // Витягуємо 6 біт для i-го S-блоку</w:t>
       </w:r>
-      <w:r>
-        <w:br/>
-      </w:r>
-      <w:r>
-        <w:rPr>
-          <w:rStyle w:val="VerbatimChar"/>
-        </w:rPr>
+    </w:p>
+    <w:p>
+      <w:pPr>
+        <w:pStyle w:val="SourceCode"/>
+        <w:spacing w:before="0" w:after="0" w:line="200" w:lineRule="auto"/>
+      </w:pPr>
+      <w:r>
         <w:t xml:space="preserve">        int sixBits = (xored &gt;&gt; (42 - i * 6)) &amp; 0x3F;</w:t>
       </w:r>
-      <w:r>
-        <w:br/>
-      </w:r>
-      <w:r>
-        <w:br/>
-      </w:r>
-      <w:r>
-        <w:rPr>
-          <w:rStyle w:val="VerbatimChar"/>
-        </w:rPr>
+    </w:p>
+    <w:p>
+      <w:pPr>
+        <w:pStyle w:val="SourceCode"/>
+        <w:spacing w:before="0" w:after="0" w:line="200" w:lineRule="auto"/>
+      </w:pPr>
+    </w:p>
+    <w:p>
+      <w:pPr>
+        <w:pStyle w:val="SourceCode"/>
+        <w:spacing w:before="0" w:after="0" w:line="200" w:lineRule="auto"/>
+      </w:pPr>
+      <w:r>
         <w:t xml:space="preserve">        // Рядок = біти 0 і 5, колонка = біти 1-4</w:t>
       </w:r>
-      <w:r>
-        <w:br/>
-      </w:r>
-      <w:r>
-        <w:rPr>
-          <w:rStyle w:val="VerbatimChar"/>
-        </w:rPr>
+    </w:p>
+    <w:p>
+      <w:pPr>
+        <w:pStyle w:val="SourceCode"/>
+        <w:spacing w:before="0" w:after="0" w:line="200" w:lineRule="auto"/>
+      </w:pPr>
+      <w:r>
         <w:t xml:space="preserve">        int row = ((sixBits &gt;&gt; 5) &lt;&lt; 1) | (sixBits &amp; 1);</w:t>
       </w:r>
-      <w:r>
-        <w:br/>
-      </w:r>
-      <w:r>
-        <w:rPr>
-          <w:rStyle w:val="VerbatimChar"/>
-        </w:rPr>
+    </w:p>
+    <w:p>
+      <w:pPr>
+        <w:pStyle w:val="SourceCode"/>
+        <w:spacing w:before="0" w:after="0" w:line="200" w:lineRule="auto"/>
+      </w:pPr>
+      <w:r>
         <w:t xml:space="preserve">        int col = (sixBits &gt;&gt; 1) &amp; 0x0F;</w:t>
       </w:r>
-      <w:r>
-        <w:br/>
-      </w:r>
-      <w:r>
-        <w:br/>
-      </w:r>
-      <w:r>
-        <w:rPr>
-          <w:rStyle w:val="VerbatimChar"/>
-        </w:rPr>
+    </w:p>
+    <w:p>
+      <w:pPr>
+        <w:pStyle w:val="SourceCode"/>
+        <w:spacing w:before="0" w:after="0" w:line="200" w:lineRule="auto"/>
+      </w:pPr>
+    </w:p>
+    <w:p>
+      <w:pPr>
+        <w:pStyle w:val="SourceCode"/>
+        <w:spacing w:before="0" w:after="0" w:line="200" w:lineRule="auto"/>
+      </w:pPr>
+      <w:r>
         <w:t xml:space="preserve">        // Отримуємо 4 біти з S-блоку</w:t>
       </w:r>
-      <w:r>
-        <w:br/>
-      </w:r>
-      <w:r>
-        <w:rPr>
-          <w:rStyle w:val="VerbatimChar"/>
-        </w:rPr>
+    </w:p>
+    <w:p>
+      <w:pPr>
+        <w:pStyle w:val="SourceCode"/>
+        <w:spacing w:before="0" w:after="0" w:line="200" w:lineRule="auto"/>
+      </w:pPr>
+      <w:r>
         <w:t xml:space="preserve">        int sValue = S[i][row * 16 + col];</w:t>
       </w:r>
-      <w:r>
-        <w:br/>
-      </w:r>
-      <w:r>
-        <w:br/>
-      </w:r>
-      <w:r>
-        <w:rPr>
-          <w:rStyle w:val="VerbatimChar"/>
-        </w:rPr>
+    </w:p>
+    <w:p>
+      <w:pPr>
+        <w:pStyle w:val="SourceCode"/>
+        <w:spacing w:before="0" w:after="0" w:line="200" w:lineRule="auto"/>
+      </w:pPr>
+    </w:p>
+    <w:p>
+      <w:pPr>
+        <w:pStyle w:val="SourceCode"/>
+        <w:spacing w:before="0" w:after="0" w:line="200" w:lineRule="auto"/>
+      </w:pPr>
+      <w:r>
         <w:t xml:space="preserve">        sBoxOutput |= (sValue &lt;&lt; (28 - i * 4));</w:t>
       </w:r>
-      <w:r>
-        <w:br/>
-      </w:r>
-      <w:r>
-        <w:rPr>
-          <w:rStyle w:val="VerbatimChar"/>
-        </w:rPr>
+    </w:p>
+    <w:p>
+      <w:pPr>
+        <w:pStyle w:val="SourceCode"/>
+        <w:spacing w:before="0" w:after="0" w:line="200" w:lineRule="auto"/>
+      </w:pPr>
+      <w:r>
         <w:t xml:space="preserve">    }</w:t>
       </w:r>
-      <w:r>
-        <w:br/>
-      </w:r>
-      <w:r>
-        <w:br/>
-      </w:r>
-      <w:r>
-        <w:rPr>
-          <w:rStyle w:val="VerbatimChar"/>
-        </w:rPr>
+    </w:p>
+    <w:p>
+      <w:pPr>
+        <w:pStyle w:val="SourceCode"/>
+        <w:spacing w:before="0" w:after="0" w:line="200" w:lineRule="auto"/>
+      </w:pPr>
+    </w:p>
+    <w:p>
+      <w:pPr>
+        <w:pStyle w:val="SourceCode"/>
+        <w:spacing w:before="0" w:after="0" w:line="200" w:lineRule="auto"/>
+      </w:pPr>
+      <w:r>
         <w:t xml:space="preserve">    // 4. Перестановка P</w:t>
       </w:r>
-      <w:r>
-        <w:br/>
-      </w:r>
-      <w:r>
-        <w:rPr>
-          <w:rStyle w:val="VerbatimChar"/>
-        </w:rPr>
+    </w:p>
+    <w:p>
+      <w:pPr>
+        <w:pStyle w:val="SourceCode"/>
+        <w:spacing w:before="0" w:after="0" w:line="200" w:lineRule="auto"/>
+      </w:pPr>
+      <w:r>
         <w:t xml:space="preserve">    uint32_t result = permute(sBoxOutput, P, 32, 32);</w:t>
       </w:r>
-      <w:r>
-        <w:br/>
-      </w:r>
-      <w:r>
-        <w:br/>
-      </w:r>
-      <w:r>
-        <w:rPr>
-          <w:rStyle w:val="VerbatimChar"/>
-        </w:rPr>
+    </w:p>
+    <w:p>
+      <w:pPr>
+        <w:pStyle w:val="SourceCode"/>
+        <w:spacing w:before="0" w:after="0" w:line="200" w:lineRule="auto"/>
+      </w:pPr>
+    </w:p>
+    <w:p>
+      <w:pPr>
+        <w:pStyle w:val="SourceCode"/>
+        <w:spacing w:before="0" w:after="0" w:line="200" w:lineRule="auto"/>
+      </w:pPr>
+      <w:r>
         <w:t xml:space="preserve">    return result;</w:t>
       </w:r>
-      <w:r>
-        <w:br/>
-      </w:r>
-      <w:r>
-        <w:rPr>
-          <w:rStyle w:val="VerbatimChar"/>
-        </w:rPr>
+    </w:p>
+    <w:p>
+      <w:pPr>
+        <w:pStyle w:val="SourceCode"/>
+        <w:spacing w:before="0" w:after="120" w:line="200" w:lineRule="auto"/>
+      </w:pPr>
+      <w:r>
         <w:t xml:space="preserve">}</w:t>
       </w:r>
     </w:p>
@@ -2838,383 +2862,402 @@
     <w:p>
       <w:pPr>
         <w:pStyle w:val="SourceCode"/>
-      </w:pPr>
-      <w:r>
-        <w:rPr>
-          <w:rStyle w:val="VerbatimChar"/>
-        </w:rPr>
+        <w:spacing w:before="120" w:after="0" w:line="200" w:lineRule="auto"/>
+      </w:pPr>
+      <w:r>
         <w:t xml:space="preserve">// PC-1: вибір 56 біт з 64-бітного ключа</w:t>
       </w:r>
-      <w:r>
-        <w:br/>
-      </w:r>
-      <w:r>
-        <w:rPr>
-          <w:rStyle w:val="VerbatimChar"/>
-        </w:rPr>
+    </w:p>
+    <w:p>
+      <w:pPr>
+        <w:pStyle w:val="SourceCode"/>
+        <w:spacing w:before="0" w:after="0" w:line="200" w:lineRule="auto"/>
+      </w:pPr>
+      <w:r>
         <w:t xml:space="preserve">const int PC1[56] = {</w:t>
       </w:r>
-      <w:r>
-        <w:br/>
-      </w:r>
-      <w:r>
-        <w:rPr>
-          <w:rStyle w:val="VerbatimChar"/>
-        </w:rPr>
+    </w:p>
+    <w:p>
+      <w:pPr>
+        <w:pStyle w:val="SourceCode"/>
+        <w:spacing w:before="0" w:after="0" w:line="200" w:lineRule="auto"/>
+      </w:pPr>
+      <w:r>
         <w:t xml:space="preserve">    57, 49, 41, 33, 25, 17,  9,</w:t>
       </w:r>
-      <w:r>
-        <w:br/>
-      </w:r>
-      <w:r>
-        <w:rPr>
-          <w:rStyle w:val="VerbatimChar"/>
-        </w:rPr>
+    </w:p>
+    <w:p>
+      <w:pPr>
+        <w:pStyle w:val="SourceCode"/>
+        <w:spacing w:before="0" w:after="0" w:line="200" w:lineRule="auto"/>
+      </w:pPr>
+      <w:r>
         <w:t xml:space="preserve">     1, 58, 50, 42, 34, 26, 18,</w:t>
       </w:r>
-      <w:r>
-        <w:br/>
-      </w:r>
-      <w:r>
-        <w:rPr>
-          <w:rStyle w:val="VerbatimChar"/>
-        </w:rPr>
+    </w:p>
+    <w:p>
+      <w:pPr>
+        <w:pStyle w:val="SourceCode"/>
+        <w:spacing w:before="0" w:after="0" w:line="200" w:lineRule="auto"/>
+      </w:pPr>
+      <w:r>
         <w:t xml:space="preserve">    10,  2, 59, 51, 43, 35, 27,</w:t>
       </w:r>
-      <w:r>
-        <w:br/>
-      </w:r>
-      <w:r>
-        <w:rPr>
-          <w:rStyle w:val="VerbatimChar"/>
-        </w:rPr>
+    </w:p>
+    <w:p>
+      <w:pPr>
+        <w:pStyle w:val="SourceCode"/>
+        <w:spacing w:before="0" w:after="0" w:line="200" w:lineRule="auto"/>
+      </w:pPr>
+      <w:r>
         <w:t xml:space="preserve">    19, 11,  3, 60, 52, 44, 36,</w:t>
       </w:r>
-      <w:r>
-        <w:br/>
-      </w:r>
-      <w:r>
-        <w:rPr>
-          <w:rStyle w:val="VerbatimChar"/>
-        </w:rPr>
+    </w:p>
+    <w:p>
+      <w:pPr>
+        <w:pStyle w:val="SourceCode"/>
+        <w:spacing w:before="0" w:after="0" w:line="200" w:lineRule="auto"/>
+      </w:pPr>
+      <w:r>
         <w:t xml:space="preserve">    63, 55, 47, 39, 31, 23, 15,</w:t>
       </w:r>
-      <w:r>
-        <w:br/>
-      </w:r>
-      <w:r>
-        <w:rPr>
-          <w:rStyle w:val="VerbatimChar"/>
-        </w:rPr>
+    </w:p>
+    <w:p>
+      <w:pPr>
+        <w:pStyle w:val="SourceCode"/>
+        <w:spacing w:before="0" w:after="0" w:line="200" w:lineRule="auto"/>
+      </w:pPr>
+      <w:r>
         <w:t xml:space="preserve">     7, 62, 54, 46, 38, 30, 22,</w:t>
       </w:r>
-      <w:r>
-        <w:br/>
-      </w:r>
-      <w:r>
-        <w:rPr>
-          <w:rStyle w:val="VerbatimChar"/>
-        </w:rPr>
+    </w:p>
+    <w:p>
+      <w:pPr>
+        <w:pStyle w:val="SourceCode"/>
+        <w:spacing w:before="0" w:after="0" w:line="200" w:lineRule="auto"/>
+      </w:pPr>
+      <w:r>
         <w:t xml:space="preserve">    14,  6, 61, 53, 45, 37, 29,</w:t>
       </w:r>
-      <w:r>
-        <w:br/>
-      </w:r>
-      <w:r>
-        <w:rPr>
-          <w:rStyle w:val="VerbatimChar"/>
-        </w:rPr>
+    </w:p>
+    <w:p>
+      <w:pPr>
+        <w:pStyle w:val="SourceCode"/>
+        <w:spacing w:before="0" w:after="0" w:line="200" w:lineRule="auto"/>
+      </w:pPr>
+      <w:r>
         <w:t xml:space="preserve">    21, 13,  5, 28, 20, 12,  4</w:t>
       </w:r>
-      <w:r>
-        <w:br/>
-      </w:r>
-      <w:r>
-        <w:rPr>
-          <w:rStyle w:val="VerbatimChar"/>
-        </w:rPr>
+    </w:p>
+    <w:p>
+      <w:pPr>
+        <w:pStyle w:val="SourceCode"/>
+        <w:spacing w:before="0" w:after="0" w:line="200" w:lineRule="auto"/>
+      </w:pPr>
+      <w:r>
         <w:t xml:space="preserve">};</w:t>
       </w:r>
-      <w:r>
-        <w:br/>
-      </w:r>
-      <w:r>
-        <w:br/>
-      </w:r>
-      <w:r>
-        <w:rPr>
-          <w:rStyle w:val="VerbatimChar"/>
-        </w:rPr>
+    </w:p>
+    <w:p>
+      <w:pPr>
+        <w:pStyle w:val="SourceCode"/>
+        <w:spacing w:before="0" w:after="0" w:line="200" w:lineRule="auto"/>
+      </w:pPr>
+    </w:p>
+    <w:p>
+      <w:pPr>
+        <w:pStyle w:val="SourceCode"/>
+        <w:spacing w:before="0" w:after="0" w:line="200" w:lineRule="auto"/>
+      </w:pPr>
+      <w:r>
         <w:t xml:space="preserve">// PC-2: вибір 48 біт з 56 біт</w:t>
       </w:r>
-      <w:r>
-        <w:br/>
-      </w:r>
-      <w:r>
-        <w:rPr>
-          <w:rStyle w:val="VerbatimChar"/>
-        </w:rPr>
+    </w:p>
+    <w:p>
+      <w:pPr>
+        <w:pStyle w:val="SourceCode"/>
+        <w:spacing w:before="0" w:after="0" w:line="200" w:lineRule="auto"/>
+      </w:pPr>
+      <w:r>
         <w:t xml:space="preserve">const int PC2[48] = {</w:t>
       </w:r>
-      <w:r>
-        <w:br/>
-      </w:r>
-      <w:r>
-        <w:rPr>
-          <w:rStyle w:val="VerbatimChar"/>
-        </w:rPr>
+    </w:p>
+    <w:p>
+      <w:pPr>
+        <w:pStyle w:val="SourceCode"/>
+        <w:spacing w:before="0" w:after="0" w:line="200" w:lineRule="auto"/>
+      </w:pPr>
+      <w:r>
         <w:t xml:space="preserve">    14, 17, 11, 24,  1,  5,</w:t>
       </w:r>
-      <w:r>
-        <w:br/>
-      </w:r>
-      <w:r>
-        <w:rPr>
-          <w:rStyle w:val="VerbatimChar"/>
-        </w:rPr>
+    </w:p>
+    <w:p>
+      <w:pPr>
+        <w:pStyle w:val="SourceCode"/>
+        <w:spacing w:before="0" w:after="0" w:line="200" w:lineRule="auto"/>
+      </w:pPr>
+      <w:r>
         <w:t xml:space="preserve">     3, 28, 15,  6, 21, 10,</w:t>
       </w:r>
-      <w:r>
-        <w:br/>
-      </w:r>
-      <w:r>
-        <w:rPr>
-          <w:rStyle w:val="VerbatimChar"/>
-        </w:rPr>
+    </w:p>
+    <w:p>
+      <w:pPr>
+        <w:pStyle w:val="SourceCode"/>
+        <w:spacing w:before="0" w:after="0" w:line="200" w:lineRule="auto"/>
+      </w:pPr>
+      <w:r>
         <w:t xml:space="preserve">    23, 19, 12,  4, 26,  8,</w:t>
       </w:r>
-      <w:r>
-        <w:br/>
-      </w:r>
-      <w:r>
-        <w:rPr>
-          <w:rStyle w:val="VerbatimChar"/>
-        </w:rPr>
+    </w:p>
+    <w:p>
+      <w:pPr>
+        <w:pStyle w:val="SourceCode"/>
+        <w:spacing w:before="0" w:after="0" w:line="200" w:lineRule="auto"/>
+      </w:pPr>
+      <w:r>
         <w:t xml:space="preserve">    16,  7, 27, 20, 13,  2,</w:t>
       </w:r>
-      <w:r>
-        <w:br/>
-      </w:r>
-      <w:r>
-        <w:rPr>
-          <w:rStyle w:val="VerbatimChar"/>
-        </w:rPr>
+    </w:p>
+    <w:p>
+      <w:pPr>
+        <w:pStyle w:val="SourceCode"/>
+        <w:spacing w:before="0" w:after="0" w:line="200" w:lineRule="auto"/>
+      </w:pPr>
+      <w:r>
         <w:t xml:space="preserve">    41, 52, 31, 37, 47, 55,</w:t>
       </w:r>
-      <w:r>
-        <w:br/>
-      </w:r>
-      <w:r>
-        <w:rPr>
-          <w:rStyle w:val="VerbatimChar"/>
-        </w:rPr>
+    </w:p>
+    <w:p>
+      <w:pPr>
+        <w:pStyle w:val="SourceCode"/>
+        <w:spacing w:before="0" w:after="0" w:line="200" w:lineRule="auto"/>
+      </w:pPr>
+      <w:r>
         <w:t xml:space="preserve">    30, 40, 51, 45, 33, 48,</w:t>
       </w:r>
-      <w:r>
-        <w:br/>
-      </w:r>
-      <w:r>
-        <w:rPr>
-          <w:rStyle w:val="VerbatimChar"/>
-        </w:rPr>
+    </w:p>
+    <w:p>
+      <w:pPr>
+        <w:pStyle w:val="SourceCode"/>
+        <w:spacing w:before="0" w:after="0" w:line="200" w:lineRule="auto"/>
+      </w:pPr>
+      <w:r>
         <w:t xml:space="preserve">    44, 49, 39, 56, 34, 53,</w:t>
       </w:r>
-      <w:r>
-        <w:br/>
-      </w:r>
-      <w:r>
-        <w:rPr>
-          <w:rStyle w:val="VerbatimChar"/>
-        </w:rPr>
+    </w:p>
+    <w:p>
+      <w:pPr>
+        <w:pStyle w:val="SourceCode"/>
+        <w:spacing w:before="0" w:after="0" w:line="200" w:lineRule="auto"/>
+      </w:pPr>
+      <w:r>
         <w:t xml:space="preserve">    46, 42, 50, 36, 29, 32</w:t>
       </w:r>
-      <w:r>
-        <w:br/>
-      </w:r>
-      <w:r>
-        <w:rPr>
-          <w:rStyle w:val="VerbatimChar"/>
-        </w:rPr>
+    </w:p>
+    <w:p>
+      <w:pPr>
+        <w:pStyle w:val="SourceCode"/>
+        <w:spacing w:before="0" w:after="0" w:line="200" w:lineRule="auto"/>
+      </w:pPr>
+      <w:r>
         <w:t xml:space="preserve">};</w:t>
       </w:r>
-      <w:r>
-        <w:br/>
-      </w:r>
-      <w:r>
-        <w:br/>
-      </w:r>
-      <w:r>
-        <w:rPr>
-          <w:rStyle w:val="VerbatimChar"/>
-        </w:rPr>
+    </w:p>
+    <w:p>
+      <w:pPr>
+        <w:pStyle w:val="SourceCode"/>
+        <w:spacing w:before="0" w:after="0" w:line="200" w:lineRule="auto"/>
+      </w:pPr>
+    </w:p>
+    <w:p>
+      <w:pPr>
+        <w:pStyle w:val="SourceCode"/>
+        <w:spacing w:before="0" w:after="0" w:line="200" w:lineRule="auto"/>
+      </w:pPr>
+      <w:r>
         <w:t xml:space="preserve">// Кількість зсувів для кожного раунду</w:t>
       </w:r>
-      <w:r>
-        <w:br/>
-      </w:r>
-      <w:r>
-        <w:rPr>
-          <w:rStyle w:val="VerbatimChar"/>
-        </w:rPr>
+    </w:p>
+    <w:p>
+      <w:pPr>
+        <w:pStyle w:val="SourceCode"/>
+        <w:spacing w:before="0" w:after="0" w:line="200" w:lineRule="auto"/>
+      </w:pPr>
+      <w:r>
         <w:t xml:space="preserve">const int SHIFTS[16] = {1, 1, 2, 2, 2, 2, 2, 2, 1, 2, 2, 2, 2, 2, 2, 1};</w:t>
       </w:r>
-      <w:r>
-        <w:br/>
-      </w:r>
-      <w:r>
-        <w:br/>
-      </w:r>
-      <w:r>
-        <w:rPr>
-          <w:rStyle w:val="VerbatimChar"/>
-        </w:rPr>
+    </w:p>
+    <w:p>
+      <w:pPr>
+        <w:pStyle w:val="SourceCode"/>
+        <w:spacing w:before="0" w:after="0" w:line="200" w:lineRule="auto"/>
+      </w:pPr>
+    </w:p>
+    <w:p>
+      <w:pPr>
+        <w:pStyle w:val="SourceCode"/>
+        <w:spacing w:before="0" w:after="0" w:line="200" w:lineRule="auto"/>
+      </w:pPr>
+      <w:r>
         <w:t xml:space="preserve">void generateSubkeys(uint64_t key, uint64_t subkeys[16]) {</w:t>
       </w:r>
-      <w:r>
-        <w:br/>
-      </w:r>
-      <w:r>
-        <w:rPr>
-          <w:rStyle w:val="VerbatimChar"/>
-        </w:rPr>
+    </w:p>
+    <w:p>
+      <w:pPr>
+        <w:pStyle w:val="SourceCode"/>
+        <w:spacing w:before="0" w:after="0" w:line="200" w:lineRule="auto"/>
+      </w:pPr>
+      <w:r>
         <w:t xml:space="preserve">    // PC-1: 64 біти → 56 біт</w:t>
       </w:r>
-      <w:r>
-        <w:br/>
-      </w:r>
-      <w:r>
-        <w:rPr>
-          <w:rStyle w:val="VerbatimChar"/>
-        </w:rPr>
+    </w:p>
+    <w:p>
+      <w:pPr>
+        <w:pStyle w:val="SourceCode"/>
+        <w:spacing w:before="0" w:after="0" w:line="200" w:lineRule="auto"/>
+      </w:pPr>
+      <w:r>
         <w:t xml:space="preserve">    uint64_t permutedKey = permute(key, PC1, 56, 64);</w:t>
       </w:r>
-      <w:r>
-        <w:br/>
-      </w:r>
-      <w:r>
-        <w:br/>
-      </w:r>
-      <w:r>
-        <w:rPr>
-          <w:rStyle w:val="VerbatimChar"/>
-        </w:rPr>
+    </w:p>
+    <w:p>
+      <w:pPr>
+        <w:pStyle w:val="SourceCode"/>
+        <w:spacing w:before="0" w:after="0" w:line="200" w:lineRule="auto"/>
+      </w:pPr>
+    </w:p>
+    <w:p>
+      <w:pPr>
+        <w:pStyle w:val="SourceCode"/>
+        <w:spacing w:before="0" w:after="0" w:line="200" w:lineRule="auto"/>
+      </w:pPr>
+      <w:r>
         <w:t xml:space="preserve">    // Розділяємо на C і D (по 28 біт)</w:t>
       </w:r>
-      <w:r>
-        <w:br/>
-      </w:r>
-      <w:r>
-        <w:rPr>
-          <w:rStyle w:val="VerbatimChar"/>
-        </w:rPr>
+    </w:p>
+    <w:p>
+      <w:pPr>
+        <w:pStyle w:val="SourceCode"/>
+        <w:spacing w:before="0" w:after="0" w:line="200" w:lineRule="auto"/>
+      </w:pPr>
+      <w:r>
         <w:t xml:space="preserve">    uint32_t C = (permutedKey &gt;&gt; 28) &amp; 0x0FFFFFFF;</w:t>
       </w:r>
-      <w:r>
-        <w:br/>
-      </w:r>
-      <w:r>
-        <w:rPr>
-          <w:rStyle w:val="VerbatimChar"/>
-        </w:rPr>
+    </w:p>
+    <w:p>
+      <w:pPr>
+        <w:pStyle w:val="SourceCode"/>
+        <w:spacing w:before="0" w:after="0" w:line="200" w:lineRule="auto"/>
+      </w:pPr>
+      <w:r>
         <w:t xml:space="preserve">    uint32_t D = permutedKey &amp; 0x0FFFFFFF;</w:t>
       </w:r>
-      <w:r>
-        <w:br/>
-      </w:r>
-      <w:r>
-        <w:br/>
-      </w:r>
-      <w:r>
-        <w:rPr>
-          <w:rStyle w:val="VerbatimChar"/>
-        </w:rPr>
+    </w:p>
+    <w:p>
+      <w:pPr>
+        <w:pStyle w:val="SourceCode"/>
+        <w:spacing w:before="0" w:after="0" w:line="200" w:lineRule="auto"/>
+      </w:pPr>
+    </w:p>
+    <w:p>
+      <w:pPr>
+        <w:pStyle w:val="SourceCode"/>
+        <w:spacing w:before="0" w:after="0" w:line="200" w:lineRule="auto"/>
+      </w:pPr>
+      <w:r>
         <w:t xml:space="preserve">    for (int i = 0; i &lt; 16; i++) {</w:t>
       </w:r>
-      <w:r>
-        <w:br/>
-      </w:r>
-      <w:r>
-        <w:rPr>
-          <w:rStyle w:val="VerbatimChar"/>
-        </w:rPr>
+    </w:p>
+    <w:p>
+      <w:pPr>
+        <w:pStyle w:val="SourceCode"/>
+        <w:spacing w:before="0" w:after="0" w:line="200" w:lineRule="auto"/>
+      </w:pPr>
+      <w:r>
         <w:t xml:space="preserve">        // Циклічний зсув вліво</w:t>
       </w:r>
-      <w:r>
-        <w:br/>
-      </w:r>
-      <w:r>
-        <w:rPr>
-          <w:rStyle w:val="VerbatimChar"/>
-        </w:rPr>
+    </w:p>
+    <w:p>
+      <w:pPr>
+        <w:pStyle w:val="SourceCode"/>
+        <w:spacing w:before="0" w:after="0" w:line="200" w:lineRule="auto"/>
+      </w:pPr>
+      <w:r>
         <w:t xml:space="preserve">        C = leftRotate28(C, SHIFTS[i]);</w:t>
       </w:r>
-      <w:r>
-        <w:br/>
-      </w:r>
-      <w:r>
-        <w:rPr>
-          <w:rStyle w:val="VerbatimChar"/>
-        </w:rPr>
+    </w:p>
+    <w:p>
+      <w:pPr>
+        <w:pStyle w:val="SourceCode"/>
+        <w:spacing w:before="0" w:after="0" w:line="200" w:lineRule="auto"/>
+      </w:pPr>
+      <w:r>
         <w:t xml:space="preserve">        D = leftRotate28(D, SHIFTS[i]);</w:t>
       </w:r>
-      <w:r>
-        <w:br/>
-      </w:r>
-      <w:r>
-        <w:br/>
-      </w:r>
-      <w:r>
-        <w:rPr>
-          <w:rStyle w:val="VerbatimChar"/>
-        </w:rPr>
+    </w:p>
+    <w:p>
+      <w:pPr>
+        <w:pStyle w:val="SourceCode"/>
+        <w:spacing w:before="0" w:after="0" w:line="200" w:lineRule="auto"/>
+      </w:pPr>
+    </w:p>
+    <w:p>
+      <w:pPr>
+        <w:pStyle w:val="SourceCode"/>
+        <w:spacing w:before="0" w:after="0" w:line="200" w:lineRule="auto"/>
+      </w:pPr>
+      <w:r>
         <w:t xml:space="preserve">        // Об'єднуємо C і D</w:t>
       </w:r>
-      <w:r>
-        <w:br/>
-      </w:r>
-      <w:r>
-        <w:rPr>
-          <w:rStyle w:val="VerbatimChar"/>
-        </w:rPr>
+    </w:p>
+    <w:p>
+      <w:pPr>
+        <w:pStyle w:val="SourceCode"/>
+        <w:spacing w:before="0" w:after="0" w:line="200" w:lineRule="auto"/>
+      </w:pPr>
+      <w:r>
         <w:t xml:space="preserve">        uint64_t CD = ((uint64_t)C &lt;&lt; 28) | D;</w:t>
       </w:r>
-      <w:r>
-        <w:br/>
-      </w:r>
-      <w:r>
-        <w:br/>
-      </w:r>
-      <w:r>
-        <w:rPr>
-          <w:rStyle w:val="VerbatimChar"/>
-        </w:rPr>
+    </w:p>
+    <w:p>
+      <w:pPr>
+        <w:pStyle w:val="SourceCode"/>
+        <w:spacing w:before="0" w:after="0" w:line="200" w:lineRule="auto"/>
+      </w:pPr>
+    </w:p>
+    <w:p>
+      <w:pPr>
+        <w:pStyle w:val="SourceCode"/>
+        <w:spacing w:before="0" w:after="0" w:line="200" w:lineRule="auto"/>
+      </w:pPr>
+      <w:r>
         <w:t xml:space="preserve">        // PC-2: 56 біт → 48 біт</w:t>
       </w:r>
-      <w:r>
-        <w:br/>
-      </w:r>
-      <w:r>
-        <w:rPr>
-          <w:rStyle w:val="VerbatimChar"/>
-        </w:rPr>
+    </w:p>
+    <w:p>
+      <w:pPr>
+        <w:pStyle w:val="SourceCode"/>
+        <w:spacing w:before="0" w:after="0" w:line="200" w:lineRule="auto"/>
+      </w:pPr>
+      <w:r>
         <w:t xml:space="preserve">        subkeys[i] = permute(CD, PC2, 48, 56);</w:t>
       </w:r>
-      <w:r>
-        <w:br/>
-      </w:r>
-      <w:r>
-        <w:rPr>
-          <w:rStyle w:val="VerbatimChar"/>
-        </w:rPr>
+    </w:p>
+    <w:p>
+      <w:pPr>
+        <w:pStyle w:val="SourceCode"/>
+        <w:spacing w:before="0" w:after="0" w:line="200" w:lineRule="auto"/>
+      </w:pPr>
+      <w:r>
         <w:t xml:space="preserve">    }</w:t>
       </w:r>
-      <w:r>
-        <w:br/>
-      </w:r>
-      <w:r>
-        <w:rPr>
-          <w:rStyle w:val="VerbatimChar"/>
-        </w:rPr>
+    </w:p>
+    <w:p>
+      <w:pPr>
+        <w:pStyle w:val="SourceCode"/>
+        <w:spacing w:before="0" w:after="120" w:line="200" w:lineRule="auto"/>
+      </w:pPr>
+      <w:r>
         <w:t xml:space="preserve">}</w:t>
       </w:r>
     </w:p>
@@ -3231,401 +3274,438 @@
     <w:p>
       <w:pPr>
         <w:pStyle w:val="SourceCode"/>
-      </w:pPr>
-      <w:r>
-        <w:rPr>
-          <w:rStyle w:val="VerbatimChar"/>
-        </w:rPr>
+        <w:spacing w:before="120" w:after="0" w:line="200" w:lineRule="auto"/>
+      </w:pPr>
+      <w:r>
         <w:t xml:space="preserve">uint64_t des_encrypt(uint64_t plaintext, uint64_t key) {</w:t>
       </w:r>
-      <w:r>
-        <w:br/>
-      </w:r>
-      <w:r>
-        <w:rPr>
-          <w:rStyle w:val="VerbatimChar"/>
-        </w:rPr>
+    </w:p>
+    <w:p>
+      <w:pPr>
+        <w:pStyle w:val="SourceCode"/>
+        <w:spacing w:before="0" w:after="0" w:line="200" w:lineRule="auto"/>
+      </w:pPr>
+      <w:r>
         <w:t xml:space="preserve">    uint64_t subkeys[16];</w:t>
       </w:r>
-      <w:r>
-        <w:br/>
-      </w:r>
-      <w:r>
-        <w:rPr>
-          <w:rStyle w:val="VerbatimChar"/>
-        </w:rPr>
+    </w:p>
+    <w:p>
+      <w:pPr>
+        <w:pStyle w:val="SourceCode"/>
+        <w:spacing w:before="0" w:after="0" w:line="200" w:lineRule="auto"/>
+      </w:pPr>
+      <w:r>
         <w:t xml:space="preserve">    generateSubkeys(key, subkeys);</w:t>
       </w:r>
-      <w:r>
-        <w:br/>
-      </w:r>
-      <w:r>
-        <w:br/>
-      </w:r>
-      <w:r>
-        <w:rPr>
-          <w:rStyle w:val="VerbatimChar"/>
-        </w:rPr>
+    </w:p>
+    <w:p>
+      <w:pPr>
+        <w:pStyle w:val="SourceCode"/>
+        <w:spacing w:before="0" w:after="0" w:line="200" w:lineRule="auto"/>
+      </w:pPr>
+    </w:p>
+    <w:p>
+      <w:pPr>
+        <w:pStyle w:val="SourceCode"/>
+        <w:spacing w:before="0" w:after="0" w:line="200" w:lineRule="auto"/>
+      </w:pPr>
+      <w:r>
         <w:t xml:space="preserve">    // Початкова перестановка IP</w:t>
       </w:r>
-      <w:r>
-        <w:br/>
-      </w:r>
-      <w:r>
-        <w:rPr>
-          <w:rStyle w:val="VerbatimChar"/>
-        </w:rPr>
+    </w:p>
+    <w:p>
+      <w:pPr>
+        <w:pStyle w:val="SourceCode"/>
+        <w:spacing w:before="0" w:after="0" w:line="200" w:lineRule="auto"/>
+      </w:pPr>
+      <w:r>
         <w:t xml:space="preserve">    uint64_t permuted = permute(plaintext, IP, 64, 64);</w:t>
       </w:r>
-      <w:r>
-        <w:br/>
-      </w:r>
-      <w:r>
-        <w:br/>
-      </w:r>
-      <w:r>
-        <w:rPr>
-          <w:rStyle w:val="VerbatimChar"/>
-        </w:rPr>
+    </w:p>
+    <w:p>
+      <w:pPr>
+        <w:pStyle w:val="SourceCode"/>
+        <w:spacing w:before="0" w:after="0" w:line="200" w:lineRule="auto"/>
+      </w:pPr>
+    </w:p>
+    <w:p>
+      <w:pPr>
+        <w:pStyle w:val="SourceCode"/>
+        <w:spacing w:before="0" w:after="0" w:line="200" w:lineRule="auto"/>
+      </w:pPr>
+      <w:r>
         <w:t xml:space="preserve">    // Розділяємо на L і R</w:t>
       </w:r>
-      <w:r>
-        <w:br/>
-      </w:r>
-      <w:r>
-        <w:rPr>
-          <w:rStyle w:val="VerbatimChar"/>
-        </w:rPr>
+    </w:p>
+    <w:p>
+      <w:pPr>
+        <w:pStyle w:val="SourceCode"/>
+        <w:spacing w:before="0" w:after="0" w:line="200" w:lineRule="auto"/>
+      </w:pPr>
+      <w:r>
         <w:t xml:space="preserve">    uint32_t L = (permuted &gt;&gt; 32) &amp; 0xFFFFFFFF;</w:t>
       </w:r>
-      <w:r>
-        <w:br/>
-      </w:r>
-      <w:r>
-        <w:rPr>
-          <w:rStyle w:val="VerbatimChar"/>
-        </w:rPr>
+    </w:p>
+    <w:p>
+      <w:pPr>
+        <w:pStyle w:val="SourceCode"/>
+        <w:spacing w:before="0" w:after="0" w:line="200" w:lineRule="auto"/>
+      </w:pPr>
+      <w:r>
         <w:t xml:space="preserve">    uint32_t R = permuted &amp; 0xFFFFFFFF;</w:t>
       </w:r>
-      <w:r>
-        <w:br/>
-      </w:r>
-      <w:r>
-        <w:br/>
-      </w:r>
-      <w:r>
-        <w:rPr>
-          <w:rStyle w:val="VerbatimChar"/>
-        </w:rPr>
+    </w:p>
+    <w:p>
+      <w:pPr>
+        <w:pStyle w:val="SourceCode"/>
+        <w:spacing w:before="0" w:after="0" w:line="200" w:lineRule="auto"/>
+      </w:pPr>
+    </w:p>
+    <w:p>
+      <w:pPr>
+        <w:pStyle w:val="SourceCode"/>
+        <w:spacing w:before="0" w:after="0" w:line="200" w:lineRule="auto"/>
+      </w:pPr>
+      <w:r>
         <w:t xml:space="preserve">    // 16 раундів Фейстеля</w:t>
       </w:r>
-      <w:r>
-        <w:br/>
-      </w:r>
-      <w:r>
-        <w:rPr>
-          <w:rStyle w:val="VerbatimChar"/>
-        </w:rPr>
+    </w:p>
+    <w:p>
+      <w:pPr>
+        <w:pStyle w:val="SourceCode"/>
+        <w:spacing w:before="0" w:after="0" w:line="200" w:lineRule="auto"/>
+      </w:pPr>
+      <w:r>
         <w:t xml:space="preserve">    for (int i = 0; i &lt; 16; i++) {</w:t>
       </w:r>
-      <w:r>
-        <w:br/>
-      </w:r>
-      <w:r>
-        <w:rPr>
-          <w:rStyle w:val="VerbatimChar"/>
-        </w:rPr>
+    </w:p>
+    <w:p>
+      <w:pPr>
+        <w:pStyle w:val="SourceCode"/>
+        <w:spacing w:before="0" w:after="0" w:line="200" w:lineRule="auto"/>
+      </w:pPr>
+      <w:r>
         <w:t xml:space="preserve">        uint32_t temp = R;</w:t>
       </w:r>
-      <w:r>
-        <w:br/>
-      </w:r>
-      <w:r>
-        <w:rPr>
-          <w:rStyle w:val="VerbatimChar"/>
-        </w:rPr>
+    </w:p>
+    <w:p>
+      <w:pPr>
+        <w:pStyle w:val="SourceCode"/>
+        <w:spacing w:before="0" w:after="0" w:line="200" w:lineRule="auto"/>
+      </w:pPr>
+      <w:r>
         <w:t xml:space="preserve">        R = L ^ f_function(R, subkeys[i]);</w:t>
       </w:r>
-      <w:r>
-        <w:br/>
-      </w:r>
-      <w:r>
-        <w:rPr>
-          <w:rStyle w:val="VerbatimChar"/>
-        </w:rPr>
+    </w:p>
+    <w:p>
+      <w:pPr>
+        <w:pStyle w:val="SourceCode"/>
+        <w:spacing w:before="0" w:after="0" w:line="200" w:lineRule="auto"/>
+      </w:pPr>
+      <w:r>
         <w:t xml:space="preserve">        L = temp;</w:t>
       </w:r>
-      <w:r>
-        <w:br/>
-      </w:r>
-      <w:r>
-        <w:rPr>
-          <w:rStyle w:val="VerbatimChar"/>
-        </w:rPr>
+    </w:p>
+    <w:p>
+      <w:pPr>
+        <w:pStyle w:val="SourceCode"/>
+        <w:spacing w:before="0" w:after="0" w:line="200" w:lineRule="auto"/>
+      </w:pPr>
+      <w:r>
         <w:t xml:space="preserve">    }</w:t>
       </w:r>
-      <w:r>
-        <w:br/>
-      </w:r>
-      <w:r>
-        <w:br/>
-      </w:r>
-      <w:r>
-        <w:rPr>
-          <w:rStyle w:val="VerbatimChar"/>
-        </w:rPr>
+    </w:p>
+    <w:p>
+      <w:pPr>
+        <w:pStyle w:val="SourceCode"/>
+        <w:spacing w:before="0" w:after="0" w:line="200" w:lineRule="auto"/>
+      </w:pPr>
+    </w:p>
+    <w:p>
+      <w:pPr>
+        <w:pStyle w:val="SourceCode"/>
+        <w:spacing w:before="0" w:after="0" w:line="200" w:lineRule="auto"/>
+      </w:pPr>
+      <w:r>
         <w:t xml:space="preserve">    // Об'єднуємо (з перестановкою L і R!)</w:t>
       </w:r>
-      <w:r>
-        <w:br/>
-      </w:r>
-      <w:r>
-        <w:rPr>
-          <w:rStyle w:val="VerbatimChar"/>
-        </w:rPr>
+    </w:p>
+    <w:p>
+      <w:pPr>
+        <w:pStyle w:val="SourceCode"/>
+        <w:spacing w:before="0" w:after="0" w:line="200" w:lineRule="auto"/>
+      </w:pPr>
+      <w:r>
         <w:t xml:space="preserve">    uint64_t preOutput = ((uint64_t)R &lt;&lt; 32) | L;</w:t>
       </w:r>
-      <w:r>
-        <w:br/>
-      </w:r>
-      <w:r>
-        <w:br/>
-      </w:r>
-      <w:r>
-        <w:rPr>
-          <w:rStyle w:val="VerbatimChar"/>
-        </w:rPr>
+    </w:p>
+    <w:p>
+      <w:pPr>
+        <w:pStyle w:val="SourceCode"/>
+        <w:spacing w:before="0" w:after="0" w:line="200" w:lineRule="auto"/>
+      </w:pPr>
+    </w:p>
+    <w:p>
+      <w:pPr>
+        <w:pStyle w:val="SourceCode"/>
+        <w:spacing w:before="0" w:after="0" w:line="200" w:lineRule="auto"/>
+      </w:pPr>
+      <w:r>
         <w:t xml:space="preserve">    // Кінцева перестановка IP⁻¹</w:t>
       </w:r>
-      <w:r>
-        <w:br/>
-      </w:r>
-      <w:r>
-        <w:rPr>
-          <w:rStyle w:val="VerbatimChar"/>
-        </w:rPr>
+    </w:p>
+    <w:p>
+      <w:pPr>
+        <w:pStyle w:val="SourceCode"/>
+        <w:spacing w:before="0" w:after="0" w:line="200" w:lineRule="auto"/>
+      </w:pPr>
+      <w:r>
         <w:t xml:space="preserve">    uint64_t ciphertext = permute(preOutput, IP_INV, 64, 64);</w:t>
       </w:r>
-      <w:r>
-        <w:br/>
-      </w:r>
-      <w:r>
-        <w:br/>
-      </w:r>
-      <w:r>
-        <w:rPr>
-          <w:rStyle w:val="VerbatimChar"/>
-        </w:rPr>
+    </w:p>
+    <w:p>
+      <w:pPr>
+        <w:pStyle w:val="SourceCode"/>
+        <w:spacing w:before="0" w:after="0" w:line="200" w:lineRule="auto"/>
+      </w:pPr>
+    </w:p>
+    <w:p>
+      <w:pPr>
+        <w:pStyle w:val="SourceCode"/>
+        <w:spacing w:before="0" w:after="0" w:line="200" w:lineRule="auto"/>
+      </w:pPr>
+      <w:r>
         <w:t xml:space="preserve">    return ciphertext;</w:t>
       </w:r>
-      <w:r>
-        <w:br/>
-      </w:r>
-      <w:r>
-        <w:rPr>
-          <w:rStyle w:val="VerbatimChar"/>
-        </w:rPr>
+    </w:p>
+    <w:p>
+      <w:pPr>
+        <w:pStyle w:val="SourceCode"/>
+        <w:spacing w:before="0" w:after="0" w:line="200" w:lineRule="auto"/>
+      </w:pPr>
+      <w:r>
         <w:t xml:space="preserve">}</w:t>
       </w:r>
-      <w:r>
-        <w:br/>
-      </w:r>
-      <w:r>
-        <w:br/>
-      </w:r>
-      <w:r>
-        <w:rPr>
-          <w:rStyle w:val="VerbatimChar"/>
-        </w:rPr>
+    </w:p>
+    <w:p>
+      <w:pPr>
+        <w:pStyle w:val="SourceCode"/>
+        <w:spacing w:before="0" w:after="0" w:line="200" w:lineRule="auto"/>
+      </w:pPr>
+    </w:p>
+    <w:p>
+      <w:pPr>
+        <w:pStyle w:val="SourceCode"/>
+        <w:spacing w:before="0" w:after="0" w:line="200" w:lineRule="auto"/>
+      </w:pPr>
+      <w:r>
         <w:t xml:space="preserve">uint64_t des_decrypt(uint64_t ciphertext, uint64_t key) {</w:t>
       </w:r>
-      <w:r>
-        <w:br/>
-      </w:r>
-      <w:r>
-        <w:rPr>
-          <w:rStyle w:val="VerbatimChar"/>
-        </w:rPr>
+    </w:p>
+    <w:p>
+      <w:pPr>
+        <w:pStyle w:val="SourceCode"/>
+        <w:spacing w:before="0" w:after="0" w:line="200" w:lineRule="auto"/>
+      </w:pPr>
+      <w:r>
         <w:t xml:space="preserve">    uint64_t subkeys[16];</w:t>
       </w:r>
-      <w:r>
-        <w:br/>
-      </w:r>
-      <w:r>
-        <w:rPr>
-          <w:rStyle w:val="VerbatimChar"/>
-        </w:rPr>
+    </w:p>
+    <w:p>
+      <w:pPr>
+        <w:pStyle w:val="SourceCode"/>
+        <w:spacing w:before="0" w:after="0" w:line="200" w:lineRule="auto"/>
+      </w:pPr>
+      <w:r>
         <w:t xml:space="preserve">    generateSubkeys(key, subkeys);</w:t>
       </w:r>
-      <w:r>
-        <w:br/>
-      </w:r>
-      <w:r>
-        <w:br/>
-      </w:r>
-      <w:r>
-        <w:rPr>
-          <w:rStyle w:val="VerbatimChar"/>
-        </w:rPr>
+    </w:p>
+    <w:p>
+      <w:pPr>
+        <w:pStyle w:val="SourceCode"/>
+        <w:spacing w:before="0" w:after="0" w:line="200" w:lineRule="auto"/>
+      </w:pPr>
+    </w:p>
+    <w:p>
+      <w:pPr>
+        <w:pStyle w:val="SourceCode"/>
+        <w:spacing w:before="0" w:after="0" w:line="200" w:lineRule="auto"/>
+      </w:pPr>
+      <w:r>
         <w:t xml:space="preserve">    // Початкова перестановка IP</w:t>
       </w:r>
-      <w:r>
-        <w:br/>
-      </w:r>
-      <w:r>
-        <w:rPr>
-          <w:rStyle w:val="VerbatimChar"/>
-        </w:rPr>
+    </w:p>
+    <w:p>
+      <w:pPr>
+        <w:pStyle w:val="SourceCode"/>
+        <w:spacing w:before="0" w:after="0" w:line="200" w:lineRule="auto"/>
+      </w:pPr>
+      <w:r>
         <w:t xml:space="preserve">    uint64_t permuted = permute(ciphertext, IP, 64, 64);</w:t>
       </w:r>
-      <w:r>
-        <w:br/>
-      </w:r>
-      <w:r>
-        <w:br/>
-      </w:r>
-      <w:r>
-        <w:rPr>
-          <w:rStyle w:val="VerbatimChar"/>
-        </w:rPr>
+    </w:p>
+    <w:p>
+      <w:pPr>
+        <w:pStyle w:val="SourceCode"/>
+        <w:spacing w:before="0" w:after="0" w:line="200" w:lineRule="auto"/>
+      </w:pPr>
+    </w:p>
+    <w:p>
+      <w:pPr>
+        <w:pStyle w:val="SourceCode"/>
+        <w:spacing w:before="0" w:after="0" w:line="200" w:lineRule="auto"/>
+      </w:pPr>
+      <w:r>
         <w:t xml:space="preserve">    // Розділяємо на L і R</w:t>
       </w:r>
-      <w:r>
-        <w:br/>
-      </w:r>
-      <w:r>
-        <w:rPr>
-          <w:rStyle w:val="VerbatimChar"/>
-        </w:rPr>
+    </w:p>
+    <w:p>
+      <w:pPr>
+        <w:pStyle w:val="SourceCode"/>
+        <w:spacing w:before="0" w:after="0" w:line="200" w:lineRule="auto"/>
+      </w:pPr>
+      <w:r>
         <w:t xml:space="preserve">    uint32_t L = (permuted &gt;&gt; 32) &amp; 0xFFFFFFFF;</w:t>
       </w:r>
-      <w:r>
-        <w:br/>
-      </w:r>
-      <w:r>
-        <w:rPr>
-          <w:rStyle w:val="VerbatimChar"/>
-        </w:rPr>
+    </w:p>
+    <w:p>
+      <w:pPr>
+        <w:pStyle w:val="SourceCode"/>
+        <w:spacing w:before="0" w:after="0" w:line="200" w:lineRule="auto"/>
+      </w:pPr>
+      <w:r>
         <w:t xml:space="preserve">    uint32_t R = permuted &amp; 0xFFFFFFFF;</w:t>
       </w:r>
-      <w:r>
-        <w:br/>
-      </w:r>
-      <w:r>
-        <w:br/>
-      </w:r>
-      <w:r>
-        <w:rPr>
-          <w:rStyle w:val="VerbatimChar"/>
-        </w:rPr>
+    </w:p>
+    <w:p>
+      <w:pPr>
+        <w:pStyle w:val="SourceCode"/>
+        <w:spacing w:before="0" w:after="0" w:line="200" w:lineRule="auto"/>
+      </w:pPr>
+    </w:p>
+    <w:p>
+      <w:pPr>
+        <w:pStyle w:val="SourceCode"/>
+        <w:spacing w:before="0" w:after="0" w:line="200" w:lineRule="auto"/>
+      </w:pPr>
+      <w:r>
         <w:t xml:space="preserve">    // 16 раундів у зворотному порядку підключів</w:t>
       </w:r>
-      <w:r>
-        <w:br/>
-      </w:r>
-      <w:r>
-        <w:rPr>
-          <w:rStyle w:val="VerbatimChar"/>
-        </w:rPr>
+    </w:p>
+    <w:p>
+      <w:pPr>
+        <w:pStyle w:val="SourceCode"/>
+        <w:spacing w:before="0" w:after="0" w:line="200" w:lineRule="auto"/>
+      </w:pPr>
+      <w:r>
         <w:t xml:space="preserve">    for (int i = 15; i &gt;= 0; i--) {</w:t>
       </w:r>
-      <w:r>
-        <w:br/>
-      </w:r>
-      <w:r>
-        <w:rPr>
-          <w:rStyle w:val="VerbatimChar"/>
-        </w:rPr>
+    </w:p>
+    <w:p>
+      <w:pPr>
+        <w:pStyle w:val="SourceCode"/>
+        <w:spacing w:before="0" w:after="0" w:line="200" w:lineRule="auto"/>
+      </w:pPr>
+      <w:r>
         <w:t xml:space="preserve">        uint32_t temp = R;</w:t>
       </w:r>
-      <w:r>
-        <w:br/>
-      </w:r>
-      <w:r>
-        <w:rPr>
-          <w:rStyle w:val="VerbatimChar"/>
-        </w:rPr>
+    </w:p>
+    <w:p>
+      <w:pPr>
+        <w:pStyle w:val="SourceCode"/>
+        <w:spacing w:before="0" w:after="0" w:line="200" w:lineRule="auto"/>
+      </w:pPr>
+      <w:r>
         <w:t xml:space="preserve">        R = L ^ f_function(R, subkeys[i]);</w:t>
       </w:r>
-      <w:r>
-        <w:br/>
-      </w:r>
-      <w:r>
-        <w:rPr>
-          <w:rStyle w:val="VerbatimChar"/>
-        </w:rPr>
+    </w:p>
+    <w:p>
+      <w:pPr>
+        <w:pStyle w:val="SourceCode"/>
+        <w:spacing w:before="0" w:after="0" w:line="200" w:lineRule="auto"/>
+      </w:pPr>
+      <w:r>
         <w:t xml:space="preserve">        L = temp;</w:t>
       </w:r>
-      <w:r>
-        <w:br/>
-      </w:r>
-      <w:r>
-        <w:rPr>
-          <w:rStyle w:val="VerbatimChar"/>
-        </w:rPr>
+    </w:p>
+    <w:p>
+      <w:pPr>
+        <w:pStyle w:val="SourceCode"/>
+        <w:spacing w:before="0" w:after="0" w:line="200" w:lineRule="auto"/>
+      </w:pPr>
+      <w:r>
         <w:t xml:space="preserve">    }</w:t>
       </w:r>
-      <w:r>
-        <w:br/>
-      </w:r>
-      <w:r>
-        <w:br/>
-      </w:r>
-      <w:r>
-        <w:rPr>
-          <w:rStyle w:val="VerbatimChar"/>
-        </w:rPr>
+    </w:p>
+    <w:p>
+      <w:pPr>
+        <w:pStyle w:val="SourceCode"/>
+        <w:spacing w:before="0" w:after="0" w:line="200" w:lineRule="auto"/>
+      </w:pPr>
+    </w:p>
+    <w:p>
+      <w:pPr>
+        <w:pStyle w:val="SourceCode"/>
+        <w:spacing w:before="0" w:after="0" w:line="200" w:lineRule="auto"/>
+      </w:pPr>
+      <w:r>
         <w:t xml:space="preserve">    // Об'єднуємо (з перестановкою L і R!)</w:t>
       </w:r>
-      <w:r>
-        <w:br/>
-      </w:r>
-      <w:r>
-        <w:rPr>
-          <w:rStyle w:val="VerbatimChar"/>
-        </w:rPr>
+    </w:p>
+    <w:p>
+      <w:pPr>
+        <w:pStyle w:val="SourceCode"/>
+        <w:spacing w:before="0" w:after="0" w:line="200" w:lineRule="auto"/>
+      </w:pPr>
+      <w:r>
         <w:t xml:space="preserve">    uint64_t preOutput = ((uint64_t)R &lt;&lt; 32) | L;</w:t>
       </w:r>
-      <w:r>
-        <w:br/>
-      </w:r>
-      <w:r>
-        <w:br/>
-      </w:r>
-      <w:r>
-        <w:rPr>
-          <w:rStyle w:val="VerbatimChar"/>
-        </w:rPr>
+    </w:p>
+    <w:p>
+      <w:pPr>
+        <w:pStyle w:val="SourceCode"/>
+        <w:spacing w:before="0" w:after="0" w:line="200" w:lineRule="auto"/>
+      </w:pPr>
+    </w:p>
+    <w:p>
+      <w:pPr>
+        <w:pStyle w:val="SourceCode"/>
+        <w:spacing w:before="0" w:after="0" w:line="200" w:lineRule="auto"/>
+      </w:pPr>
+      <w:r>
         <w:t xml:space="preserve">    // Кінцева перестановка IP⁻¹</w:t>
       </w:r>
-      <w:r>
-        <w:br/>
-      </w:r>
-      <w:r>
-        <w:rPr>
-          <w:rStyle w:val="VerbatimChar"/>
-        </w:rPr>
+    </w:p>
+    <w:p>
+      <w:pPr>
+        <w:pStyle w:val="SourceCode"/>
+        <w:spacing w:before="0" w:after="0" w:line="200" w:lineRule="auto"/>
+      </w:pPr>
+      <w:r>
         <w:t xml:space="preserve">    uint64_t plaintext = permute(preOutput, IP_INV, 64, 64);</w:t>
       </w:r>
-      <w:r>
-        <w:br/>
-      </w:r>
-      <w:r>
-        <w:br/>
-      </w:r>
-      <w:r>
-        <w:rPr>
-          <w:rStyle w:val="VerbatimChar"/>
-        </w:rPr>
+    </w:p>
+    <w:p>
+      <w:pPr>
+        <w:pStyle w:val="SourceCode"/>
+        <w:spacing w:before="0" w:after="0" w:line="200" w:lineRule="auto"/>
+      </w:pPr>
+    </w:p>
+    <w:p>
+      <w:pPr>
+        <w:pStyle w:val="SourceCode"/>
+        <w:spacing w:before="0" w:after="0" w:line="200" w:lineRule="auto"/>
+      </w:pPr>
+      <w:r>
         <w:t xml:space="preserve">    return plaintext;</w:t>
       </w:r>
-      <w:r>
-        <w:br/>
-      </w:r>
-      <w:r>
-        <w:rPr>
-          <w:rStyle w:val="VerbatimChar"/>
-        </w:rPr>
+    </w:p>
+    <w:p>
+      <w:pPr>
+        <w:pStyle w:val="SourceCode"/>
+        <w:spacing w:before="0" w:after="120" w:line="200" w:lineRule="auto"/>
+      </w:pPr>
+      <w:r>
         <w:t xml:space="preserve">}</w:t>
       </w:r>
     </w:p>
@@ -3642,218 +3722,234 @@
     <w:p>
       <w:pPr>
         <w:pStyle w:val="SourceCode"/>
-      </w:pPr>
-      <w:r>
-        <w:rPr>
-          <w:rStyle w:val="VerbatimChar"/>
-        </w:rPr>
+        <w:spacing w:before="120" w:after="0" w:line="200" w:lineRule="auto"/>
+      </w:pPr>
+      <w:r>
         <w:t xml:space="preserve">int main() {</w:t>
       </w:r>
-      <w:r>
-        <w:br/>
-      </w:r>
-      <w:r>
-        <w:rPr>
-          <w:rStyle w:val="VerbatimChar"/>
-        </w:rPr>
+    </w:p>
+    <w:p>
+      <w:pPr>
+        <w:pStyle w:val="SourceCode"/>
+        <w:spacing w:before="0" w:after="0" w:line="200" w:lineRule="auto"/>
+      </w:pPr>
+      <w:r>
         <w:t xml:space="preserve">    std::cout &lt;&lt; "=== Тестування DES ===" &lt;&lt; std::endl &lt;&lt; std::endl;</w:t>
       </w:r>
-      <w:r>
-        <w:br/>
-      </w:r>
-      <w:r>
-        <w:br/>
-      </w:r>
-      <w:r>
-        <w:rPr>
-          <w:rStyle w:val="VerbatimChar"/>
-        </w:rPr>
+    </w:p>
+    <w:p>
+      <w:pPr>
+        <w:pStyle w:val="SourceCode"/>
+        <w:spacing w:before="0" w:after="0" w:line="200" w:lineRule="auto"/>
+      </w:pPr>
+    </w:p>
+    <w:p>
+      <w:pPr>
+        <w:pStyle w:val="SourceCode"/>
+        <w:spacing w:before="0" w:after="0" w:line="200" w:lineRule="auto"/>
+      </w:pPr>
+      <w:r>
         <w:t xml:space="preserve">    // Тестовий вектор з FIPS PUB 81</w:t>
       </w:r>
-      <w:r>
-        <w:br/>
-      </w:r>
-      <w:r>
-        <w:rPr>
-          <w:rStyle w:val="VerbatimChar"/>
-        </w:rPr>
+    </w:p>
+    <w:p>
+      <w:pPr>
+        <w:pStyle w:val="SourceCode"/>
+        <w:spacing w:before="0" w:after="0" w:line="200" w:lineRule="auto"/>
+      </w:pPr>
+      <w:r>
         <w:t xml:space="preserve">    uint64_t plaintext  = 0x0123456789ABCDEF;</w:t>
       </w:r>
-      <w:r>
-        <w:br/>
-      </w:r>
-      <w:r>
-        <w:rPr>
-          <w:rStyle w:val="VerbatimChar"/>
-        </w:rPr>
+    </w:p>
+    <w:p>
+      <w:pPr>
+        <w:pStyle w:val="SourceCode"/>
+        <w:spacing w:before="0" w:after="0" w:line="200" w:lineRule="auto"/>
+      </w:pPr>
+      <w:r>
         <w:t xml:space="preserve">    uint64_t key        = 0x133457799BBCDFF1;</w:t>
       </w:r>
-      <w:r>
-        <w:br/>
-      </w:r>
-      <w:r>
-        <w:br/>
-      </w:r>
-      <w:r>
-        <w:rPr>
-          <w:rStyle w:val="VerbatimChar"/>
-        </w:rPr>
+    </w:p>
+    <w:p>
+      <w:pPr>
+        <w:pStyle w:val="SourceCode"/>
+        <w:spacing w:before="0" w:after="0" w:line="200" w:lineRule="auto"/>
+      </w:pPr>
+    </w:p>
+    <w:p>
+      <w:pPr>
+        <w:pStyle w:val="SourceCode"/>
+        <w:spacing w:before="0" w:after="0" w:line="200" w:lineRule="auto"/>
+      </w:pPr>
+      <w:r>
         <w:t xml:space="preserve">    printHex64("Відкритий текст", plaintext);</w:t>
       </w:r>
-      <w:r>
-        <w:br/>
-      </w:r>
-      <w:r>
-        <w:rPr>
-          <w:rStyle w:val="VerbatimChar"/>
-        </w:rPr>
+    </w:p>
+    <w:p>
+      <w:pPr>
+        <w:pStyle w:val="SourceCode"/>
+        <w:spacing w:before="0" w:after="0" w:line="200" w:lineRule="auto"/>
+      </w:pPr>
+      <w:r>
         <w:t xml:space="preserve">    printHex64("Ключ           ", key);</w:t>
       </w:r>
-      <w:r>
-        <w:br/>
-      </w:r>
-      <w:r>
-        <w:br/>
-      </w:r>
-      <w:r>
-        <w:rPr>
-          <w:rStyle w:val="VerbatimChar"/>
-        </w:rPr>
+    </w:p>
+    <w:p>
+      <w:pPr>
+        <w:pStyle w:val="SourceCode"/>
+        <w:spacing w:before="0" w:after="0" w:line="200" w:lineRule="auto"/>
+      </w:pPr>
+    </w:p>
+    <w:p>
+      <w:pPr>
+        <w:pStyle w:val="SourceCode"/>
+        <w:spacing w:before="0" w:after="0" w:line="200" w:lineRule="auto"/>
+      </w:pPr>
+      <w:r>
         <w:t xml:space="preserve">    // Шифрування</w:t>
       </w:r>
-      <w:r>
-        <w:br/>
-      </w:r>
-      <w:r>
-        <w:rPr>
-          <w:rStyle w:val="VerbatimChar"/>
-        </w:rPr>
+    </w:p>
+    <w:p>
+      <w:pPr>
+        <w:pStyle w:val="SourceCode"/>
+        <w:spacing w:before="0" w:after="0" w:line="200" w:lineRule="auto"/>
+      </w:pPr>
+      <w:r>
         <w:t xml:space="preserve">    uint64_t ciphertext = des_encrypt(plaintext, key);</w:t>
       </w:r>
-      <w:r>
-        <w:br/>
-      </w:r>
-      <w:r>
-        <w:rPr>
-          <w:rStyle w:val="VerbatimChar"/>
-        </w:rPr>
+    </w:p>
+    <w:p>
+      <w:pPr>
+        <w:pStyle w:val="SourceCode"/>
+        <w:spacing w:before="0" w:after="0" w:line="200" w:lineRule="auto"/>
+      </w:pPr>
+      <w:r>
         <w:t xml:space="preserve">    printHex64("Шифротекст     ", ciphertext);</w:t>
       </w:r>
-      <w:r>
-        <w:br/>
-      </w:r>
-      <w:r>
-        <w:br/>
-      </w:r>
-      <w:r>
-        <w:rPr>
-          <w:rStyle w:val="VerbatimChar"/>
-        </w:rPr>
+    </w:p>
+    <w:p>
+      <w:pPr>
+        <w:pStyle w:val="SourceCode"/>
+        <w:spacing w:before="0" w:after="0" w:line="200" w:lineRule="auto"/>
+      </w:pPr>
+    </w:p>
+    <w:p>
+      <w:pPr>
+        <w:pStyle w:val="SourceCode"/>
+        <w:spacing w:before="0" w:after="0" w:line="200" w:lineRule="auto"/>
+      </w:pPr>
+      <w:r>
         <w:t xml:space="preserve">    // Дешифрування</w:t>
       </w:r>
-      <w:r>
-        <w:br/>
-      </w:r>
-      <w:r>
-        <w:rPr>
-          <w:rStyle w:val="VerbatimChar"/>
-        </w:rPr>
+    </w:p>
+    <w:p>
+      <w:pPr>
+        <w:pStyle w:val="SourceCode"/>
+        <w:spacing w:before="0" w:after="0" w:line="200" w:lineRule="auto"/>
+      </w:pPr>
+      <w:r>
         <w:t xml:space="preserve">    uint64_t decrypted = des_decrypt(ciphertext, key);</w:t>
       </w:r>
-      <w:r>
-        <w:br/>
-      </w:r>
-      <w:r>
-        <w:rPr>
-          <w:rStyle w:val="VerbatimChar"/>
-        </w:rPr>
+    </w:p>
+    <w:p>
+      <w:pPr>
+        <w:pStyle w:val="SourceCode"/>
+        <w:spacing w:before="0" w:after="0" w:line="200" w:lineRule="auto"/>
+      </w:pPr>
+      <w:r>
         <w:t xml:space="preserve">    printHex64("Розшифрований  ", decrypted);</w:t>
       </w:r>
-      <w:r>
-        <w:br/>
-      </w:r>
-      <w:r>
-        <w:br/>
-      </w:r>
-      <w:r>
-        <w:rPr>
-          <w:rStyle w:val="VerbatimChar"/>
-        </w:rPr>
+    </w:p>
+    <w:p>
+      <w:pPr>
+        <w:pStyle w:val="SourceCode"/>
+        <w:spacing w:before="0" w:after="0" w:line="200" w:lineRule="auto"/>
+      </w:pPr>
+    </w:p>
+    <w:p>
+      <w:pPr>
+        <w:pStyle w:val="SourceCode"/>
+        <w:spacing w:before="0" w:after="0" w:line="200" w:lineRule="auto"/>
+      </w:pPr>
+      <w:r>
         <w:t xml:space="preserve">    // Перевірка</w:t>
       </w:r>
-      <w:r>
-        <w:br/>
-      </w:r>
-      <w:r>
-        <w:rPr>
-          <w:rStyle w:val="VerbatimChar"/>
-        </w:rPr>
+    </w:p>
+    <w:p>
+      <w:pPr>
+        <w:pStyle w:val="SourceCode"/>
+        <w:spacing w:before="0" w:after="0" w:line="200" w:lineRule="auto"/>
+      </w:pPr>
+      <w:r>
         <w:t xml:space="preserve">    std::cout &lt;&lt; std::endl;</w:t>
       </w:r>
-      <w:r>
-        <w:br/>
-      </w:r>
-      <w:r>
-        <w:rPr>
-          <w:rStyle w:val="VerbatimChar"/>
-        </w:rPr>
+    </w:p>
+    <w:p>
+      <w:pPr>
+        <w:pStyle w:val="SourceCode"/>
+        <w:spacing w:before="0" w:after="0" w:line="200" w:lineRule="auto"/>
+      </w:pPr>
+      <w:r>
         <w:t xml:space="preserve">    if (decrypted == plaintext) {</w:t>
       </w:r>
-      <w:r>
-        <w:br/>
-      </w:r>
-      <w:r>
-        <w:rPr>
-          <w:rStyle w:val="VerbatimChar"/>
-        </w:rPr>
+    </w:p>
+    <w:p>
+      <w:pPr>
+        <w:pStyle w:val="SourceCode"/>
+        <w:spacing w:before="0" w:after="0" w:line="200" w:lineRule="auto"/>
+      </w:pPr>
+      <w:r>
         <w:t xml:space="preserve">        std::cout &lt;&lt; "✓ Тест пройдено: розшифрований текст = оригінал" &lt;&lt; std::endl;</w:t>
       </w:r>
-      <w:r>
-        <w:br/>
-      </w:r>
-      <w:r>
-        <w:rPr>
-          <w:rStyle w:val="VerbatimChar"/>
-        </w:rPr>
+    </w:p>
+    <w:p>
+      <w:pPr>
+        <w:pStyle w:val="SourceCode"/>
+        <w:spacing w:before="0" w:after="0" w:line="200" w:lineRule="auto"/>
+      </w:pPr>
+      <w:r>
         <w:t xml:space="preserve">    } else {</w:t>
       </w:r>
-      <w:r>
-        <w:br/>
-      </w:r>
-      <w:r>
-        <w:rPr>
-          <w:rStyle w:val="VerbatimChar"/>
-        </w:rPr>
+    </w:p>
+    <w:p>
+      <w:pPr>
+        <w:pStyle w:val="SourceCode"/>
+        <w:spacing w:before="0" w:after="0" w:line="200" w:lineRule="auto"/>
+      </w:pPr>
+      <w:r>
         <w:t xml:space="preserve">        std::cout &lt;&lt; "✗ Тест не пройдено!" &lt;&lt; std::endl;</w:t>
       </w:r>
-      <w:r>
-        <w:br/>
-      </w:r>
-      <w:r>
-        <w:rPr>
-          <w:rStyle w:val="VerbatimChar"/>
-        </w:rPr>
+    </w:p>
+    <w:p>
+      <w:pPr>
+        <w:pStyle w:val="SourceCode"/>
+        <w:spacing w:before="0" w:after="0" w:line="200" w:lineRule="auto"/>
+      </w:pPr>
+      <w:r>
         <w:t xml:space="preserve">    }</w:t>
       </w:r>
-      <w:r>
-        <w:br/>
-      </w:r>
-      <w:r>
-        <w:br/>
-      </w:r>
-      <w:r>
-        <w:rPr>
-          <w:rStyle w:val="VerbatimChar"/>
-        </w:rPr>
+    </w:p>
+    <w:p>
+      <w:pPr>
+        <w:pStyle w:val="SourceCode"/>
+        <w:spacing w:before="0" w:after="0" w:line="200" w:lineRule="auto"/>
+      </w:pPr>
+    </w:p>
+    <w:p>
+      <w:pPr>
+        <w:pStyle w:val="SourceCode"/>
+        <w:spacing w:before="0" w:after="0" w:line="200" w:lineRule="auto"/>
+      </w:pPr>
+      <w:r>
         <w:t xml:space="preserve">    return 0;</w:t>
       </w:r>
-      <w:r>
-        <w:br/>
-      </w:r>
-      <w:r>
-        <w:rPr>
-          <w:rStyle w:val="VerbatimChar"/>
-        </w:rPr>
+    </w:p>
+    <w:p>
+      <w:pPr>
+        <w:pStyle w:val="SourceCode"/>
+        <w:spacing w:before="0" w:after="120" w:line="200" w:lineRule="auto"/>
+      </w:pPr>
+      <w:r>
         <w:t xml:space="preserve">}</w:t>
       </w:r>
     </w:p>
@@ -3872,62 +3968,66 @@
     <w:p>
       <w:pPr>
         <w:pStyle w:val="SourceCode"/>
-      </w:pPr>
-      <w:r>
-        <w:rPr>
-          <w:rStyle w:val="VerbatimChar"/>
-        </w:rPr>
+        <w:spacing w:before="120" w:after="0" w:line="200" w:lineRule="auto"/>
+      </w:pPr>
+      <w:r>
         <w:t xml:space="preserve">=== Тестування DES ===</w:t>
       </w:r>
-      <w:r>
-        <w:br/>
-      </w:r>
-      <w:r>
-        <w:br/>
-      </w:r>
-      <w:r>
-        <w:rPr>
-          <w:rStyle w:val="VerbatimChar"/>
-        </w:rPr>
+    </w:p>
+    <w:p>
+      <w:pPr>
+        <w:pStyle w:val="SourceCode"/>
+        <w:spacing w:before="0" w:after="0" w:line="200" w:lineRule="auto"/>
+      </w:pPr>
+    </w:p>
+    <w:p>
+      <w:pPr>
+        <w:pStyle w:val="SourceCode"/>
+        <w:spacing w:before="0" w:after="0" w:line="200" w:lineRule="auto"/>
+      </w:pPr>
+      <w:r>
         <w:t xml:space="preserve">Відкритий текст: 0123456789ABCDEF</w:t>
       </w:r>
-      <w:r>
-        <w:br/>
-      </w:r>
-      <w:r>
-        <w:rPr>
-          <w:rStyle w:val="VerbatimChar"/>
-        </w:rPr>
+    </w:p>
+    <w:p>
+      <w:pPr>
+        <w:pStyle w:val="SourceCode"/>
+        <w:spacing w:before="0" w:after="0" w:line="200" w:lineRule="auto"/>
+      </w:pPr>
+      <w:r>
         <w:t xml:space="preserve">Ключ           : 133457799BBCDFF1</w:t>
       </w:r>
-      <w:r>
-        <w:br/>
-      </w:r>
-      <w:r>
-        <w:rPr>
-          <w:rStyle w:val="VerbatimChar"/>
-        </w:rPr>
+    </w:p>
+    <w:p>
+      <w:pPr>
+        <w:pStyle w:val="SourceCode"/>
+        <w:spacing w:before="0" w:after="0" w:line="200" w:lineRule="auto"/>
+      </w:pPr>
+      <w:r>
         <w:t xml:space="preserve">Шифротекст     : 85E813540F0AB405</w:t>
       </w:r>
-      <w:r>
-        <w:br/>
-      </w:r>
-      <w:r>
-        <w:rPr>
-          <w:rStyle w:val="VerbatimChar"/>
-        </w:rPr>
+    </w:p>
+    <w:p>
+      <w:pPr>
+        <w:pStyle w:val="SourceCode"/>
+        <w:spacing w:before="0" w:after="0" w:line="200" w:lineRule="auto"/>
+      </w:pPr>
+      <w:r>
         <w:t xml:space="preserve">Розшифрований  : 0123456789ABCDEF</w:t>
       </w:r>
-      <w:r>
-        <w:br/>
-      </w:r>
-      <w:r>
-        <w:br/>
-      </w:r>
-      <w:r>
-        <w:rPr>
-          <w:rStyle w:val="VerbatimChar"/>
-        </w:rPr>
+    </w:p>
+    <w:p>
+      <w:pPr>
+        <w:pStyle w:val="SourceCode"/>
+        <w:spacing w:before="0" w:after="0" w:line="200" w:lineRule="auto"/>
+      </w:pPr>
+    </w:p>
+    <w:p>
+      <w:pPr>
+        <w:pStyle w:val="SourceCode"/>
+        <w:spacing w:before="0" w:after="120" w:line="200" w:lineRule="auto"/>
+      </w:pPr>
+      <w:r>
         <w:t xml:space="preserve">✓ Тест пройдено: розшифрований текст = оригінал</w:t>
       </w:r>
     </w:p>
@@ -6154,15 +6254,8 @@
     <w:basedOn w:val="Normal"/>
     <w:qFormat/>
     <w:pPr>
-      <w:pBdr>
-        <w:top w:color="BFBFBF" w:space="4" w:sz="4" w:val="single"/>
-        <w:left w:color="BFBFBF" w:space="4" w:sz="4" w:val="single"/>
-        <w:bottom w:color="BFBFBF" w:space="4" w:sz="4" w:val="single"/>
-        <w:right w:color="BFBFBF" w:space="4" w:sz="4" w:val="single"/>
-      </w:pBdr>
-      <w:shd w:color="auto" w:fill="F4F4F4" w:val="clear"/>
       <w:spacing w:after="120" w:before="120" w:line="200" w:lineRule="auto"/>
-      <w:ind w:firstLine="0" w:left="284" w:right="284"/>
+      <w:ind w:hanging="340" w:left="340" w:right="0"/>
       <w:jc w:val="left"/>
     </w:pPr>
     <w:rPr>

--- a/public/labs/pmzi/pz-23/ЛР5_ПМЗІ_Реалізація_алгоритму_DES.docx
+++ b/public/labs/pmzi/pz-23/ЛР5_ПМЗІ_Реалізація_алгоритму_DES.docx
@@ -289,6 +289,7 @@
           <w:bottom w:color="BFBFBF" w:space="0" w:sz="4" w:val="single"/>
           <w:right w:color="BFBFBF" w:space="0" w:sz="4" w:val="single"/>
         </w:tblBorders>
+        <w:shd w:color="auto" w:fill="F4F4F4" w:val="clear"/>
         <w:tblLayout w:type="fixed"/>
         <w:tblCellMar>
           <w:top w:type="dxa" w:w="113"/>
@@ -305,6 +306,7 @@
         <w:tc>
           <w:tcPr>
             <w:tcW w:type="dxa" w:w="9637"/>
+            <w:shd w:color="auto" w:fill="F4F4F4" w:val="clear"/>
           </w:tcPr>
           <w:p>
             <w:pPr>
@@ -680,6 +682,7 @@
           <w:bottom w:color="BFBFBF" w:space="0" w:sz="4" w:val="single"/>
           <w:right w:color="BFBFBF" w:space="0" w:sz="4" w:val="single"/>
         </w:tblBorders>
+        <w:shd w:color="auto" w:fill="F4F4F4" w:val="clear"/>
         <w:tblLayout w:type="fixed"/>
         <w:tblCellMar>
           <w:top w:type="dxa" w:w="113"/>
@@ -696,6 +699,7 @@
         <w:tc>
           <w:tcPr>
             <w:tcW w:type="dxa" w:w="9637"/>
+            <w:shd w:color="auto" w:fill="F4F4F4" w:val="clear"/>
           </w:tcPr>
           <w:p>
             <w:pPr>
@@ -982,6 +986,7 @@
           <w:bottom w:color="BFBFBF" w:space="0" w:sz="4" w:val="single"/>
           <w:right w:color="BFBFBF" w:space="0" w:sz="4" w:val="single"/>
         </w:tblBorders>
+        <w:shd w:color="auto" w:fill="F4F4F4" w:val="clear"/>
         <w:tblLayout w:type="fixed"/>
         <w:tblCellMar>
           <w:top w:type="dxa" w:w="113"/>
@@ -998,6 +1003,7 @@
         <w:tc>
           <w:tcPr>
             <w:tcW w:type="dxa" w:w="9637"/>
+            <w:shd w:color="auto" w:fill="F4F4F4" w:val="clear"/>
           </w:tcPr>
           <w:p>
             <w:pPr>
@@ -1340,6 +1346,7 @@
           <w:bottom w:color="BFBFBF" w:space="0" w:sz="4" w:val="single"/>
           <w:right w:color="BFBFBF" w:space="0" w:sz="4" w:val="single"/>
         </w:tblBorders>
+        <w:shd w:color="auto" w:fill="F4F4F4" w:val="clear"/>
         <w:tblLayout w:type="fixed"/>
         <w:tblCellMar>
           <w:top w:type="dxa" w:w="113"/>
@@ -1356,6 +1363,7 @@
         <w:tc>
           <w:tcPr>
             <w:tcW w:type="dxa" w:w="9637"/>
+            <w:shd w:color="auto" w:fill="F4F4F4" w:val="clear"/>
           </w:tcPr>
           <w:p>
             <w:pPr>
@@ -1529,6 +1537,7 @@
           <w:bottom w:color="BFBFBF" w:space="0" w:sz="4" w:val="single"/>
           <w:right w:color="BFBFBF" w:space="0" w:sz="4" w:val="single"/>
         </w:tblBorders>
+        <w:shd w:color="auto" w:fill="F4F4F4" w:val="clear"/>
         <w:tblLayout w:type="fixed"/>
         <w:tblCellMar>
           <w:top w:type="dxa" w:w="113"/>
@@ -1545,6 +1554,7 @@
         <w:tc>
           <w:tcPr>
             <w:tcW w:type="dxa" w:w="9637"/>
+            <w:shd w:color="auto" w:fill="F4F4F4" w:val="clear"/>
           </w:tcPr>
           <w:p>
             <w:pPr>
@@ -1680,6 +1690,7 @@
           <w:bottom w:color="BFBFBF" w:space="0" w:sz="4" w:val="single"/>
           <w:right w:color="BFBFBF" w:space="0" w:sz="4" w:val="single"/>
         </w:tblBorders>
+        <w:shd w:color="auto" w:fill="F4F4F4" w:val="clear"/>
         <w:tblLayout w:type="fixed"/>
         <w:tblCellMar>
           <w:top w:type="dxa" w:w="113"/>
@@ -1696,6 +1707,7 @@
         <w:tc>
           <w:tcPr>
             <w:tcW w:type="dxa" w:w="9637"/>
+            <w:shd w:color="auto" w:fill="F4F4F4" w:val="clear"/>
           </w:tcPr>
           <w:p>
             <w:pPr>
@@ -1839,6 +1851,7 @@
           <w:bottom w:color="BFBFBF" w:space="0" w:sz="4" w:val="single"/>
           <w:right w:color="BFBFBF" w:space="0" w:sz="4" w:val="single"/>
         </w:tblBorders>
+        <w:shd w:color="auto" w:fill="F4F4F4" w:val="clear"/>
         <w:tblLayout w:type="fixed"/>
         <w:tblCellMar>
           <w:top w:type="dxa" w:w="113"/>
@@ -1855,6 +1868,7 @@
         <w:tc>
           <w:tcPr>
             <w:tcW w:type="dxa" w:w="9637"/>
+            <w:shd w:color="auto" w:fill="F4F4F4" w:val="clear"/>
           </w:tcPr>
           <w:p>
             <w:pPr>
@@ -2182,6 +2196,7 @@
           <w:bottom w:color="BFBFBF" w:space="0" w:sz="4" w:val="single"/>
           <w:right w:color="BFBFBF" w:space="0" w:sz="4" w:val="single"/>
         </w:tblBorders>
+        <w:shd w:color="auto" w:fill="F4F4F4" w:val="clear"/>
         <w:tblLayout w:type="fixed"/>
         <w:tblCellMar>
           <w:top w:type="dxa" w:w="113"/>
@@ -2198,6 +2213,7 @@
         <w:tc>
           <w:tcPr>
             <w:tcW w:type="dxa" w:w="9637"/>
+            <w:shd w:color="auto" w:fill="F4F4F4" w:val="clear"/>
           </w:tcPr>
           <w:p>
             <w:pPr>
@@ -3030,6 +3046,7 @@
           <w:bottom w:color="BFBFBF" w:space="0" w:sz="4" w:val="single"/>
           <w:right w:color="BFBFBF" w:space="0" w:sz="4" w:val="single"/>
         </w:tblBorders>
+        <w:shd w:color="auto" w:fill="F4F4F4" w:val="clear"/>
         <w:tblLayout w:type="fixed"/>
         <w:tblCellMar>
           <w:top w:type="dxa" w:w="113"/>
@@ -3046,6 +3063,7 @@
         <w:tc>
           <w:tcPr>
             <w:tcW w:type="dxa" w:w="9637"/>
+            <w:shd w:color="auto" w:fill="F4F4F4" w:val="clear"/>
           </w:tcPr>
           <w:p>
             <w:pPr>
@@ -3320,6 +3338,7 @@
           <w:bottom w:color="BFBFBF" w:space="0" w:sz="4" w:val="single"/>
           <w:right w:color="BFBFBF" w:space="0" w:sz="4" w:val="single"/>
         </w:tblBorders>
+        <w:shd w:color="auto" w:fill="F4F4F4" w:val="clear"/>
         <w:tblLayout w:type="fixed"/>
         <w:tblCellMar>
           <w:top w:type="dxa" w:w="113"/>
@@ -3336,6 +3355,7 @@
         <w:tc>
           <w:tcPr>
             <w:tcW w:type="dxa" w:w="9637"/>
+            <w:shd w:color="auto" w:fill="F4F4F4" w:val="clear"/>
           </w:tcPr>
           <w:p>
             <w:pPr>
@@ -3781,6 +3801,7 @@
           <w:bottom w:color="BFBFBF" w:space="0" w:sz="4" w:val="single"/>
           <w:right w:color="BFBFBF" w:space="0" w:sz="4" w:val="single"/>
         </w:tblBorders>
+        <w:shd w:color="auto" w:fill="F4F4F4" w:val="clear"/>
         <w:tblLayout w:type="fixed"/>
         <w:tblCellMar>
           <w:top w:type="dxa" w:w="113"/>
@@ -3797,6 +3818,7 @@
         <w:tc>
           <w:tcPr>
             <w:tcW w:type="dxa" w:w="9637"/>
+            <w:shd w:color="auto" w:fill="F4F4F4" w:val="clear"/>
           </w:tcPr>
           <w:p>
             <w:pPr>
@@ -4278,6 +4300,7 @@
           <w:bottom w:color="BFBFBF" w:space="0" w:sz="4" w:val="single"/>
           <w:right w:color="BFBFBF" w:space="0" w:sz="4" w:val="single"/>
         </w:tblBorders>
+        <w:shd w:color="auto" w:fill="F4F4F4" w:val="clear"/>
         <w:tblLayout w:type="fixed"/>
         <w:tblCellMar>
           <w:top w:type="dxa" w:w="113"/>
@@ -4294,6 +4317,7 @@
         <w:tc>
           <w:tcPr>
             <w:tcW w:type="dxa" w:w="9637"/>
+            <w:shd w:color="auto" w:fill="F4F4F4" w:val="clear"/>
           </w:tcPr>
           <w:p>
             <w:pPr>
@@ -4573,6 +4597,7 @@
           <w:bottom w:color="BFBFBF" w:space="0" w:sz="4" w:val="single"/>
           <w:right w:color="BFBFBF" w:space="0" w:sz="4" w:val="single"/>
         </w:tblBorders>
+        <w:shd w:color="auto" w:fill="F4F4F4" w:val="clear"/>
         <w:tblLayout w:type="fixed"/>
         <w:tblCellMar>
           <w:top w:type="dxa" w:w="113"/>
@@ -4589,6 +4614,7 @@
         <w:tc>
           <w:tcPr>
             <w:tcW w:type="dxa" w:w="9637"/>
+            <w:shd w:color="auto" w:fill="F4F4F4" w:val="clear"/>
           </w:tcPr>
           <w:p>
             <w:pPr>
@@ -6913,6 +6939,7 @@
         <w:bottom w:color="BFBFBF" w:space="0" w:sz="4" w:val="single"/>
         <w:right w:color="BFBFBF" w:space="0" w:sz="4" w:val="single"/>
       </w:tblBorders>
+      <w:shd w:color="auto" w:fill="F4F4F4" w:val="clear"/>
       <w:tblCellMar>
         <w:top w:type="dxa" w:w="113"/>
         <w:left w:type="dxa" w:w="113"/>

--- a/public/labs/pmzi/pz-23/ЛР5_ПМЗІ_Реалізація_алгоритму_DES.docx
+++ b/public/labs/pmzi/pz-23/ЛР5_ПМЗІ_Реалізація_алгоритму_DES.docx
@@ -51,7 +51,7 @@
         <w:t xml:space="preserve"> </w:t>
       </w:r>
       <w:r>
-        <w:t xml:space="preserve">ПК з встановленим C++ компілятором (MinGW, MSVC або GCC); Середовище розробки (Visual Studio, Code::Blocks, VS Code); Калькулятор для бінарних обчислень.</w:t>
+        <w:t xml:space="preserve">ПК з компілятором або інтерпретатором мови програмування за вибором студента; Середовище розробки (Visual Studio, VS Code або інше); Калькулятор для бінарних обчислень.</w:t>
       </w:r>
     </w:p>
     <w:p>

--- a/public/labs/pmzi/pz-23/ЛР5_ПМЗІ_Реалізація_алгоритму_DES.docx
+++ b/public/labs/pmzi/pz-23/ЛР5_ПМЗІ_Реалізація_алгоритму_DES.docx
@@ -72,7 +72,7 @@
         <w:t xml:space="preserve">6 академічних годин.</w:t>
       </w:r>
     </w:p>
-    <w:bookmarkStart w:id="15" w:name="теоретичні-відомості"/>
+    <w:bookmarkStart w:id="16" w:name="теоретичні-відомості"/>
     <w:p>
       <w:pPr>
         <w:pStyle w:val="Heading2"/>
@@ -95,7 +95,7 @@
         <w:pStyle w:val="FirstParagraph"/>
       </w:pPr>
       <w:r>
-        <w:t xml:space="preserve">DES (Data Encryption Standard) — симетричний блочний шифр, розроблений IBM у 1970-х роках і стандартизований NIST у 1977 році.</w:t>
+        <w:t xml:space="preserve">DES (Data Encryption Standard) — симетричний блочний шифр, розроблений IBM у 1970-х роках і стандартизований 1977 року Національним бюро стандартів США (NBS, нині NIST) як FIPS PUB 46.</w:t>
       </w:r>
     </w:p>
     <w:p>
@@ -314,322 +314,295 @@
               <w:spacing w:before="0" w:after="0" w:line="200" w:lineRule="auto"/>
             </w:pPr>
             <w:r>
-              <w:t xml:space="preserve">┌───────────────────────────────────────────────────────────────────────┐</w:t>
-            </w:r>
-          </w:p>
-          <w:p>
-            <w:pPr>
-              <w:pStyle w:val="SourceCode"/>
-              <w:spacing w:before="0" w:after="0" w:line="200" w:lineRule="auto"/>
-            </w:pPr>
-            <w:r>
-              <w:t xml:space="preserve">│                      СТРУКТУРА АЛГОРИТМУ DES                          │</w:t>
-            </w:r>
-          </w:p>
-          <w:p>
-            <w:pPr>
-              <w:pStyle w:val="SourceCode"/>
-              <w:spacing w:before="0" w:after="0" w:line="200" w:lineRule="auto"/>
-            </w:pPr>
-            <w:r>
-              <w:t xml:space="preserve">├───────────────────────────────────────────────────────────────────────┤</w:t>
-            </w:r>
-          </w:p>
-          <w:p>
-            <w:pPr>
-              <w:pStyle w:val="SourceCode"/>
-              <w:spacing w:before="0" w:after="0" w:line="200" w:lineRule="auto"/>
-            </w:pPr>
-            <w:r>
-              <w:t xml:space="preserve">│                                                                       │</w:t>
-            </w:r>
-          </w:p>
-          <w:p>
-            <w:pPr>
-              <w:pStyle w:val="SourceCode"/>
-              <w:spacing w:before="0" w:after="0" w:line="200" w:lineRule="auto"/>
-            </w:pPr>
-            <w:r>
-              <w:t xml:space="preserve">│  Відкритий текст (64 біти)                                            │</w:t>
-            </w:r>
-          </w:p>
-          <w:p>
-            <w:pPr>
-              <w:pStyle w:val="SourceCode"/>
-              <w:spacing w:before="0" w:after="0" w:line="200" w:lineRule="auto"/>
-            </w:pPr>
-            <w:r>
-              <w:t xml:space="preserve">│           │                                                           │</w:t>
-            </w:r>
-          </w:p>
-          <w:p>
-            <w:pPr>
-              <w:pStyle w:val="SourceCode"/>
-              <w:spacing w:before="0" w:after="0" w:line="200" w:lineRule="auto"/>
-            </w:pPr>
-            <w:r>
-              <w:t xml:space="preserve">│           ▼                                                           │</w:t>
-            </w:r>
-          </w:p>
-          <w:p>
-            <w:pPr>
-              <w:pStyle w:val="SourceCode"/>
-              <w:spacing w:before="0" w:after="0" w:line="200" w:lineRule="auto"/>
-            </w:pPr>
-            <w:r>
-              <w:t xml:space="preserve">│  ┌─────────────────┐                                                  │</w:t>
-            </w:r>
-          </w:p>
-          <w:p>
-            <w:pPr>
-              <w:pStyle w:val="SourceCode"/>
-              <w:spacing w:before="0" w:after="0" w:line="200" w:lineRule="auto"/>
-            </w:pPr>
-            <w:r>
-              <w:t xml:space="preserve">│  │ IP (початкова   │                                                  │</w:t>
-            </w:r>
-          </w:p>
-          <w:p>
-            <w:pPr>
-              <w:pStyle w:val="SourceCode"/>
-              <w:spacing w:before="0" w:after="0" w:line="200" w:lineRule="auto"/>
-            </w:pPr>
-            <w:r>
-              <w:t xml:space="preserve">│  │ перестановка)   │                                                  │</w:t>
-            </w:r>
-          </w:p>
-          <w:p>
-            <w:pPr>
-              <w:pStyle w:val="SourceCode"/>
-              <w:spacing w:before="0" w:after="0" w:line="200" w:lineRule="auto"/>
-            </w:pPr>
-            <w:r>
-              <w:t xml:space="preserve">│  └────────┬────────┘                                                  │</w:t>
-            </w:r>
-          </w:p>
-          <w:p>
-            <w:pPr>
-              <w:pStyle w:val="SourceCode"/>
-              <w:spacing w:before="0" w:after="0" w:line="200" w:lineRule="auto"/>
-            </w:pPr>
-            <w:r>
-              <w:t xml:space="preserve">│           │                                                           │</w:t>
-            </w:r>
-          </w:p>
-          <w:p>
-            <w:pPr>
-              <w:pStyle w:val="SourceCode"/>
-              <w:spacing w:before="0" w:after="0" w:line="200" w:lineRule="auto"/>
-            </w:pPr>
-            <w:r>
-              <w:t xml:space="preserve">│           ▼                                                           │</w:t>
-            </w:r>
-          </w:p>
-          <w:p>
-            <w:pPr>
-              <w:pStyle w:val="SourceCode"/>
-              <w:spacing w:before="0" w:after="0" w:line="200" w:lineRule="auto"/>
-            </w:pPr>
-            <w:r>
-              <w:t xml:space="preserve">│  ┌─────────────────┐     ┌─────────────────┐                          │</w:t>
-            </w:r>
-          </w:p>
-          <w:p>
-            <w:pPr>
-              <w:pStyle w:val="SourceCode"/>
-              <w:spacing w:before="0" w:after="0" w:line="200" w:lineRule="auto"/>
-            </w:pPr>
-            <w:r>
-              <w:t xml:space="preserve">│  │  L₀  │   R₀    │ ◄── │  Генерація      │ ◄── Ключ (64 біти)        │</w:t>
-            </w:r>
-          </w:p>
-          <w:p>
-            <w:pPr>
-              <w:pStyle w:val="SourceCode"/>
-              <w:spacing w:before="0" w:after="0" w:line="200" w:lineRule="auto"/>
-            </w:pPr>
-            <w:r>
-              <w:t xml:space="preserve">│  │ 32б  │  32б    │     │  підключів K₁-K₁₆│                          │</w:t>
-            </w:r>
-          </w:p>
-          <w:p>
-            <w:pPr>
-              <w:pStyle w:val="SourceCode"/>
-              <w:spacing w:before="0" w:after="0" w:line="200" w:lineRule="auto"/>
-            </w:pPr>
-            <w:r>
-              <w:t xml:space="preserve">│  └──┬───────┬─────┘     └─────────────────┘                           │</w:t>
-            </w:r>
-          </w:p>
-          <w:p>
-            <w:pPr>
-              <w:pStyle w:val="SourceCode"/>
-              <w:spacing w:before="0" w:after="0" w:line="200" w:lineRule="auto"/>
-            </w:pPr>
-            <w:r>
-              <w:t xml:space="preserve">│     │       │                                                         │</w:t>
-            </w:r>
-          </w:p>
-          <w:p>
-            <w:pPr>
-              <w:pStyle w:val="SourceCode"/>
-              <w:spacing w:before="0" w:after="0" w:line="200" w:lineRule="auto"/>
-            </w:pPr>
-            <w:r>
-              <w:t xml:space="preserve">│     │   ┌───▼───┐                                                     │</w:t>
-            </w:r>
-          </w:p>
-          <w:p>
-            <w:pPr>
-              <w:pStyle w:val="SourceCode"/>
-              <w:spacing w:before="0" w:after="0" w:line="200" w:lineRule="auto"/>
-            </w:pPr>
-            <w:r>
-              <w:t xml:space="preserve">│     │   │ f(R,K)│ ◄── K₁                                              │</w:t>
-            </w:r>
-          </w:p>
-          <w:p>
-            <w:pPr>
-              <w:pStyle w:val="SourceCode"/>
-              <w:spacing w:before="0" w:after="0" w:line="200" w:lineRule="auto"/>
-            </w:pPr>
-            <w:r>
-              <w:t xml:space="preserve">│     │   └───┬───┘                                                     │</w:t>
-            </w:r>
-          </w:p>
-          <w:p>
-            <w:pPr>
-              <w:pStyle w:val="SourceCode"/>
-              <w:spacing w:before="0" w:after="0" w:line="200" w:lineRule="auto"/>
-            </w:pPr>
-            <w:r>
-              <w:t xml:space="preserve">│     └───XOR─┘                                                         │</w:t>
-            </w:r>
-          </w:p>
-          <w:p>
-            <w:pPr>
-              <w:pStyle w:val="SourceCode"/>
-              <w:spacing w:before="0" w:after="0" w:line="200" w:lineRule="auto"/>
-            </w:pPr>
-            <w:r>
-              <w:t xml:space="preserve">│           │                                                           │</w:t>
-            </w:r>
-          </w:p>
-          <w:p>
-            <w:pPr>
-              <w:pStyle w:val="SourceCode"/>
-              <w:spacing w:before="0" w:after="0" w:line="200" w:lineRule="auto"/>
-            </w:pPr>
-            <w:r>
-              <w:t xml:space="preserve">│           ▼                                                           │</w:t>
-            </w:r>
-          </w:p>
-          <w:p>
-            <w:pPr>
-              <w:pStyle w:val="SourceCode"/>
-              <w:spacing w:before="0" w:after="0" w:line="200" w:lineRule="auto"/>
-            </w:pPr>
-            <w:r>
-              <w:t xml:space="preserve">│      ...16 раундів...                                                 │</w:t>
-            </w:r>
-          </w:p>
-          <w:p>
-            <w:pPr>
-              <w:pStyle w:val="SourceCode"/>
-              <w:spacing w:before="0" w:after="0" w:line="200" w:lineRule="auto"/>
-            </w:pPr>
-            <w:r>
-              <w:t xml:space="preserve">│           │                                                           │</w:t>
-            </w:r>
-          </w:p>
-          <w:p>
-            <w:pPr>
-              <w:pStyle w:val="SourceCode"/>
-              <w:spacing w:before="0" w:after="0" w:line="200" w:lineRule="auto"/>
-            </w:pPr>
-            <w:r>
-              <w:t xml:space="preserve">│           ▼                                                           │</w:t>
-            </w:r>
-          </w:p>
-          <w:p>
-            <w:pPr>
-              <w:pStyle w:val="SourceCode"/>
-              <w:spacing w:before="0" w:after="0" w:line="200" w:lineRule="auto"/>
-            </w:pPr>
-            <w:r>
-              <w:t xml:space="preserve">│  ┌─────────────────┐                                                  │</w:t>
-            </w:r>
-          </w:p>
-          <w:p>
-            <w:pPr>
-              <w:pStyle w:val="SourceCode"/>
-              <w:spacing w:before="0" w:after="0" w:line="200" w:lineRule="auto"/>
-            </w:pPr>
-            <w:r>
-              <w:t xml:space="preserve">│  │ IP⁻¹ (кінцева   │                                                  │</w:t>
-            </w:r>
-          </w:p>
-          <w:p>
-            <w:pPr>
-              <w:pStyle w:val="SourceCode"/>
-              <w:spacing w:before="0" w:after="0" w:line="200" w:lineRule="auto"/>
-            </w:pPr>
-            <w:r>
-              <w:t xml:space="preserve">│  │ перестановка)   │                                                  │</w:t>
-            </w:r>
-          </w:p>
-          <w:p>
-            <w:pPr>
-              <w:pStyle w:val="SourceCode"/>
-              <w:spacing w:before="0" w:after="0" w:line="200" w:lineRule="auto"/>
-            </w:pPr>
-            <w:r>
-              <w:t xml:space="preserve">│  └────────┬────────┘                                                  │</w:t>
-            </w:r>
-          </w:p>
-          <w:p>
-            <w:pPr>
-              <w:pStyle w:val="SourceCode"/>
-              <w:spacing w:before="0" w:after="0" w:line="200" w:lineRule="auto"/>
-            </w:pPr>
-            <w:r>
-              <w:t xml:space="preserve">│           │                                                           │</w:t>
-            </w:r>
-          </w:p>
-          <w:p>
-            <w:pPr>
-              <w:pStyle w:val="SourceCode"/>
-              <w:spacing w:before="0" w:after="0" w:line="200" w:lineRule="auto"/>
-            </w:pPr>
-            <w:r>
-              <w:t xml:space="preserve">│           ▼                                                           │</w:t>
-            </w:r>
-          </w:p>
-          <w:p>
-            <w:pPr>
-              <w:pStyle w:val="SourceCode"/>
-              <w:spacing w:before="0" w:after="0" w:line="200" w:lineRule="auto"/>
-            </w:pPr>
-            <w:r>
-              <w:t xml:space="preserve">│  Шифротекст (64 біти)                                                 │</w:t>
-            </w:r>
-          </w:p>
-          <w:p>
-            <w:pPr>
-              <w:pStyle w:val="SourceCode"/>
-              <w:spacing w:before="0" w:after="0" w:line="200" w:lineRule="auto"/>
-            </w:pPr>
-            <w:r>
-              <w:t xml:space="preserve">│                                                                       │</w:t>
-            </w:r>
-          </w:p>
-          <w:p>
-            <w:pPr>
-              <w:pStyle w:val="SourceCode"/>
-              <w:spacing w:before="0" w:after="0" w:line="200" w:lineRule="auto"/>
-            </w:pPr>
-            <w:r>
-              <w:t xml:space="preserve">└───────────────────────────────────────────────────────────────────────┘</w:t>
+              <w:t xml:space="preserve">┌─────────────────────────────────────────────────────────────────────┐</w:t>
+            </w:r>
+          </w:p>
+          <w:p>
+            <w:pPr>
+              <w:pStyle w:val="SourceCode"/>
+              <w:spacing w:before="0" w:after="0" w:line="200" w:lineRule="auto"/>
+            </w:pPr>
+            <w:r>
+              <w:t xml:space="preserve">│                       СТРУКТУРА АЛГОРИТМУ DES                       │</w:t>
+            </w:r>
+          </w:p>
+          <w:p>
+            <w:pPr>
+              <w:pStyle w:val="SourceCode"/>
+              <w:spacing w:before="0" w:after="0" w:line="200" w:lineRule="auto"/>
+            </w:pPr>
+            <w:r>
+              <w:t xml:space="preserve">├─────────────────────────────────────────────────────────────────────┤</w:t>
+            </w:r>
+          </w:p>
+          <w:p>
+            <w:pPr>
+              <w:pStyle w:val="SourceCode"/>
+              <w:spacing w:before="0" w:after="0" w:line="200" w:lineRule="auto"/>
+            </w:pPr>
+            <w:r>
+              <w:t xml:space="preserve">│                                                                     │</w:t>
+            </w:r>
+          </w:p>
+          <w:p>
+            <w:pPr>
+              <w:pStyle w:val="SourceCode"/>
+              <w:spacing w:before="0" w:after="0" w:line="200" w:lineRule="auto"/>
+            </w:pPr>
+            <w:r>
+              <w:t xml:space="preserve">│   Відкритий текст (64 біти)            Ключ (64 біти)               │</w:t>
+            </w:r>
+          </w:p>
+          <w:p>
+            <w:pPr>
+              <w:pStyle w:val="SourceCode"/>
+              <w:spacing w:before="0" w:after="0" w:line="200" w:lineRule="auto"/>
+            </w:pPr>
+            <w:r>
+              <w:t xml:space="preserve">│            │                                 │                      │</w:t>
+            </w:r>
+          </w:p>
+          <w:p>
+            <w:pPr>
+              <w:pStyle w:val="SourceCode"/>
+              <w:spacing w:before="0" w:after="0" w:line="200" w:lineRule="auto"/>
+            </w:pPr>
+            <w:r>
+              <w:t xml:space="preserve">│            ▼                                 ▼                      │</w:t>
+            </w:r>
+          </w:p>
+          <w:p>
+            <w:pPr>
+              <w:pStyle w:val="SourceCode"/>
+              <w:spacing w:before="0" w:after="0" w:line="200" w:lineRule="auto"/>
+            </w:pPr>
+            <w:r>
+              <w:t xml:space="preserve">│   ┌──────────────────┐             ┌──────────────────┐             │</w:t>
+            </w:r>
+          </w:p>
+          <w:p>
+            <w:pPr>
+              <w:pStyle w:val="SourceCode"/>
+              <w:spacing w:before="0" w:after="0" w:line="200" w:lineRule="auto"/>
+            </w:pPr>
+            <w:r>
+              <w:t xml:space="preserve">│   │ IP — початкова   │             │ PC-1: 64 → 56    │             │</w:t>
+            </w:r>
+          </w:p>
+          <w:p>
+            <w:pPr>
+              <w:pStyle w:val="SourceCode"/>
+              <w:spacing w:before="0" w:after="0" w:line="200" w:lineRule="auto"/>
+            </w:pPr>
+            <w:r>
+              <w:t xml:space="preserve">│   │ перестановка     │             │ зсуви + PC-2     │             │</w:t>
+            </w:r>
+          </w:p>
+          <w:p>
+            <w:pPr>
+              <w:pStyle w:val="SourceCode"/>
+              <w:spacing w:before="0" w:after="0" w:line="200" w:lineRule="auto"/>
+            </w:pPr>
+            <w:r>
+              <w:t xml:space="preserve">│   └────────┬─────────┘             └────────┬─────────┘             │</w:t>
+            </w:r>
+          </w:p>
+          <w:p>
+            <w:pPr>
+              <w:pStyle w:val="SourceCode"/>
+              <w:spacing w:before="0" w:after="0" w:line="200" w:lineRule="auto"/>
+            </w:pPr>
+            <w:r>
+              <w:t xml:space="preserve">│            │                                │                       │</w:t>
+            </w:r>
+          </w:p>
+          <w:p>
+            <w:pPr>
+              <w:pStyle w:val="SourceCode"/>
+              <w:spacing w:before="0" w:after="0" w:line="200" w:lineRule="auto"/>
+            </w:pPr>
+            <w:r>
+              <w:t xml:space="preserve">│   ┌────────┴─────────┐                      │ K₁, K₂, …, K₁₆        │</w:t>
+            </w:r>
+          </w:p>
+          <w:p>
+            <w:pPr>
+              <w:pStyle w:val="SourceCode"/>
+              <w:spacing w:before="0" w:after="0" w:line="200" w:lineRule="auto"/>
+            </w:pPr>
+            <w:r>
+              <w:t xml:space="preserve">│   │ L₀ (32) │ R₀ (32)│                      │ по 48 біт             │</w:t>
+            </w:r>
+          </w:p>
+          <w:p>
+            <w:pPr>
+              <w:pStyle w:val="SourceCode"/>
+              <w:spacing w:before="0" w:after="0" w:line="200" w:lineRule="auto"/>
+            </w:pPr>
+            <w:r>
+              <w:t xml:space="preserve">│   └────────┬─────────┘                      │                       │</w:t>
+            </w:r>
+          </w:p>
+          <w:p>
+            <w:pPr>
+              <w:pStyle w:val="SourceCode"/>
+              <w:spacing w:before="0" w:after="0" w:line="200" w:lineRule="auto"/>
+            </w:pPr>
+            <w:r>
+              <w:t xml:space="preserve">│            ▼                                │                       │</w:t>
+            </w:r>
+          </w:p>
+          <w:p>
+            <w:pPr>
+              <w:pStyle w:val="SourceCode"/>
+              <w:spacing w:before="0" w:after="0" w:line="200" w:lineRule="auto"/>
+            </w:pPr>
+            <w:r>
+              <w:t xml:space="preserve">│   ┌──────────────────┐                      │                       │</w:t>
+            </w:r>
+          </w:p>
+          <w:p>
+            <w:pPr>
+              <w:pStyle w:val="SourceCode"/>
+              <w:spacing w:before="0" w:after="0" w:line="200" w:lineRule="auto"/>
+            </w:pPr>
+            <w:r>
+              <w:t xml:space="preserve">│   │ 16 раундів       │◄─────────────────────┘                       │</w:t>
+            </w:r>
+          </w:p>
+          <w:p>
+            <w:pPr>
+              <w:pStyle w:val="SourceCode"/>
+              <w:spacing w:before="0" w:after="0" w:line="200" w:lineRule="auto"/>
+            </w:pPr>
+            <w:r>
+              <w:t xml:space="preserve">│   │ Фейстеля         │  у раунді i — підключ Kᵢ                     │</w:t>
+            </w:r>
+          </w:p>
+          <w:p>
+            <w:pPr>
+              <w:pStyle w:val="SourceCode"/>
+              <w:spacing w:before="0" w:after="0" w:line="200" w:lineRule="auto"/>
+            </w:pPr>
+            <w:r>
+              <w:t xml:space="preserve">│   └────────┬─────────┘                                              │</w:t>
+            </w:r>
+          </w:p>
+          <w:p>
+            <w:pPr>
+              <w:pStyle w:val="SourceCode"/>
+              <w:spacing w:before="0" w:after="0" w:line="200" w:lineRule="auto"/>
+            </w:pPr>
+            <w:r>
+              <w:t xml:space="preserve">│            ▼                                                        │</w:t>
+            </w:r>
+          </w:p>
+          <w:p>
+            <w:pPr>
+              <w:pStyle w:val="SourceCode"/>
+              <w:spacing w:before="0" w:after="0" w:line="200" w:lineRule="auto"/>
+            </w:pPr>
+            <w:r>
+              <w:t xml:space="preserve">│   ┌──────────────────┐                                              │</w:t>
+            </w:r>
+          </w:p>
+          <w:p>
+            <w:pPr>
+              <w:pStyle w:val="SourceCode"/>
+              <w:spacing w:before="0" w:after="0" w:line="200" w:lineRule="auto"/>
+            </w:pPr>
+            <w:r>
+              <w:t xml:space="preserve">│   │ R₁₆ │ L₁₆        │  половини міняються місцями                  │</w:t>
+            </w:r>
+          </w:p>
+          <w:p>
+            <w:pPr>
+              <w:pStyle w:val="SourceCode"/>
+              <w:spacing w:before="0" w:after="0" w:line="200" w:lineRule="auto"/>
+            </w:pPr>
+            <w:r>
+              <w:t xml:space="preserve">│   └────────┬─────────┘                                              │</w:t>
+            </w:r>
+          </w:p>
+          <w:p>
+            <w:pPr>
+              <w:pStyle w:val="SourceCode"/>
+              <w:spacing w:before="0" w:after="0" w:line="200" w:lineRule="auto"/>
+            </w:pPr>
+            <w:r>
+              <w:t xml:space="preserve">│            ▼                                                        │</w:t>
+            </w:r>
+          </w:p>
+          <w:p>
+            <w:pPr>
+              <w:pStyle w:val="SourceCode"/>
+              <w:spacing w:before="0" w:after="0" w:line="200" w:lineRule="auto"/>
+            </w:pPr>
+            <w:r>
+              <w:t xml:space="preserve">│   ┌──────────────────┐                                              │</w:t>
+            </w:r>
+          </w:p>
+          <w:p>
+            <w:pPr>
+              <w:pStyle w:val="SourceCode"/>
+              <w:spacing w:before="0" w:after="0" w:line="200" w:lineRule="auto"/>
+            </w:pPr>
+            <w:r>
+              <w:t xml:space="preserve">│   │ IP⁻¹ — кінцева   │                                              │</w:t>
+            </w:r>
+          </w:p>
+          <w:p>
+            <w:pPr>
+              <w:pStyle w:val="SourceCode"/>
+              <w:spacing w:before="0" w:after="0" w:line="200" w:lineRule="auto"/>
+            </w:pPr>
+            <w:r>
+              <w:t xml:space="preserve">│   │ перестановка     │                                              │</w:t>
+            </w:r>
+          </w:p>
+          <w:p>
+            <w:pPr>
+              <w:pStyle w:val="SourceCode"/>
+              <w:spacing w:before="0" w:after="0" w:line="200" w:lineRule="auto"/>
+            </w:pPr>
+            <w:r>
+              <w:t xml:space="preserve">│   └────────┬─────────┘                                              │</w:t>
+            </w:r>
+          </w:p>
+          <w:p>
+            <w:pPr>
+              <w:pStyle w:val="SourceCode"/>
+              <w:spacing w:before="0" w:after="0" w:line="200" w:lineRule="auto"/>
+            </w:pPr>
+            <w:r>
+              <w:t xml:space="preserve">│            ▼                                                        │</w:t>
+            </w:r>
+          </w:p>
+          <w:p>
+            <w:pPr>
+              <w:pStyle w:val="SourceCode"/>
+              <w:spacing w:before="0" w:after="0" w:line="200" w:lineRule="auto"/>
+            </w:pPr>
+            <w:r>
+              <w:t xml:space="preserve">│   Шифротекст (64 біти)                                              │</w:t>
+            </w:r>
+          </w:p>
+          <w:p>
+            <w:pPr>
+              <w:pStyle w:val="SourceCode"/>
+              <w:spacing w:before="0" w:after="0" w:line="200" w:lineRule="auto"/>
+            </w:pPr>
+            <w:r>
+              <w:t xml:space="preserve">│                                                                     │</w:t>
+            </w:r>
+          </w:p>
+          <w:p>
+            <w:pPr>
+              <w:pStyle w:val="SourceCode"/>
+              <w:spacing w:before="0" w:after="0" w:line="200" w:lineRule="auto"/>
+            </w:pPr>
+            <w:r>
+              <w:t xml:space="preserve">└─────────────────────────────────────────────────────────────────────┘</w:t>
             </w:r>
           </w:p>
         </w:tc>
@@ -707,241 +680,223 @@
               <w:spacing w:before="0" w:after="0" w:line="200" w:lineRule="auto"/>
             </w:pPr>
             <w:r>
-              <w:t xml:space="preserve">┌───────────────────────────────────────────────────────────────────────┐</w:t>
-            </w:r>
-          </w:p>
-          <w:p>
-            <w:pPr>
-              <w:pStyle w:val="SourceCode"/>
-              <w:spacing w:before="0" w:after="0" w:line="200" w:lineRule="auto"/>
-            </w:pPr>
-            <w:r>
-              <w:t xml:space="preserve">│                      РАУНД ФЕЙСТЕЛЯ                                   │</w:t>
-            </w:r>
-          </w:p>
-          <w:p>
-            <w:pPr>
-              <w:pStyle w:val="SourceCode"/>
-              <w:spacing w:before="0" w:after="0" w:line="200" w:lineRule="auto"/>
-            </w:pPr>
-            <w:r>
-              <w:t xml:space="preserve">├───────────────────────────────────────────────────────────────────────┤</w:t>
-            </w:r>
-          </w:p>
-          <w:p>
-            <w:pPr>
-              <w:pStyle w:val="SourceCode"/>
-              <w:spacing w:before="0" w:after="0" w:line="200" w:lineRule="auto"/>
-            </w:pPr>
-            <w:r>
-              <w:t xml:space="preserve">│                                                                       │</w:t>
-            </w:r>
-          </w:p>
-          <w:p>
-            <w:pPr>
-              <w:pStyle w:val="SourceCode"/>
-              <w:spacing w:before="0" w:after="0" w:line="200" w:lineRule="auto"/>
-            </w:pPr>
-            <w:r>
-              <w:t xml:space="preserve">│       Lᵢ₋₁ (32 біти)          Rᵢ₋₁ (32 біти)                          │</w:t>
-            </w:r>
-          </w:p>
-          <w:p>
-            <w:pPr>
-              <w:pStyle w:val="SourceCode"/>
-              <w:spacing w:before="0" w:after="0" w:line="200" w:lineRule="auto"/>
-            </w:pPr>
-            <w:r>
-              <w:t xml:space="preserve">│           │                                      │                    │</w:t>
-            </w:r>
-          </w:p>
-          <w:p>
-            <w:pPr>
-              <w:pStyle w:val="SourceCode"/>
-              <w:spacing w:before="0" w:after="0" w:line="200" w:lineRule="auto"/>
-            </w:pPr>
-            <w:r>
-              <w:t xml:space="preserve">│           │                                      │                    │</w:t>
-            </w:r>
-          </w:p>
-          <w:p>
-            <w:pPr>
-              <w:pStyle w:val="SourceCode"/>
-              <w:spacing w:before="0" w:after="0" w:line="200" w:lineRule="auto"/>
-            </w:pPr>
-            <w:r>
-              <w:t xml:space="preserve">│           │     ┌────────────────────────────────┤                    │</w:t>
-            </w:r>
-          </w:p>
-          <w:p>
-            <w:pPr>
-              <w:pStyle w:val="SourceCode"/>
-              <w:spacing w:before="0" w:after="0" w:line="200" w:lineRule="auto"/>
-            </w:pPr>
-            <w:r>
-              <w:t xml:space="preserve">│           │     │                                │                    │</w:t>
-            </w:r>
-          </w:p>
-          <w:p>
-            <w:pPr>
-              <w:pStyle w:val="SourceCode"/>
-              <w:spacing w:before="0" w:after="0" w:line="200" w:lineRule="auto"/>
-            </w:pPr>
-            <w:r>
-              <w:t xml:space="preserve">│           │     │    ┌─────────────▼─────────────┐                    │</w:t>
-            </w:r>
-          </w:p>
-          <w:p>
-            <w:pPr>
-              <w:pStyle w:val="SourceCode"/>
-              <w:spacing w:before="0" w:after="0" w:line="200" w:lineRule="auto"/>
-            </w:pPr>
-            <w:r>
-              <w:t xml:space="preserve">│           │     │    │     f(Rᵢ₋₁, Kᵢ)          │ ◄── Kᵢ (48 біт)     │</w:t>
-            </w:r>
-          </w:p>
-          <w:p>
-            <w:pPr>
-              <w:pStyle w:val="SourceCode"/>
-              <w:spacing w:before="0" w:after="0" w:line="200" w:lineRule="auto"/>
-            </w:pPr>
-            <w:r>
-              <w:t xml:space="preserve">│           │     │    └─────────────┬─────────────┘                    │</w:t>
-            </w:r>
-          </w:p>
-          <w:p>
-            <w:pPr>
-              <w:pStyle w:val="SourceCode"/>
-              <w:spacing w:before="0" w:after="0" w:line="200" w:lineRule="auto"/>
-            </w:pPr>
-            <w:r>
-              <w:t xml:space="preserve">│           │     │                                │                    │</w:t>
-            </w:r>
-          </w:p>
-          <w:p>
-            <w:pPr>
-              <w:pStyle w:val="SourceCode"/>
-              <w:spacing w:before="0" w:after="0" w:line="200" w:lineRule="auto"/>
-            </w:pPr>
-            <w:r>
-              <w:t xml:space="preserve">│           │     │     ┌──────────────────────────┘                    │</w:t>
-            </w:r>
-          </w:p>
-          <w:p>
-            <w:pPr>
-              <w:pStyle w:val="SourceCode"/>
-              <w:spacing w:before="0" w:after="0" w:line="200" w:lineRule="auto"/>
-            </w:pPr>
-            <w:r>
-              <w:t xml:space="preserve">│           │     │                                │                    │</w:t>
-            </w:r>
-          </w:p>
-          <w:p>
-            <w:pPr>
-              <w:pStyle w:val="SourceCode"/>
-              <w:spacing w:before="0" w:after="0" w:line="200" w:lineRule="auto"/>
-            </w:pPr>
-            <w:r>
-              <w:t xml:space="preserve">│           ▼     ▼     ▼                                               │</w:t>
-            </w:r>
-          </w:p>
-          <w:p>
-            <w:pPr>
-              <w:pStyle w:val="SourceCode"/>
-              <w:spacing w:before="0" w:after="0" w:line="200" w:lineRule="auto"/>
-            </w:pPr>
-            <w:r>
-              <w:t xml:space="preserve">│       ┌──────XOR──────┐                                               │</w:t>
-            </w:r>
-          </w:p>
-          <w:p>
-            <w:pPr>
-              <w:pStyle w:val="SourceCode"/>
-              <w:spacing w:before="0" w:after="0" w:line="200" w:lineRule="auto"/>
-            </w:pPr>
-            <w:r>
-              <w:t xml:space="preserve">│       │               │                                               │</w:t>
-            </w:r>
-          </w:p>
-          <w:p>
-            <w:pPr>
-              <w:pStyle w:val="SourceCode"/>
-              <w:spacing w:before="0" w:after="0" w:line="200" w:lineRule="auto"/>
-            </w:pPr>
-            <w:r>
-              <w:t xml:space="preserve">│       ▼               ▼                                               │</w:t>
-            </w:r>
-          </w:p>
-          <w:p>
-            <w:pPr>
-              <w:pStyle w:val="SourceCode"/>
-              <w:spacing w:before="0" w:after="0" w:line="200" w:lineRule="auto"/>
-            </w:pPr>
-            <w:r>
-              <w:t xml:space="preserve">│       Lᵢ              Rᵢ                                              │</w:t>
-            </w:r>
-          </w:p>
-          <w:p>
-            <w:pPr>
-              <w:pStyle w:val="SourceCode"/>
-              <w:spacing w:before="0" w:after="0" w:line="200" w:lineRule="auto"/>
-            </w:pPr>
-            <w:r>
-              <w:t xml:space="preserve">│    (= Rᵢ₋₁)       (= Lᵢ₋₁ ⊕ f(Rᵢ₋₁, Kᵢ))                              │</w:t>
-            </w:r>
-          </w:p>
-          <w:p>
-            <w:pPr>
-              <w:pStyle w:val="SourceCode"/>
-              <w:spacing w:before="0" w:after="0" w:line="200" w:lineRule="auto"/>
-            </w:pPr>
-            <w:r>
-              <w:t xml:space="preserve">│                                                                       │</w:t>
-            </w:r>
-          </w:p>
-          <w:p>
-            <w:pPr>
-              <w:pStyle w:val="SourceCode"/>
-              <w:spacing w:before="0" w:after="0" w:line="200" w:lineRule="auto"/>
-            </w:pPr>
-            <w:r>
-              <w:t xml:space="preserve">│  Формули:                                                             │</w:t>
-            </w:r>
-          </w:p>
-          <w:p>
-            <w:pPr>
-              <w:pStyle w:val="SourceCode"/>
-              <w:spacing w:before="0" w:after="0" w:line="200" w:lineRule="auto"/>
-            </w:pPr>
-            <w:r>
-              <w:t xml:space="preserve">│  Lᵢ = Rᵢ₋₁                                                            │</w:t>
-            </w:r>
-          </w:p>
-          <w:p>
-            <w:pPr>
-              <w:pStyle w:val="SourceCode"/>
-              <w:spacing w:before="0" w:after="0" w:line="200" w:lineRule="auto"/>
-            </w:pPr>
-            <w:r>
-              <w:t xml:space="preserve">│  Rᵢ = Lᵢ₋₁ ⊕ f(Rᵢ₋₁, Kᵢ)                                              │</w:t>
-            </w:r>
-          </w:p>
-          <w:p>
-            <w:pPr>
-              <w:pStyle w:val="SourceCode"/>
-              <w:spacing w:before="0" w:after="0" w:line="200" w:lineRule="auto"/>
-            </w:pPr>
-            <w:r>
-              <w:t xml:space="preserve">│                                                                       │</w:t>
-            </w:r>
-          </w:p>
-          <w:p>
-            <w:pPr>
-              <w:pStyle w:val="SourceCode"/>
-              <w:spacing w:before="0" w:after="0" w:line="200" w:lineRule="auto"/>
-            </w:pPr>
-            <w:r>
-              <w:t xml:space="preserve">└───────────────────────────────────────────────────────────────────────┘</w:t>
+              <w:t xml:space="preserve">┌─────────────────────────────────────────────────────────────────────┐</w:t>
+            </w:r>
+          </w:p>
+          <w:p>
+            <w:pPr>
+              <w:pStyle w:val="SourceCode"/>
+              <w:spacing w:before="0" w:after="0" w:line="200" w:lineRule="auto"/>
+            </w:pPr>
+            <w:r>
+              <w:t xml:space="preserve">│                            РАУНД ФЕЙСТЕЛЯ                           │</w:t>
+            </w:r>
+          </w:p>
+          <w:p>
+            <w:pPr>
+              <w:pStyle w:val="SourceCode"/>
+              <w:spacing w:before="0" w:after="0" w:line="200" w:lineRule="auto"/>
+            </w:pPr>
+            <w:r>
+              <w:t xml:space="preserve">├─────────────────────────────────────────────────────────────────────┤</w:t>
+            </w:r>
+          </w:p>
+          <w:p>
+            <w:pPr>
+              <w:pStyle w:val="SourceCode"/>
+              <w:spacing w:before="0" w:after="0" w:line="200" w:lineRule="auto"/>
+            </w:pPr>
+            <w:r>
+              <w:t xml:space="preserve">│                                                                     │</w:t>
+            </w:r>
+          </w:p>
+          <w:p>
+            <w:pPr>
+              <w:pStyle w:val="SourceCode"/>
+              <w:spacing w:before="0" w:after="0" w:line="200" w:lineRule="auto"/>
+            </w:pPr>
+            <w:r>
+              <w:t xml:space="preserve">│       Lᵢ₋₁ (32 біти)               Rᵢ₋₁ (32 біти)                   │</w:t>
+            </w:r>
+          </w:p>
+          <w:p>
+            <w:pPr>
+              <w:pStyle w:val="SourceCode"/>
+              <w:spacing w:before="0" w:after="0" w:line="200" w:lineRule="auto"/>
+            </w:pPr>
+            <w:r>
+              <w:t xml:space="preserve">│            │                            │                           │</w:t>
+            </w:r>
+          </w:p>
+          <w:p>
+            <w:pPr>
+              <w:pStyle w:val="SourceCode"/>
+              <w:spacing w:before="0" w:after="0" w:line="200" w:lineRule="auto"/>
+            </w:pPr>
+            <w:r>
+              <w:t xml:space="preserve">│            │            ┌───────────────┤                           │</w:t>
+            </w:r>
+          </w:p>
+          <w:p>
+            <w:pPr>
+              <w:pStyle w:val="SourceCode"/>
+              <w:spacing w:before="0" w:after="0" w:line="200" w:lineRule="auto"/>
+            </w:pPr>
+            <w:r>
+              <w:t xml:space="preserve">│            │            ▼               │                           │</w:t>
+            </w:r>
+          </w:p>
+          <w:p>
+            <w:pPr>
+              <w:pStyle w:val="SourceCode"/>
+              <w:spacing w:before="0" w:after="0" w:line="200" w:lineRule="auto"/>
+            </w:pPr>
+            <w:r>
+              <w:t xml:space="preserve">│            │     ┌─────────────┐        │                           │</w:t>
+            </w:r>
+          </w:p>
+          <w:p>
+            <w:pPr>
+              <w:pStyle w:val="SourceCode"/>
+              <w:spacing w:before="0" w:after="0" w:line="200" w:lineRule="auto"/>
+            </w:pPr>
+            <w:r>
+              <w:t xml:space="preserve">│            │     │ f(Rᵢ₋₁, Kᵢ) │◄── Kᵢ  │  (48 біт)                 │</w:t>
+            </w:r>
+          </w:p>
+          <w:p>
+            <w:pPr>
+              <w:pStyle w:val="SourceCode"/>
+              <w:spacing w:before="0" w:after="0" w:line="200" w:lineRule="auto"/>
+            </w:pPr>
+            <w:r>
+              <w:t xml:space="preserve">│            │     └──────┬──────┘        │                           │</w:t>
+            </w:r>
+          </w:p>
+          <w:p>
+            <w:pPr>
+              <w:pStyle w:val="SourceCode"/>
+              <w:spacing w:before="0" w:after="0" w:line="200" w:lineRule="auto"/>
+            </w:pPr>
+            <w:r>
+              <w:t xml:space="preserve">│            ▼            │               │                           │</w:t>
+            </w:r>
+          </w:p>
+          <w:p>
+            <w:pPr>
+              <w:pStyle w:val="SourceCode"/>
+              <w:spacing w:before="0" w:after="0" w:line="200" w:lineRule="auto"/>
+            </w:pPr>
+            <w:r>
+              <w:t xml:space="preserve">│            ⊕ ◄──────────┘               │                           │</w:t>
+            </w:r>
+          </w:p>
+          <w:p>
+            <w:pPr>
+              <w:pStyle w:val="SourceCode"/>
+              <w:spacing w:before="0" w:after="0" w:line="200" w:lineRule="auto"/>
+            </w:pPr>
+            <w:r>
+              <w:t xml:space="preserve">│            │                            │                           │</w:t>
+            </w:r>
+          </w:p>
+          <w:p>
+            <w:pPr>
+              <w:pStyle w:val="SourceCode"/>
+              <w:spacing w:before="0" w:after="0" w:line="200" w:lineRule="auto"/>
+            </w:pPr>
+            <w:r>
+              <w:t xml:space="preserve">│            └───────────┐  ┌─────────────┘                           │</w:t>
+            </w:r>
+          </w:p>
+          <w:p>
+            <w:pPr>
+              <w:pStyle w:val="SourceCode"/>
+              <w:spacing w:before="0" w:after="0" w:line="200" w:lineRule="auto"/>
+            </w:pPr>
+            <w:r>
+              <w:t xml:space="preserve">│                        ╳                    обмін половин           │</w:t>
+            </w:r>
+          </w:p>
+          <w:p>
+            <w:pPr>
+              <w:pStyle w:val="SourceCode"/>
+              <w:spacing w:before="0" w:after="0" w:line="200" w:lineRule="auto"/>
+            </w:pPr>
+            <w:r>
+              <w:t xml:space="preserve">│            ┌───────────┘  └─────────────┐                           │</w:t>
+            </w:r>
+          </w:p>
+          <w:p>
+            <w:pPr>
+              <w:pStyle w:val="SourceCode"/>
+              <w:spacing w:before="0" w:after="0" w:line="200" w:lineRule="auto"/>
+            </w:pPr>
+            <w:r>
+              <w:t xml:space="preserve">│            ▼                            ▼                           │</w:t>
+            </w:r>
+          </w:p>
+          <w:p>
+            <w:pPr>
+              <w:pStyle w:val="SourceCode"/>
+              <w:spacing w:before="0" w:after="0" w:line="200" w:lineRule="auto"/>
+            </w:pPr>
+            <w:r>
+              <w:t xml:space="preserve">│       Lᵢ = Rᵢ₋₁              Rᵢ = Lᵢ₋₁ ⊕ f(Rᵢ₋₁, Kᵢ)                │</w:t>
+            </w:r>
+          </w:p>
+          <w:p>
+            <w:pPr>
+              <w:pStyle w:val="SourceCode"/>
+              <w:spacing w:before="0" w:after="0" w:line="200" w:lineRule="auto"/>
+            </w:pPr>
+            <w:r>
+              <w:t xml:space="preserve">│                                                                     │</w:t>
+            </w:r>
+          </w:p>
+          <w:p>
+            <w:pPr>
+              <w:pStyle w:val="SourceCode"/>
+              <w:spacing w:before="0" w:after="0" w:line="200" w:lineRule="auto"/>
+            </w:pPr>
+            <w:r>
+              <w:t xml:space="preserve">│  Формули:                                                           │</w:t>
+            </w:r>
+          </w:p>
+          <w:p>
+            <w:pPr>
+              <w:pStyle w:val="SourceCode"/>
+              <w:spacing w:before="0" w:after="0" w:line="200" w:lineRule="auto"/>
+            </w:pPr>
+            <w:r>
+              <w:t xml:space="preserve">│  Lᵢ = Rᵢ₋₁                                                          │</w:t>
+            </w:r>
+          </w:p>
+          <w:p>
+            <w:pPr>
+              <w:pStyle w:val="SourceCode"/>
+              <w:spacing w:before="0" w:after="0" w:line="200" w:lineRule="auto"/>
+            </w:pPr>
+            <w:r>
+              <w:t xml:space="preserve">│  Rᵢ = Lᵢ₋₁ ⊕ f(Rᵢ₋₁, Kᵢ)                                            │</w:t>
+            </w:r>
+          </w:p>
+          <w:p>
+            <w:pPr>
+              <w:pStyle w:val="SourceCode"/>
+              <w:spacing w:before="0" w:after="0" w:line="200" w:lineRule="auto"/>
+            </w:pPr>
+            <w:r>
+              <w:t xml:space="preserve">│                                                                     │</w:t>
+            </w:r>
+          </w:p>
+          <w:p>
+            <w:pPr>
+              <w:pStyle w:val="SourceCode"/>
+              <w:spacing w:before="0" w:after="0" w:line="200" w:lineRule="auto"/>
+            </w:pPr>
+            <w:r>
+              <w:t xml:space="preserve">└─────────────────────────────────────────────────────────────────────┘</w:t>
             </w:r>
           </w:p>
         </w:tc>
@@ -1011,277 +966,187 @@
               <w:spacing w:before="0" w:after="0" w:line="200" w:lineRule="auto"/>
             </w:pPr>
             <w:r>
-              <w:t xml:space="preserve">┌───────────────────────────────────────────────────────────────────────┐</w:t>
-            </w:r>
-          </w:p>
-          <w:p>
-            <w:pPr>
-              <w:pStyle w:val="SourceCode"/>
-              <w:spacing w:before="0" w:after="0" w:line="200" w:lineRule="auto"/>
-            </w:pPr>
-            <w:r>
-              <w:t xml:space="preserve">│                      ФУНКЦІЯ f(R, K)                                  │</w:t>
-            </w:r>
-          </w:p>
-          <w:p>
-            <w:pPr>
-              <w:pStyle w:val="SourceCode"/>
-              <w:spacing w:before="0" w:after="0" w:line="200" w:lineRule="auto"/>
-            </w:pPr>
-            <w:r>
-              <w:t xml:space="preserve">├───────────────────────────────────────────────────────────────────────┤</w:t>
-            </w:r>
-          </w:p>
-          <w:p>
-            <w:pPr>
-              <w:pStyle w:val="SourceCode"/>
-              <w:spacing w:before="0" w:after="0" w:line="200" w:lineRule="auto"/>
-            </w:pPr>
-            <w:r>
-              <w:t xml:space="preserve">│                                                                       │</w:t>
-            </w:r>
-          </w:p>
-          <w:p>
-            <w:pPr>
-              <w:pStyle w:val="SourceCode"/>
-              <w:spacing w:before="0" w:after="0" w:line="200" w:lineRule="auto"/>
-            </w:pPr>
-            <w:r>
-              <w:t xml:space="preserve">│  R (32 біти) ──► [E] ──► 48 біт ──► XOR ◄── K (48 біт)                │</w:t>
-            </w:r>
-          </w:p>
-          <w:p>
-            <w:pPr>
-              <w:pStyle w:val="SourceCode"/>
-              <w:spacing w:before="0" w:after="0" w:line="200" w:lineRule="auto"/>
-            </w:pPr>
-            <w:r>
-              <w:t xml:space="preserve">│                                      │                                │</w:t>
-            </w:r>
-          </w:p>
-          <w:p>
-            <w:pPr>
-              <w:pStyle w:val="SourceCode"/>
-              <w:spacing w:before="0" w:after="0" w:line="200" w:lineRule="auto"/>
-            </w:pPr>
-            <w:r>
-              <w:t xml:space="preserve">│                                      ▼                                │</w:t>
-            </w:r>
-          </w:p>
-          <w:p>
-            <w:pPr>
-              <w:pStyle w:val="SourceCode"/>
-              <w:spacing w:before="0" w:after="0" w:line="200" w:lineRule="auto"/>
-            </w:pPr>
-            <w:r>
-              <w:t xml:space="preserve">│                                   48 біт                              │</w:t>
-            </w:r>
-          </w:p>
-          <w:p>
-            <w:pPr>
-              <w:pStyle w:val="SourceCode"/>
-              <w:spacing w:before="0" w:after="0" w:line="200" w:lineRule="auto"/>
-            </w:pPr>
-            <w:r>
-              <w:t xml:space="preserve">│                                      │                                │</w:t>
-            </w:r>
-          </w:p>
-          <w:p>
-            <w:pPr>
-              <w:pStyle w:val="SourceCode"/>
-              <w:spacing w:before="0" w:after="0" w:line="200" w:lineRule="auto"/>
-            </w:pPr>
-            <w:r>
-              <w:t xml:space="preserve">│                      ┌───────────────┼───────────────┐                │</w:t>
-            </w:r>
-          </w:p>
-          <w:p>
-            <w:pPr>
-              <w:pStyle w:val="SourceCode"/>
-              <w:spacing w:before="0" w:after="0" w:line="200" w:lineRule="auto"/>
-            </w:pPr>
-            <w:r>
-              <w:t xml:space="preserve">│                      │    │    │    │    │    │    │                  │</w:t>
-            </w:r>
-          </w:p>
-          <w:p>
-            <w:pPr>
-              <w:pStyle w:val="SourceCode"/>
-              <w:spacing w:before="0" w:after="0" w:line="200" w:lineRule="auto"/>
-            </w:pPr>
-            <w:r>
-              <w:t xml:space="preserve">│                      ▼    ▼    ▼    ▼    ▼    ▼    ▼                  │</w:t>
-            </w:r>
-          </w:p>
-          <w:p>
-            <w:pPr>
-              <w:pStyle w:val="SourceCode"/>
-              <w:spacing w:before="0" w:after="0" w:line="200" w:lineRule="auto"/>
-            </w:pPr>
-            <w:r>
-              <w:t xml:space="preserve">│                    [S1] [S2] [S3] [S4] [S5] [S6] [S7] [S8]            │</w:t>
-            </w:r>
-          </w:p>
-          <w:p>
-            <w:pPr>
-              <w:pStyle w:val="SourceCode"/>
-              <w:spacing w:before="0" w:after="0" w:line="200" w:lineRule="auto"/>
-            </w:pPr>
-            <w:r>
-              <w:t xml:space="preserve">│                     4    4    4    4    4    4    4    4              │</w:t>
-            </w:r>
-          </w:p>
-          <w:p>
-            <w:pPr>
-              <w:pStyle w:val="SourceCode"/>
-              <w:spacing w:before="0" w:after="0" w:line="200" w:lineRule="auto"/>
-            </w:pPr>
-            <w:r>
-              <w:t xml:space="preserve">│                      │    │    │    │    │    │    │    │             │</w:t>
-            </w:r>
-          </w:p>
-          <w:p>
-            <w:pPr>
-              <w:pStyle w:val="SourceCode"/>
-              <w:spacing w:before="0" w:after="0" w:line="200" w:lineRule="auto"/>
-            </w:pPr>
-            <w:r>
-              <w:t xml:space="preserve">│                      └────┴────┴────┴────┴────┴────┴────┘             │</w:t>
-            </w:r>
-          </w:p>
-          <w:p>
-            <w:pPr>
-              <w:pStyle w:val="SourceCode"/>
-              <w:spacing w:before="0" w:after="0" w:line="200" w:lineRule="auto"/>
-            </w:pPr>
-            <w:r>
-              <w:t xml:space="preserve">│                                      │                                │</w:t>
-            </w:r>
-          </w:p>
-          <w:p>
-            <w:pPr>
-              <w:pStyle w:val="SourceCode"/>
-              <w:spacing w:before="0" w:after="0" w:line="200" w:lineRule="auto"/>
-            </w:pPr>
-            <w:r>
-              <w:t xml:space="preserve">│                                      ▼                                │</w:t>
-            </w:r>
-          </w:p>
-          <w:p>
-            <w:pPr>
-              <w:pStyle w:val="SourceCode"/>
-              <w:spacing w:before="0" w:after="0" w:line="200" w:lineRule="auto"/>
-            </w:pPr>
-            <w:r>
-              <w:t xml:space="preserve">│                                   32 біти                             │</w:t>
-            </w:r>
-          </w:p>
-          <w:p>
-            <w:pPr>
-              <w:pStyle w:val="SourceCode"/>
-              <w:spacing w:before="0" w:after="0" w:line="200" w:lineRule="auto"/>
-            </w:pPr>
-            <w:r>
-              <w:t xml:space="preserve">│                                      │                                │</w:t>
-            </w:r>
-          </w:p>
-          <w:p>
-            <w:pPr>
-              <w:pStyle w:val="SourceCode"/>
-              <w:spacing w:before="0" w:after="0" w:line="200" w:lineRule="auto"/>
-            </w:pPr>
-            <w:r>
-              <w:t xml:space="preserve">│                                      ▼                                │</w:t>
-            </w:r>
-          </w:p>
-          <w:p>
-            <w:pPr>
-              <w:pStyle w:val="SourceCode"/>
-              <w:spacing w:before="0" w:after="0" w:line="200" w:lineRule="auto"/>
-            </w:pPr>
-            <w:r>
-              <w:t xml:space="preserve">│                                    [P]                                │</w:t>
-            </w:r>
-          </w:p>
-          <w:p>
-            <w:pPr>
-              <w:pStyle w:val="SourceCode"/>
-              <w:spacing w:before="0" w:after="0" w:line="200" w:lineRule="auto"/>
-            </w:pPr>
-            <w:r>
-              <w:t xml:space="preserve">│                                      │                                │</w:t>
-            </w:r>
-          </w:p>
-          <w:p>
-            <w:pPr>
-              <w:pStyle w:val="SourceCode"/>
-              <w:spacing w:before="0" w:after="0" w:line="200" w:lineRule="auto"/>
-            </w:pPr>
-            <w:r>
-              <w:t xml:space="preserve">│                                      ▼                                │</w:t>
-            </w:r>
-          </w:p>
-          <w:p>
-            <w:pPr>
-              <w:pStyle w:val="SourceCode"/>
-              <w:spacing w:before="0" w:after="0" w:line="200" w:lineRule="auto"/>
-            </w:pPr>
-            <w:r>
-              <w:t xml:space="preserve">│                              f(R, K) (32 біти)                        │</w:t>
-            </w:r>
-          </w:p>
-          <w:p>
-            <w:pPr>
-              <w:pStyle w:val="SourceCode"/>
-              <w:spacing w:before="0" w:after="0" w:line="200" w:lineRule="auto"/>
-            </w:pPr>
-            <w:r>
-              <w:t xml:space="preserve">│                                                                       │</w:t>
-            </w:r>
-          </w:p>
-          <w:p>
-            <w:pPr>
-              <w:pStyle w:val="SourceCode"/>
-              <w:spacing w:before="0" w:after="0" w:line="200" w:lineRule="auto"/>
-            </w:pPr>
-            <w:r>
-              <w:t xml:space="preserve">│  E  — Expansion (32 → 48 біт)                                         │</w:t>
-            </w:r>
-          </w:p>
-          <w:p>
-            <w:pPr>
-              <w:pStyle w:val="SourceCode"/>
-              <w:spacing w:before="0" w:after="0" w:line="200" w:lineRule="auto"/>
-            </w:pPr>
-            <w:r>
-              <w:t xml:space="preserve">│  S  — Substitution (6 → 4 біти) × 8                                   │</w:t>
-            </w:r>
-          </w:p>
-          <w:p>
-            <w:pPr>
-              <w:pStyle w:val="SourceCode"/>
-              <w:spacing w:before="0" w:after="0" w:line="200" w:lineRule="auto"/>
-            </w:pPr>
-            <w:r>
-              <w:t xml:space="preserve">│  P  — Permutation (32 → 32 біти)                                      │</w:t>
-            </w:r>
-          </w:p>
-          <w:p>
-            <w:pPr>
-              <w:pStyle w:val="SourceCode"/>
-              <w:spacing w:before="0" w:after="0" w:line="200" w:lineRule="auto"/>
-            </w:pPr>
-            <w:r>
-              <w:t xml:space="preserve">│                                                                       │</w:t>
-            </w:r>
-          </w:p>
-          <w:p>
-            <w:pPr>
-              <w:pStyle w:val="SourceCode"/>
-              <w:spacing w:before="0" w:after="0" w:line="200" w:lineRule="auto"/>
-            </w:pPr>
-            <w:r>
-              <w:t xml:space="preserve">└───────────────────────────────────────────────────────────────────────┘</w:t>
+              <w:t xml:space="preserve">┌─────────────────────────────────────────────────────────────────────┐</w:t>
+            </w:r>
+          </w:p>
+          <w:p>
+            <w:pPr>
+              <w:pStyle w:val="SourceCode"/>
+              <w:spacing w:before="0" w:after="0" w:line="200" w:lineRule="auto"/>
+            </w:pPr>
+            <w:r>
+              <w:t xml:space="preserve">│                           ФУНКЦІЯ f(R, K)                           │</w:t>
+            </w:r>
+          </w:p>
+          <w:p>
+            <w:pPr>
+              <w:pStyle w:val="SourceCode"/>
+              <w:spacing w:before="0" w:after="0" w:line="200" w:lineRule="auto"/>
+            </w:pPr>
+            <w:r>
+              <w:t xml:space="preserve">├─────────────────────────────────────────────────────────────────────┤</w:t>
+            </w:r>
+          </w:p>
+          <w:p>
+            <w:pPr>
+              <w:pStyle w:val="SourceCode"/>
+              <w:spacing w:before="0" w:after="0" w:line="200" w:lineRule="auto"/>
+            </w:pPr>
+            <w:r>
+              <w:t xml:space="preserve">│                                                                     │</w:t>
+            </w:r>
+          </w:p>
+          <w:p>
+            <w:pPr>
+              <w:pStyle w:val="SourceCode"/>
+              <w:spacing w:before="0" w:after="0" w:line="200" w:lineRule="auto"/>
+            </w:pPr>
+            <w:r>
+              <w:t xml:space="preserve">│  R (32 біти) ──► [E] ──► 48 біт ──► ⊕ ◄── K (48 біт)                │</w:t>
+            </w:r>
+          </w:p>
+          <w:p>
+            <w:pPr>
+              <w:pStyle w:val="SourceCode"/>
+              <w:spacing w:before="0" w:after="0" w:line="200" w:lineRule="auto"/>
+            </w:pPr>
+            <w:r>
+              <w:t xml:space="preserve">│                                     │                               │</w:t>
+            </w:r>
+          </w:p>
+          <w:p>
+            <w:pPr>
+              <w:pStyle w:val="SourceCode"/>
+              <w:spacing w:before="0" w:after="0" w:line="200" w:lineRule="auto"/>
+            </w:pPr>
+            <w:r>
+              <w:t xml:space="preserve">│                                     ▼                               │</w:t>
+            </w:r>
+          </w:p>
+          <w:p>
+            <w:pPr>
+              <w:pStyle w:val="SourceCode"/>
+              <w:spacing w:before="0" w:after="0" w:line="200" w:lineRule="auto"/>
+            </w:pPr>
+            <w:r>
+              <w:t xml:space="preserve">│                      48 біт = 8 груп по 6 біт                       │</w:t>
+            </w:r>
+          </w:p>
+          <w:p>
+            <w:pPr>
+              <w:pStyle w:val="SourceCode"/>
+              <w:spacing w:before="0" w:after="0" w:line="200" w:lineRule="auto"/>
+            </w:pPr>
+            <w:r>
+              <w:t xml:space="preserve">│        ┌─────┬─────┬─────┬─────┬────┴┬─────┬─────┬─────┐            │</w:t>
+            </w:r>
+          </w:p>
+          <w:p>
+            <w:pPr>
+              <w:pStyle w:val="SourceCode"/>
+              <w:spacing w:before="0" w:after="0" w:line="200" w:lineRule="auto"/>
+            </w:pPr>
+            <w:r>
+              <w:t xml:space="preserve">│        ▼     ▼     ▼     ▼     ▼     ▼     ▼     ▼     ▼            │</w:t>
+            </w:r>
+          </w:p>
+          <w:p>
+            <w:pPr>
+              <w:pStyle w:val="SourceCode"/>
+              <w:spacing w:before="0" w:after="0" w:line="200" w:lineRule="auto"/>
+            </w:pPr>
+            <w:r>
+              <w:t xml:space="preserve">│      [S1]  [S2]  [S3]  [S4]  [S5]  [S6]  [S7]  [S8]                 │</w:t>
+            </w:r>
+          </w:p>
+          <w:p>
+            <w:pPr>
+              <w:pStyle w:val="SourceCode"/>
+              <w:spacing w:before="0" w:after="0" w:line="200" w:lineRule="auto"/>
+            </w:pPr>
+            <w:r>
+              <w:t xml:space="preserve">│        │4    │4    │4    │4    │4    │4    │4    │4                 │</w:t>
+            </w:r>
+          </w:p>
+          <w:p>
+            <w:pPr>
+              <w:pStyle w:val="SourceCode"/>
+              <w:spacing w:before="0" w:after="0" w:line="200" w:lineRule="auto"/>
+            </w:pPr>
+            <w:r>
+              <w:t xml:space="preserve">│        └─────┴─────┴─────┴──┬──┴─────┴─────┴─────┘                  │</w:t>
+            </w:r>
+          </w:p>
+          <w:p>
+            <w:pPr>
+              <w:pStyle w:val="SourceCode"/>
+              <w:spacing w:before="0" w:after="0" w:line="200" w:lineRule="auto"/>
+            </w:pPr>
+            <w:r>
+              <w:t xml:space="preserve">│                             ▼                                       │</w:t>
+            </w:r>
+          </w:p>
+          <w:p>
+            <w:pPr>
+              <w:pStyle w:val="SourceCode"/>
+              <w:spacing w:before="0" w:after="0" w:line="200" w:lineRule="auto"/>
+            </w:pPr>
+            <w:r>
+              <w:t xml:space="preserve">│                       32 біти ──► [P] ──► f(R, K), 32 біти          │</w:t>
+            </w:r>
+          </w:p>
+          <w:p>
+            <w:pPr>
+              <w:pStyle w:val="SourceCode"/>
+              <w:spacing w:before="0" w:after="0" w:line="200" w:lineRule="auto"/>
+            </w:pPr>
+            <w:r>
+              <w:t xml:space="preserve">│                                                                     │</w:t>
+            </w:r>
+          </w:p>
+          <w:p>
+            <w:pPr>
+              <w:pStyle w:val="SourceCode"/>
+              <w:spacing w:before="0" w:after="0" w:line="200" w:lineRule="auto"/>
+            </w:pPr>
+            <w:r>
+              <w:t xml:space="preserve">│  E — розширення (32 → 48 біт)                                       │</w:t>
+            </w:r>
+          </w:p>
+          <w:p>
+            <w:pPr>
+              <w:pStyle w:val="SourceCode"/>
+              <w:spacing w:before="0" w:after="0" w:line="200" w:lineRule="auto"/>
+            </w:pPr>
+            <w:r>
+              <w:t xml:space="preserve">│  S — підстановка (6 → 4 біти) × 8                                   │</w:t>
+            </w:r>
+          </w:p>
+          <w:p>
+            <w:pPr>
+              <w:pStyle w:val="SourceCode"/>
+              <w:spacing w:before="0" w:after="0" w:line="200" w:lineRule="auto"/>
+            </w:pPr>
+            <w:r>
+              <w:t xml:space="preserve">│  P — перестановка (32 → 32 біти)                                    │</w:t>
+            </w:r>
+          </w:p>
+          <w:p>
+            <w:pPr>
+              <w:pStyle w:val="SourceCode"/>
+              <w:spacing w:before="0" w:after="0" w:line="200" w:lineRule="auto"/>
+            </w:pPr>
+            <w:r>
+              <w:t xml:space="preserve">│                                                                     │</w:t>
+            </w:r>
+          </w:p>
+          <w:p>
+            <w:pPr>
+              <w:pStyle w:val="SourceCode"/>
+              <w:spacing w:before="0" w:after="0" w:line="200" w:lineRule="auto"/>
+            </w:pPr>
+            <w:r>
+              <w:t xml:space="preserve">└─────────────────────────────────────────────────────────────────────┘</w:t>
             </w:r>
           </w:p>
         </w:tc>
@@ -1812,8 +1677,177 @@
       </w:pPr>
     </w:p>
     <w:bookmarkEnd w:id="14"/>
+    <w:bookmarkStart w:id="15" w:name="слабкі-ключі"/>
+    <w:p>
+      <w:pPr>
+        <w:pStyle w:val="Heading3"/>
+      </w:pPr>
+      <w:r>
+        <w:t xml:space="preserve">7 Слабкі ключі</w:t>
+      </w:r>
+    </w:p>
+    <w:p>
+      <w:pPr>
+        <w:pStyle w:val="FirstParagraph"/>
+      </w:pPr>
+      <w:r>
+        <w:t xml:space="preserve">Для чотирьох ключів усі 16 підключів однакові, і шифрування збігається з розшифруванням: E_K(E_K(M)) = M. Ще шість пар напівслабких ключів дають E_K1(E_K2(M)) = M. Випадково натрапити на них при генерації ключа майже неможливо (імовірність 16 з 2⁵⁶), але генератор ключів для DES зобов’язаний їх відкидати.</w:t>
+      </w:r>
+    </w:p>
+    <w:p>
+      <w:pPr>
+        <w:pStyle w:val="TableCaption"/>
+      </w:pPr>
+      <w:r>
+        <w:t xml:space="preserve">Таблиця 2 — Слабкі ключі DES (з бітами парності)</w:t>
+      </w:r>
+    </w:p>
+    <w:tbl>
+      <w:tblPr>
+        <w:tblStyle w:val="Table"/>
+        <w:tblW w:type="dxa" w:w="9637"/>
+        <w:tblLook w:firstRow="1" w:lastRow="0" w:firstColumn="0" w:lastColumn="0" w:noHBand="0" w:noVBand="0" w:val="0020"/>
+        <w:tblLayout w:type="fixed"/>
+      </w:tblPr>
+      <w:tblGrid>
+        <w:gridCol w:w="4819"/>
+        <w:gridCol w:w="4818"/>
+      </w:tblGrid>
+      <w:tr>
+        <w:trPr>
+          <w:tblHeader w:val="on"/>
+        </w:trPr>
+        <w:tc>
+          <w:tcPr/>
+          <w:p>
+            <w:pPr>
+              <w:pStyle w:val="Compact"/>
+            </w:pPr>
+            <w:r>
+              <w:t xml:space="preserve">Ключ</w:t>
+            </w:r>
+          </w:p>
+        </w:tc>
+        <w:tc>
+          <w:tcPr/>
+          <w:p>
+            <w:pPr>
+              <w:pStyle w:val="Compact"/>
+            </w:pPr>
+            <w:r>
+              <w:t xml:space="preserve">Регістри C і D після PC-1</w:t>
+            </w:r>
+          </w:p>
+        </w:tc>
+      </w:tr>
+      <w:tr>
+        <w:tc>
+          <w:tcPr/>
+          <w:p>
+            <w:pPr>
+              <w:pStyle w:val="Compact"/>
+            </w:pPr>
+            <w:r>
+              <w:t xml:space="preserve">0101010101010101</w:t>
+            </w:r>
+          </w:p>
+        </w:tc>
+        <w:tc>
+          <w:tcPr/>
+          <w:p>
+            <w:pPr>
+              <w:pStyle w:val="Compact"/>
+            </w:pPr>
+            <w:r>
+              <w:t xml:space="preserve">усі нулі</w:t>
+            </w:r>
+          </w:p>
+        </w:tc>
+      </w:tr>
+      <w:tr>
+        <w:tc>
+          <w:tcPr/>
+          <w:p>
+            <w:pPr>
+              <w:pStyle w:val="Compact"/>
+            </w:pPr>
+            <w:r>
+              <w:t xml:space="preserve">FEFEFEFEFEFEFEFE</w:t>
+            </w:r>
+          </w:p>
+        </w:tc>
+        <w:tc>
+          <w:tcPr/>
+          <w:p>
+            <w:pPr>
+              <w:pStyle w:val="Compact"/>
+            </w:pPr>
+            <w:r>
+              <w:t xml:space="preserve">усі одиниці</w:t>
+            </w:r>
+          </w:p>
+        </w:tc>
+      </w:tr>
+      <w:tr>
+        <w:tc>
+          <w:tcPr/>
+          <w:p>
+            <w:pPr>
+              <w:pStyle w:val="Compact"/>
+            </w:pPr>
+            <w:r>
+              <w:t xml:space="preserve">E0E0E0E0F1F1F1F1</w:t>
+            </w:r>
+          </w:p>
+        </w:tc>
+        <w:tc>
+          <w:tcPr/>
+          <w:p>
+            <w:pPr>
+              <w:pStyle w:val="Compact"/>
+            </w:pPr>
+            <w:r>
+              <w:t xml:space="preserve">C — усі одиниці, D — усі нулі</w:t>
+            </w:r>
+          </w:p>
+        </w:tc>
+      </w:tr>
+      <w:tr>
+        <w:tc>
+          <w:tcPr/>
+          <w:p>
+            <w:pPr>
+              <w:pStyle w:val="Compact"/>
+            </w:pPr>
+            <w:r>
+              <w:t xml:space="preserve">1F1F1F1F0E0E0E0E</w:t>
+            </w:r>
+          </w:p>
+        </w:tc>
+        <w:tc>
+          <w:tcPr/>
+          <w:p>
+            <w:pPr>
+              <w:pStyle w:val="Compact"/>
+            </w:pPr>
+            <w:r>
+              <w:t xml:space="preserve">C — усі нулі, D — усі одиниці</w:t>
+            </w:r>
+          </w:p>
+        </w:tc>
+      </w:tr>
+    </w:tbl>
+    <w:p>
+      <w:pPr>
+        <w:pStyle w:val="BodyText"/>
+      </w:pPr>
+      <w:r>
+        <w:t xml:space="preserve">Причина видна з генерації підключів: циклічний зсув регістра з однакових бітів його не змінює, тож PC-2 щоразу вибирає одне й те саме.</w:t>
+      </w:r>
+    </w:p>
     <w:bookmarkEnd w:id="15"/>
-    <w:bookmarkStart w:id="22" w:name="приклад-виконання"/>
+    <w:bookmarkEnd w:id="16"/>
+    <w:bookmarkStart w:id="23" w:name="приклад-виконання"/>
     <w:p>
       <w:pPr>
         <w:pStyle w:val="Heading2"/>
@@ -1822,7 +1856,7 @@
         <w:t xml:space="preserve">Приклад виконання</w:t>
       </w:r>
     </w:p>
-    <w:bookmarkStart w:id="16" w:name="крок-1.-допоміжні-функції"/>
+    <w:bookmarkStart w:id="17" w:name="крок-1.-допоміжні-функції"/>
     <w:p>
       <w:pPr>
         <w:pStyle w:val="Heading3"/>
@@ -2152,8 +2186,8 @@
         </w:rPr>
       </w:pPr>
     </w:p>
-    <w:bookmarkEnd w:id="16"/>
-    <w:bookmarkStart w:id="17" w:name="крок-2.-таблиці-перестановок"/>
+    <w:bookmarkEnd w:id="17"/>
+    <w:bookmarkStart w:id="18" w:name="крок-2.-таблиці-перестановок"/>
     <w:p>
       <w:pPr>
         <w:pStyle w:val="Heading3"/>
@@ -3016,8 +3050,8 @@
         </w:rPr>
       </w:pPr>
     </w:p>
-    <w:bookmarkEnd w:id="17"/>
-    <w:bookmarkStart w:id="18" w:name="крок-3.-функція-раунду-f"/>
+    <w:bookmarkEnd w:id="18"/>
+    <w:bookmarkStart w:id="19" w:name="крок-3.-функція-раунду-f"/>
     <w:p>
       <w:pPr>
         <w:pStyle w:val="Heading3"/>
@@ -3308,8 +3342,8 @@
         </w:rPr>
       </w:pPr>
     </w:p>
-    <w:bookmarkEnd w:id="18"/>
-    <w:bookmarkStart w:id="19" w:name="крок-4.-генерація-підключів"/>
+    <w:bookmarkEnd w:id="19"/>
+    <w:bookmarkStart w:id="20" w:name="крок-4.-генерація-підключів"/>
     <w:p>
       <w:pPr>
         <w:pStyle w:val="Heading3"/>
@@ -3771,8 +3805,8 @@
         </w:rPr>
       </w:pPr>
     </w:p>
-    <w:bookmarkEnd w:id="19"/>
-    <w:bookmarkStart w:id="20" w:name="крок-5.-шифрування-та-дешифрування"/>
+    <w:bookmarkEnd w:id="20"/>
+    <w:bookmarkStart w:id="21" w:name="крок-5.-шифрування-та-дешифрування"/>
     <w:p>
       <w:pPr>
         <w:pStyle w:val="Heading3"/>
@@ -4270,8 +4304,8 @@
         </w:rPr>
       </w:pPr>
     </w:p>
-    <w:bookmarkEnd w:id="20"/>
-    <w:bookmarkStart w:id="21" w:name="крок-6.-тестування"/>
+    <w:bookmarkEnd w:id="21"/>
+    <w:bookmarkStart w:id="22" w:name="крок-6.-тестування"/>
     <w:p>
       <w:pPr>
         <w:pStyle w:val="Heading3"/>
@@ -4349,7 +4383,16 @@
               <w:spacing w:before="0" w:after="0" w:line="200" w:lineRule="auto"/>
             </w:pPr>
             <w:r>
-              <w:t xml:space="preserve">    // Тестовий вектор з FIPS PUB 81</w:t>
+              <w:t xml:space="preserve">    // Класичний навчальний приклад із посібника Дж. Орліна Граббе</w:t>
+            </w:r>
+          </w:p>
+          <w:p>
+            <w:pPr>
+              <w:pStyle w:val="SourceCode"/>
+              <w:spacing w:before="0" w:after="0" w:line="200" w:lineRule="auto"/>
+            </w:pPr>
+            <w:r>
+              <w:t xml:space="preserve">    // «The DES Algorithm Illustrated»: там наведено всі проміжні значення</w:t>
             </w:r>
           </w:p>
           <w:p>
@@ -4694,9 +4737,9 @@
         </w:rPr>
       </w:pPr>
     </w:p>
-    <w:bookmarkEnd w:id="21"/>
     <w:bookmarkEnd w:id="22"/>
-    <w:bookmarkStart w:id="23" w:name="порядок-виконання-роботи"/>
+    <w:bookmarkEnd w:id="23"/>
+    <w:bookmarkStart w:id="24" w:name="порядок-виконання-роботи"/>
     <w:p>
       <w:pPr>
         <w:pStyle w:val="Heading2"/>
@@ -4861,8 +4904,8 @@
         <w:t xml:space="preserve">Оформити звіт та зробити висновок.</w:t>
       </w:r>
     </w:p>
-    <w:bookmarkEnd w:id="23"/>
-    <w:bookmarkStart w:id="24" w:name="вимоги-до-звіту"/>
+    <w:bookmarkEnd w:id="24"/>
+    <w:bookmarkStart w:id="25" w:name="вимоги-до-звіту"/>
     <w:p>
       <w:pPr>
         <w:pStyle w:val="Heading2"/>
@@ -4970,8 +5013,8 @@
         <w:t xml:space="preserve">висновок про особливості алгоритму DES.</w:t>
       </w:r>
     </w:p>
-    <w:bookmarkEnd w:id="24"/>
-    <w:bookmarkStart w:id="25" w:name="варіанти-індивідуальних-завдань"/>
+    <w:bookmarkEnd w:id="25"/>
+    <w:bookmarkStart w:id="26" w:name="варіанти-індивідуальних-завдань"/>
     <w:p>
       <w:pPr>
         <w:pStyle w:val="Heading2"/>
@@ -5133,7 +5176,7 @@
               <w:pStyle w:val="Compact"/>
             </w:pPr>
             <w:r>
-              <w:t xml:space="preserve">Знайти слабкі ключі DES (ключі, де encrypt = decrypt).</w:t>
+              <w:t xml:space="preserve">Перевірити чотири слабкі ключі з таблиці 2: вивести їхні підключі й показати, що подвійне шифрування повертає відкритий текст.</w:t>
             </w:r>
           </w:p>
         </w:tc>
@@ -5349,7 +5392,7 @@
               <w:pStyle w:val="Compact"/>
             </w:pPr>
             <w:r>
-              <w:t xml:space="preserve">Реалізувати функцію декриптування без використання функції f.</w:t>
+              <w:t xml:space="preserve">Замінити функцію f на довільну необоротну (наприклад, f(R, K) = (R · K) mod 2³²) і показати, що розшифрування все одно працює. Пояснити чому.</w:t>
             </w:r>
           </w:p>
         </w:tc>
@@ -5421,7 +5464,7 @@
               <w:pStyle w:val="Compact"/>
             </w:pPr>
             <w:r>
-              <w:t xml:space="preserve">Порівняти кількість операцій XOR, AND, SHIFT у DES та AES.</w:t>
+              <w:t xml:space="preserve">Підрахувати кількість операцій XOR, зсувів і звертань до таблиць на один блок вашої реалізації DES; порівняти з оцінкою для AES-128 із літератури.</w:t>
             </w:r>
           </w:p>
         </w:tc>
@@ -5499,8 +5542,8 @@
         </w:tc>
       </w:tr>
     </w:tbl>
-    <w:bookmarkEnd w:id="25"/>
-    <w:bookmarkStart w:id="29" w:name="контрольні-запитання"/>
+    <w:bookmarkEnd w:id="26"/>
+    <w:bookmarkStart w:id="30" w:name="контрольні-запитання"/>
     <w:p>
       <w:pPr>
         <w:pStyle w:val="Heading2"/>
@@ -5517,7 +5560,7 @@
         <w:t xml:space="preserve">Запитання згруповано за рівнями навчальних досягнень. Для позитивної оцінки студент має відповісти на запитання середнього рівня, оцінка «добре» потребує відповідей достатнього рівня, оцінка «відмінно» — високого.</w:t>
       </w:r>
     </w:p>
-    <w:bookmarkStart w:id="26" w:name="середній-рівень-репродуктивний"/>
+    <w:bookmarkStart w:id="27" w:name="середній-рівень-репродуктивний"/>
     <w:p>
       <w:pPr>
         <w:pStyle w:val="Heading3"/>
@@ -5630,8 +5673,8 @@
         <w:t xml:space="preserve">Чим відрізняються режими роботи ECB та CBC?</w:t>
       </w:r>
     </w:p>
-    <w:bookmarkEnd w:id="26"/>
-    <w:bookmarkStart w:id="27" w:name="Xf8a59b0220f3a7cb520922cfcf2989f7f66f7c3"/>
+    <w:bookmarkEnd w:id="27"/>
+    <w:bookmarkStart w:id="28" w:name="Xf8a59b0220f3a7cb520922cfcf2989f7f66f7c3"/>
     <w:p>
       <w:pPr>
         <w:pStyle w:val="Heading3"/>
@@ -5741,11 +5784,11 @@
         <w:jc w:val="both"/>
       </w:pPr>
       <w:r>
-        <w:t xml:space="preserve">Як перевірити правильність реалізації DES без стороннього програмного забезпечення?</w:t>
-      </w:r>
-    </w:p>
-    <w:bookmarkEnd w:id="27"/>
-    <w:bookmarkStart w:id="28" w:name="високий-рівень-творчий"/>
+        <w:t xml:space="preserve">Як перевірити правильність реалізації DES без стороннього програмного забезпечення? (Підказка: тестові вектори з відомими проміжними значеннями.)</w:t>
+      </w:r>
+    </w:p>
+    <w:bookmarkEnd w:id="28"/>
+    <w:bookmarkStart w:id="29" w:name="високий-рівень-творчий"/>
     <w:p>
       <w:pPr>
         <w:pStyle w:val="Heading3"/>
@@ -5806,8 +5849,8 @@
         <w:t xml:space="preserve">Сформулюйте, за яких умов сьогодні ще припустимо застосовувати 3DES, і обґрунтуйте відповідь.</w:t>
       </w:r>
     </w:p>
-    <w:bookmarkEnd w:id="28"/>
     <w:bookmarkEnd w:id="29"/>
+    <w:bookmarkEnd w:id="30"/>
     <w:sectPr>
       <w:pgSz w:h="16838" w:orient="portrait" w:w="11906"/>
       <w:pgMar w:bottom="1134" w:footer="708" w:gutter="0" w:header="708" w:left="1418" w:right="851" w:top="1134"/>
